--- a/internal_doc/03.开发设计/decimal/Story_decimal.docx
+++ b/internal_doc/03.开发设计/decimal/Story_decimal.docx
@@ -323,130 +323,103 @@
         <w:t>$mod</w:t>
       </w:r>
     </w:p>
+    <w:p/>
     <w:p>
-      <w:pPr>
-        <w:rPr>
-          <w:rFonts w:hint="eastAsia"/>
-        </w:rPr>
-      </w:pPr>
+      <w:r>
+        <w:rPr>
+          <w:rFonts w:hint="eastAsia"/>
+        </w:rPr>
+        <w:t>选择操作：</w:t>
+      </w:r>
     </w:p>
     <w:p>
-      <w:pPr>
-        <w:rPr>
-          <w:rFonts w:hint="eastAsia"/>
-        </w:rPr>
-      </w:pPr>
-      <w:r>
-        <w:rPr>
-          <w:rFonts w:hint="eastAsia"/>
-        </w:rPr>
-        <w:t>选择操作：</w:t>
+      <w:r>
+        <w:t>$abs</w:t>
+      </w:r>
+      <w:r>
+        <w:rPr>
+          <w:rFonts w:hint="eastAsia"/>
+        </w:rPr>
+        <w:t>、</w:t>
+      </w:r>
+      <w:r>
+        <w:t>$ceiling</w:t>
+      </w:r>
+      <w:r>
+        <w:rPr>
+          <w:rFonts w:hint="eastAsia"/>
+        </w:rPr>
+        <w:t>、</w:t>
+      </w:r>
+      <w:r>
+        <w:t>$floor</w:t>
+      </w:r>
+      <w:r>
+        <w:rPr>
+          <w:rFonts w:hint="eastAsia"/>
+        </w:rPr>
+        <w:t>、</w:t>
+      </w:r>
+      <w:r>
+        <w:t>$mod</w:t>
+      </w:r>
+      <w:r>
+        <w:rPr>
+          <w:rFonts w:hint="eastAsia"/>
+        </w:rPr>
+        <w:t>、</w:t>
+      </w:r>
+      <w:r>
+        <w:t>$add</w:t>
+      </w:r>
+      <w:r>
+        <w:rPr>
+          <w:rFonts w:hint="eastAsia"/>
+        </w:rPr>
+        <w:t>、</w:t>
+      </w:r>
+      <w:r>
+        <w:t>$subtract</w:t>
+      </w:r>
+      <w:r>
+        <w:rPr>
+          <w:rFonts w:hint="eastAsia"/>
+        </w:rPr>
+        <w:t>、</w:t>
+      </w:r>
+      <w:r>
+        <w:t>$multipl</w:t>
+      </w:r>
+      <w:r>
+        <w:rPr>
+          <w:rFonts w:hint="eastAsia"/>
+        </w:rPr>
+        <w:t>y</w:t>
+      </w:r>
+      <w:r>
+        <w:rPr>
+          <w:rFonts w:hint="eastAsia"/>
+        </w:rPr>
+        <w:t>、</w:t>
+      </w:r>
+      <w:r>
+        <w:t>$divide</w:t>
+      </w:r>
+      <w:r>
+        <w:rPr>
+          <w:rFonts w:hint="eastAsia"/>
+        </w:rPr>
+        <w:t>、</w:t>
+      </w:r>
+      <w:r>
+        <w:rPr>
+          <w:rFonts w:hint="eastAsia"/>
+        </w:rPr>
+        <w:t>$cast</w:t>
       </w:r>
     </w:p>
+    <w:p/>
     <w:p>
-      <w:pPr>
-        <w:rPr>
-          <w:rFonts w:hint="eastAsia"/>
-        </w:rPr>
-      </w:pPr>
-      <w:r>
-        <w:t>$abs</w:t>
-      </w:r>
-      <w:r>
-        <w:rPr>
-          <w:rFonts w:hint="eastAsia"/>
-        </w:rPr>
-        <w:t>、</w:t>
-      </w:r>
-      <w:r>
-        <w:t>$ceiling</w:t>
-      </w:r>
-      <w:r>
-        <w:rPr>
-          <w:rFonts w:hint="eastAsia"/>
-        </w:rPr>
-        <w:t>、</w:t>
-      </w:r>
-      <w:r>
-        <w:t>$floor</w:t>
-      </w:r>
-      <w:r>
-        <w:rPr>
-          <w:rFonts w:hint="eastAsia"/>
-        </w:rPr>
-        <w:t>、</w:t>
-      </w:r>
-      <w:r>
-        <w:t>$mod</w:t>
-      </w:r>
-      <w:r>
-        <w:rPr>
-          <w:rFonts w:hint="eastAsia"/>
-        </w:rPr>
-        <w:t>、</w:t>
-      </w:r>
-      <w:r>
-        <w:t>$add</w:t>
-      </w:r>
-      <w:r>
-        <w:rPr>
-          <w:rFonts w:hint="eastAsia"/>
-        </w:rPr>
-        <w:t>、</w:t>
-      </w:r>
-      <w:r>
-        <w:t>$subtract</w:t>
-      </w:r>
-      <w:r>
-        <w:rPr>
-          <w:rFonts w:hint="eastAsia"/>
-        </w:rPr>
-        <w:t>、</w:t>
-      </w:r>
-      <w:r>
-        <w:t>$multipl</w:t>
-      </w:r>
-      <w:r>
-        <w:rPr>
-          <w:rFonts w:hint="eastAsia"/>
-        </w:rPr>
-        <w:t>y</w:t>
-      </w:r>
-      <w:r>
-        <w:rPr>
-          <w:rFonts w:hint="eastAsia"/>
-        </w:rPr>
-        <w:t>、</w:t>
-      </w:r>
-      <w:r>
-        <w:t>$divide</w:t>
-      </w:r>
-      <w:r>
-        <w:rPr>
-          <w:rFonts w:hint="eastAsia"/>
-        </w:rPr>
-        <w:t>、</w:t>
-      </w:r>
-      <w:r>
-        <w:rPr>
-          <w:rFonts w:hint="eastAsia"/>
-        </w:rPr>
-        <w:t>$cast</w:t>
-      </w:r>
-    </w:p>
-    <w:p>
-      <w:pPr>
-        <w:rPr>
-          <w:rFonts w:hint="eastAsia"/>
-        </w:rPr>
-      </w:pPr>
-    </w:p>
-    <w:p>
-      <w:pPr>
-        <w:rPr>
-          <w:rFonts w:hint="eastAsia"/>
-        </w:rPr>
-      </w:pPr>
       <w:r>
         <w:rPr>
           <w:rFonts w:hint="eastAsia"/>
@@ -1506,6 +1479,21 @@
     <w:p>
       <w:pPr>
         <w:rPr>
+          <w:rFonts w:hint="eastAsia"/>
+          <w:color w:val="FF0000"/>
+        </w:rPr>
+      </w:pPr>
+      <w:r>
+        <w:rPr>
+          <w:rFonts w:hint="eastAsia"/>
+          <w:color w:val="FF0000"/>
+        </w:rPr>
+        <w:t>导入导出工具</w:t>
+      </w:r>
+    </w:p>
+    <w:p>
+      <w:pPr>
+        <w:rPr>
           <w:color w:val="7F7F7F" w:themeColor="text1" w:themeTint="80"/>
         </w:rPr>
       </w:pPr>
@@ -1514,7 +1502,7 @@
           <w:rFonts w:hint="eastAsia"/>
           <w:color w:val="FF0000"/>
         </w:rPr>
-        <w:t>导入导出工具</w:t>
+        <w:t>csv</w:t>
       </w:r>
     </w:p>
     <w:p/>
@@ -1526,6 +1514,7 @@
         <w:rPr>
           <w:rFonts w:hint="eastAsia"/>
         </w:rPr>
+        <w:lastRenderedPageBreak/>
         <w:t>Story</w:t>
       </w:r>
       <w:r>
@@ -1536,31 +1525,53 @@
       </w:r>
     </w:p>
     <w:p>
-      <w:pPr>
-        <w:rPr>
-          <w:color w:val="00B0F0"/>
-        </w:rPr>
-      </w:pPr>
-      <w:r>
-        <w:rPr>
-          <w:rFonts w:hint="eastAsia"/>
-          <w:color w:val="00B0F0"/>
-        </w:rPr>
-        <w:t>说明：简单描述</w:t>
-      </w:r>
-      <w:r>
-        <w:rPr>
-          <w:rFonts w:hint="eastAsia"/>
-          <w:color w:val="00B0F0"/>
-        </w:rPr>
-        <w:t>Story</w:t>
-      </w:r>
-      <w:r>
-        <w:rPr>
-          <w:rFonts w:hint="eastAsia"/>
-          <w:color w:val="00B0F0"/>
-        </w:rPr>
-        <w:t>对其它功能的约束，以及对某些功能的依赖</w:t>
+      <w:r>
+        <w:rPr>
+          <w:rFonts w:hint="eastAsia"/>
+        </w:rPr>
+        <w:t>fdw</w:t>
+      </w:r>
+      <w:r>
+        <w:rPr>
+          <w:rFonts w:hint="eastAsia"/>
+        </w:rPr>
+        <w:t>直接拷贝</w:t>
+      </w:r>
+      <w:r>
+        <w:rPr>
+          <w:rFonts w:hint="eastAsia"/>
+        </w:rPr>
+        <w:t>c</w:t>
+      </w:r>
+      <w:r>
+        <w:rPr>
+          <w:rFonts w:hint="eastAsia"/>
+        </w:rPr>
+        <w:t>的</w:t>
+      </w:r>
+      <w:r>
+        <w:rPr>
+          <w:rFonts w:hint="eastAsia"/>
+        </w:rPr>
+        <w:t>bson</w:t>
+      </w:r>
+      <w:r>
+        <w:rPr>
+          <w:rFonts w:hint="eastAsia"/>
+        </w:rPr>
+        <w:t>代码进行编译，需要调整</w:t>
+      </w:r>
+      <w:r>
+        <w:rPr>
+          <w:rFonts w:hint="eastAsia"/>
+        </w:rPr>
+        <w:t>fdw</w:t>
+      </w:r>
+      <w:r>
+        <w:rPr>
+          <w:rFonts w:hint="eastAsia"/>
+        </w:rPr>
+        <w:t>的编译脚本</w:t>
       </w:r>
     </w:p>
     <w:p/>
@@ -2426,7 +2437,6 @@
         <w:rPr>
           <w:rFonts w:hint="eastAsia"/>
         </w:rPr>
-        <w:lastRenderedPageBreak/>
         <w:t>验收</w:t>
       </w:r>
       <w:r>
@@ -2593,9 +2603,6 @@
           <w:p>
             <w:pPr>
               <w:ind w:left="0"/>
-              <w:rPr>
-                <w:rFonts w:hint="eastAsia"/>
-              </w:rPr>
             </w:pPr>
             <w:r>
               <w:rPr>
@@ -2631,9 +2638,6 @@
           <w:p>
             <w:pPr>
               <w:ind w:left="0"/>
-              <w:rPr>
-                <w:rFonts w:hint="eastAsia"/>
-              </w:rPr>
             </w:pPr>
             <w:r>
               <w:rPr>
@@ -2753,9 +2757,6 @@
           <w:p>
             <w:pPr>
               <w:ind w:left="0"/>
-              <w:rPr>
-                <w:rFonts w:hint="eastAsia"/>
-              </w:rPr>
             </w:pPr>
             <w:r>
               <w:rPr>
@@ -2831,9 +2832,6 @@
           <w:p>
             <w:pPr>
               <w:ind w:left="0"/>
-              <w:rPr>
-                <w:rFonts w:hint="eastAsia"/>
-              </w:rPr>
             </w:pPr>
             <w:r>
               <w:rPr>
@@ -2850,9 +2848,6 @@
           <w:p>
             <w:pPr>
               <w:ind w:left="0"/>
-              <w:rPr>
-                <w:rFonts w:hint="eastAsia"/>
-              </w:rPr>
             </w:pPr>
             <w:r>
               <w:rPr>
@@ -2869,9 +2864,6 @@
           <w:p>
             <w:pPr>
               <w:ind w:left="0"/>
-              <w:rPr>
-                <w:rFonts w:hint="eastAsia"/>
-              </w:rPr>
             </w:pPr>
             <w:r>
               <w:rPr>
@@ -2888,9 +2880,6 @@
           <w:p>
             <w:pPr>
               <w:ind w:left="0"/>
-              <w:rPr>
-                <w:rFonts w:hint="eastAsia"/>
-              </w:rPr>
             </w:pPr>
             <w:r>
               <w:rPr>
@@ -2921,9 +2910,6 @@
           <w:p>
             <w:pPr>
               <w:ind w:left="0"/>
-              <w:rPr>
-                <w:rFonts w:hint="eastAsia"/>
-              </w:rPr>
             </w:pPr>
             <w:r>
               <w:rPr>
@@ -2940,9 +2926,6 @@
           <w:p>
             <w:pPr>
               <w:ind w:left="0"/>
-              <w:rPr>
-                <w:rFonts w:hint="eastAsia"/>
-              </w:rPr>
             </w:pPr>
             <w:r>
               <w:rPr>
@@ -2959,9 +2942,6 @@
           <w:p>
             <w:pPr>
               <w:ind w:left="0"/>
-              <w:rPr>
-                <w:rFonts w:hint="eastAsia"/>
-              </w:rPr>
             </w:pPr>
             <w:r>
               <w:rPr>
@@ -2978,9 +2958,6 @@
           <w:p>
             <w:pPr>
               <w:ind w:left="0"/>
-              <w:rPr>
-                <w:rFonts w:hint="eastAsia"/>
-              </w:rPr>
             </w:pPr>
             <w:r>
               <w:rPr>

--- a/internal_doc/03.开发设计/decimal/Story_decimal.docx
+++ b/internal_doc/03.开发设计/decimal/Story_decimal.docx
@@ -230,7 +230,7 @@
         <w:rPr>
           <w:rFonts w:hint="eastAsia"/>
         </w:rPr>
-        <w:t>数据类型，满足银行等应用的数据</w:t>
+        <w:t>数据类型，满足银行等应用的需求</w:t>
       </w:r>
     </w:p>
     <w:p>
@@ -257,13 +257,39 @@
       </w:r>
     </w:p>
     <w:p>
-      <w:r>
-        <w:rPr>
-          <w:rFonts w:hint="eastAsia"/>
-        </w:rPr>
-        <w:t>匹配操作：</w:t>
-      </w:r>
-    </w:p>
+      <w:pPr>
+        <w:pStyle w:val="Heading3"/>
+        <w:rPr>
+          <w:rFonts w:hint="eastAsia"/>
+        </w:rPr>
+      </w:pPr>
+      <w:r>
+        <w:rPr>
+          <w:rFonts w:hint="eastAsia"/>
+        </w:rPr>
+        <w:t>shell</w:t>
+      </w:r>
+    </w:p>
+    <w:p>
+      <w:pPr>
+        <w:pStyle w:val="ListParagraph"/>
+        <w:numPr>
+          <w:ilvl w:val="0"/>
+          <w:numId w:val="7"/>
+        </w:numPr>
+        <w:ind w:firstLineChars="0"/>
+        <w:rPr>
+          <w:rFonts w:hint="eastAsia"/>
+        </w:rPr>
+      </w:pPr>
+      <w:r>
+        <w:rPr>
+          <w:rFonts w:hint="eastAsia"/>
+        </w:rPr>
+        <w:t>匹配操作</w:t>
+      </w:r>
+    </w:p>
+    <w:p/>
     <w:p>
       <w:r>
         <w:t>$gt</w:t>
@@ -325,11 +351,19 @@
     </w:p>
     <w:p/>
     <w:p>
-      <w:r>
-        <w:rPr>
-          <w:rFonts w:hint="eastAsia"/>
-        </w:rPr>
-        <w:t>选择操作：</w:t>
+      <w:pPr>
+        <w:pStyle w:val="ListParagraph"/>
+        <w:numPr>
+          <w:ilvl w:val="0"/>
+          <w:numId w:val="7"/>
+        </w:numPr>
+        <w:ind w:firstLineChars="0"/>
+      </w:pPr>
+      <w:r>
+        <w:rPr>
+          <w:rFonts w:hint="eastAsia"/>
+        </w:rPr>
+        <w:t>选择操作</w:t>
       </w:r>
     </w:p>
     <w:p>
@@ -420,6 +454,14 @@
     </w:p>
     <w:p/>
     <w:p>
+      <w:pPr>
+        <w:pStyle w:val="ListParagraph"/>
+        <w:numPr>
+          <w:ilvl w:val="0"/>
+          <w:numId w:val="7"/>
+        </w:numPr>
+        <w:ind w:firstLineChars="0"/>
+      </w:pPr>
       <w:r>
         <w:rPr>
           <w:rFonts w:hint="eastAsia"/>
@@ -502,10 +544,175 @@
         <w:t>{a:{$decimal:"1234.434", $options:{precision:10, scale:6}}}</w:t>
       </w:r>
     </w:p>
+    <w:p>
+      <w:pPr>
+        <w:pStyle w:val="Heading3"/>
+        <w:rPr>
+          <w:rFonts w:hint="eastAsia"/>
+        </w:rPr>
+      </w:pPr>
+      <w:r>
+        <w:rPr>
+          <w:rFonts w:hint="eastAsia"/>
+        </w:rPr>
+        <w:t>c</w:t>
+      </w:r>
+      <w:r>
+        <w:rPr>
+          <w:rFonts w:hint="eastAsia"/>
+        </w:rPr>
+        <w:t>驱动</w:t>
+      </w:r>
+    </w:p>
+    <w:p>
+      <w:pPr>
+        <w:rPr>
+          <w:rFonts w:asciiTheme="minorEastAsia" w:hAnsiTheme="minorEastAsia"/>
+        </w:rPr>
+      </w:pPr>
+      <w:r>
+        <w:rPr>
+          <w:rFonts w:asciiTheme="minorEastAsia" w:hAnsiTheme="minorEastAsia" w:hint="eastAsia"/>
+        </w:rPr>
+        <w:t>struct bson_decimal</w:t>
+      </w:r>
+    </w:p>
+    <w:p>
+      <w:pPr>
+        <w:rPr>
+          <w:rFonts w:asciiTheme="minorEastAsia" w:hAnsiTheme="minorEastAsia"/>
+        </w:rPr>
+      </w:pPr>
+      <w:r>
+        <w:rPr>
+          <w:rFonts w:asciiTheme="minorEastAsia" w:hAnsiTheme="minorEastAsia" w:hint="eastAsia"/>
+        </w:rPr>
+        <w:t>{</w:t>
+      </w:r>
+    </w:p>
+    <w:p>
+      <w:pPr>
+        <w:rPr>
+          <w:rFonts w:asciiTheme="minorEastAsia" w:hAnsiTheme="minorEastAsia"/>
+        </w:rPr>
+      </w:pPr>
+      <w:r>
+        <w:rPr>
+          <w:rFonts w:asciiTheme="minorEastAsia" w:hAnsiTheme="minorEastAsia" w:hint="eastAsia"/>
+        </w:rPr>
+        <w:t xml:space="preserve">  int32  typemod; //字段定义的精度范围</w:t>
+      </w:r>
+    </w:p>
+    <w:p>
+      <w:pPr>
+        <w:rPr>
+          <w:rFonts w:asciiTheme="minorEastAsia" w:hAnsiTheme="minorEastAsia"/>
+        </w:rPr>
+      </w:pPr>
+      <w:r>
+        <w:rPr>
+          <w:rFonts w:asciiTheme="minorEastAsia" w:hAnsiTheme="minorEastAsia" w:hint="eastAsia"/>
+        </w:rPr>
+        <w:t xml:space="preserve">  int32  ndigits; //digits数组个数</w:t>
+      </w:r>
+    </w:p>
+    <w:p>
+      <w:pPr>
+        <w:rPr>
+          <w:rFonts w:asciiTheme="minorEastAsia" w:hAnsiTheme="minorEastAsia"/>
+        </w:rPr>
+      </w:pPr>
+      <w:r>
+        <w:rPr>
+          <w:rFonts w:asciiTheme="minorEastAsia" w:hAnsiTheme="minorEastAsia" w:hint="eastAsia"/>
+        </w:rPr>
+        <w:t xml:space="preserve">  int16  sign;    //符号位</w:t>
+      </w:r>
+    </w:p>
+    <w:p>
+      <w:pPr>
+        <w:rPr>
+          <w:rFonts w:asciiTheme="minorEastAsia" w:hAnsiTheme="minorEastAsia"/>
+        </w:rPr>
+      </w:pPr>
+      <w:r>
+        <w:rPr>
+          <w:rFonts w:asciiTheme="minorEastAsia" w:hAnsiTheme="minorEastAsia" w:hint="eastAsia"/>
+        </w:rPr>
+        <w:lastRenderedPageBreak/>
+        <w:t xml:space="preserve">  int16  dscale;</w:t>
+      </w:r>
+      <w:r>
+        <w:rPr>
+          <w:rFonts w:asciiTheme="minorEastAsia" w:hAnsiTheme="minorEastAsia" w:hint="eastAsia"/>
+        </w:rPr>
+        <w:t xml:space="preserve">  //显示的小数位位数</w:t>
+      </w:r>
+    </w:p>
+    <w:p>
+      <w:pPr>
+        <w:rPr>
+          <w:rFonts w:asciiTheme="minorEastAsia" w:hAnsiTheme="minorEastAsia"/>
+        </w:rPr>
+      </w:pPr>
+      <w:r>
+        <w:rPr>
+          <w:rFonts w:asciiTheme="minorEastAsia" w:hAnsiTheme="minorEastAsia" w:hint="eastAsia"/>
+        </w:rPr>
+        <w:t xml:space="preserve">  int16  weight;  //</w:t>
+      </w:r>
+      <w:r>
+        <w:rPr>
+          <w:rFonts w:asciiTheme="minorEastAsia" w:hAnsiTheme="minorEastAsia" w:hint="eastAsia"/>
+        </w:rPr>
+        <w:t>整数位位数(NBASE=10000)</w:t>
+      </w:r>
+    </w:p>
+    <w:p>
+      <w:pPr>
+        <w:rPr>
+          <w:rFonts w:asciiTheme="minorEastAsia" w:hAnsiTheme="minorEastAsia"/>
+        </w:rPr>
+      </w:pPr>
+      <w:r>
+        <w:rPr>
+          <w:rFonts w:asciiTheme="minorEastAsia" w:hAnsiTheme="minorEastAsia" w:hint="eastAsia"/>
+        </w:rPr>
+        <w:t xml:space="preserve">  int16  isOwn;   //是否自己持有digits数组</w:t>
+      </w:r>
+    </w:p>
+    <w:p>
+      <w:pPr>
+        <w:rPr>
+          <w:rFonts w:asciiTheme="minorEastAsia" w:hAnsiTheme="minorEastAsia"/>
+        </w:rPr>
+      </w:pPr>
+      <w:r>
+        <w:rPr>
+          <w:rFonts w:asciiTheme="minorEastAsia" w:hAnsiTheme="minorEastAsia" w:hint="eastAsia"/>
+        </w:rPr>
+        <w:t xml:space="preserve">  int16  *digitis;//数组起始位置</w:t>
+      </w:r>
+    </w:p>
+    <w:p>
+      <w:pPr>
+        <w:rPr>
+          <w:rFonts w:asciiTheme="minorEastAsia" w:hAnsiTheme="minorEastAsia"/>
+        </w:rPr>
+      </w:pPr>
+      <w:r>
+        <w:rPr>
+          <w:rFonts w:asciiTheme="minorEastAsia" w:hAnsiTheme="minorEastAsia" w:hint="eastAsia"/>
+        </w:rPr>
+        <w:t>}</w:t>
+      </w:r>
+    </w:p>
     <w:p/>
     <w:p>
       <w:pPr>
-        <w:rPr>
+        <w:ind w:leftChars="170" w:firstLineChars="50" w:firstLine="105"/>
+        <w:rPr>
+          <w:rFonts w:hint="eastAsia"/>
           <w:lang w:bidi="en-US"/>
         </w:rPr>
       </w:pPr>
@@ -513,12 +720,6 @@
         <w:rPr>
           <w:rFonts w:hint="eastAsia"/>
         </w:rPr>
-        <w:t>c</w:t>
-      </w:r>
-      <w:r>
-        <w:rPr>
-          <w:rFonts w:hint="eastAsia"/>
-        </w:rPr>
         <w:t xml:space="preserve">       </w:t>
       </w:r>
       <w:r>
@@ -536,11 +737,39 @@
       </w:r>
     </w:p>
     <w:p>
-      <w:r>
-        <w:rPr>
-          <w:rFonts w:hint="eastAsia"/>
+      <w:pPr>
+        <w:rPr>
           <w:lang w:bidi="en-US"/>
         </w:rPr>
+      </w:pPr>
+      <w:r>
+        <w:rPr>
+          <w:rFonts w:hint="eastAsia"/>
+          <w:lang w:bidi="en-US"/>
+        </w:rPr>
+        <w:t xml:space="preserve">         bson_append_decimal2(</w:t>
+      </w:r>
+      <w:r>
+        <w:rPr>
+          <w:rFonts w:hint="eastAsia"/>
+          <w:lang w:bidi="en-US"/>
+        </w:rPr>
+        <w:t>bson *b, const char *name, bson_decimal *decimal</w:t>
+      </w:r>
+      <w:r>
+        <w:rPr>
+          <w:rFonts w:hint="eastAsia"/>
+          <w:lang w:bidi="en-US"/>
+        </w:rPr>
+        <w:t>,const char *value, int32 precision, int32 scale)</w:t>
+      </w:r>
+    </w:p>
+    <w:p>
+      <w:r>
+        <w:rPr>
+          <w:rFonts w:hint="eastAsia"/>
+          <w:lang w:bidi="en-US"/>
+        </w:rPr>
         <w:t xml:space="preserve">         </w:t>
       </w:r>
       <w:r>
@@ -556,69 +785,6 @@
           <w:rFonts w:hint="eastAsia"/>
         </w:rPr>
         <w:t xml:space="preserve">         </w:t>
-      </w:r>
-    </w:p>
-    <w:p>
-      <w:r>
-        <w:rPr>
-          <w:rFonts w:hint="eastAsia"/>
-        </w:rPr>
-        <w:t>c++      bsonDecimal BSONElement::decimal()</w:t>
-      </w:r>
-      <w:r>
-        <w:rPr>
-          <w:rFonts w:hint="eastAsia"/>
-        </w:rPr>
-        <w:tab/>
-      </w:r>
-      <w:r>
-        <w:rPr>
-          <w:rFonts w:hint="eastAsia"/>
-        </w:rPr>
-        <w:t>获取</w:t>
-      </w:r>
-      <w:r>
-        <w:rPr>
-          <w:rFonts w:hint="eastAsia"/>
-        </w:rPr>
-        <w:t>decimal</w:t>
-      </w:r>
-    </w:p>
-    <w:p>
-      <w:pPr>
-        <w:ind w:leftChars="170" w:firstLineChars="450" w:firstLine="945"/>
-      </w:pPr>
-      <w:r>
-        <w:rPr>
-          <w:rFonts w:hint="eastAsia"/>
-        </w:rPr>
-        <w:t>void BSONElement::Val(bsonDecimal &amp;v)</w:t>
-      </w:r>
-      <w:r>
-        <w:rPr>
-          <w:rFonts w:hint="eastAsia"/>
-        </w:rPr>
-        <w:tab/>
-      </w:r>
-      <w:r>
-        <w:rPr>
-          <w:rFonts w:hint="eastAsia"/>
-        </w:rPr>
-        <w:t>获取</w:t>
-      </w:r>
-      <w:r>
-        <w:rPr>
-          <w:rFonts w:hint="eastAsia"/>
-        </w:rPr>
-        <w:t>decimal</w:t>
-      </w:r>
-    </w:p>
-    <w:p>
-      <w:pPr>
-        <w:ind w:leftChars="170" w:firstLineChars="450" w:firstLine="945"/>
-      </w:pPr>
-      <w:r>
-        <w:t>BSONObjBuilder::append(const StringData &amp;fieldname, bsonDecimal *decimal)</w:t>
       </w:r>
     </w:p>
     <w:p>
@@ -752,14 +918,7 @@
               <w:rPr>
                 <w:rFonts w:asciiTheme="minorEastAsia" w:hAnsiTheme="minorEastAsia" w:hint="eastAsia"/>
               </w:rPr>
-              <w:t xml:space="preserve">INT32 decimal_alloc(bson_decimal *decimal, int </w:t>
-            </w:r>
-            <w:r>
-              <w:rPr>
-                <w:rFonts w:asciiTheme="minorEastAsia" w:hAnsiTheme="minorEastAsia" w:hint="eastAsia"/>
-              </w:rPr>
-              <w:lastRenderedPageBreak/>
-              <w:t>ndigits);</w:t>
+              <w:t>INT32 decimal_alloc(bson_decimal *decimal, int ndigits);</w:t>
             </w:r>
           </w:p>
         </w:tc>
@@ -775,7 +934,6 @@
               <w:rPr>
                 <w:rFonts w:hint="eastAsia"/>
               </w:rPr>
-              <w:lastRenderedPageBreak/>
               <w:t>分配内存</w:t>
             </w:r>
           </w:p>
@@ -803,7 +961,6 @@
               <w:rPr>
                 <w:rFonts w:asciiTheme="minorEastAsia" w:hAnsiTheme="minorEastAsia" w:hint="eastAsia"/>
               </w:rPr>
-              <w:lastRenderedPageBreak/>
               <w:t>decimal_free(bson_decimal *decimal);</w:t>
             </w:r>
           </w:p>
@@ -1321,7 +1478,14 @@
               <w:rPr>
                 <w:rFonts w:asciiTheme="minorEastAsia" w:hAnsiTheme="minorEastAsia" w:hint="eastAsia"/>
               </w:rPr>
-              <w:t>INT32 decimal_to_str(bson_decimal *decimal, char *&amp;value);</w:t>
+              <w:t xml:space="preserve">INT32 decimal_to_str(bson_decimal *decimal, </w:t>
+            </w:r>
+            <w:r>
+              <w:rPr>
+                <w:rFonts w:asciiTheme="minorEastAsia" w:hAnsiTheme="minorEastAsia" w:hint="eastAsia"/>
+              </w:rPr>
+              <w:lastRenderedPageBreak/>
+              <w:t>char *&amp;value);</w:t>
             </w:r>
           </w:p>
         </w:tc>
@@ -1354,6 +1518,7 @@
               <w:rPr>
                 <w:rFonts w:asciiTheme="minorEastAsia" w:hAnsiTheme="minorEastAsia" w:hint="eastAsia"/>
               </w:rPr>
+              <w:lastRenderedPageBreak/>
               <w:t>decimal_hash();</w:t>
             </w:r>
           </w:p>
@@ -1405,104 +1570,279 @@
         </w:tc>
       </w:tr>
     </w:tbl>
+    <w:p>
+      <w:pPr>
+        <w:rPr>
+          <w:rFonts w:hint="eastAsia"/>
+        </w:rPr>
+      </w:pPr>
+    </w:p>
+    <w:p>
+      <w:pPr>
+        <w:pStyle w:val="Heading3"/>
+        <w:rPr>
+          <w:rFonts w:hint="eastAsia"/>
+        </w:rPr>
+      </w:pPr>
+      <w:r>
+        <w:rPr>
+          <w:rFonts w:hint="eastAsia"/>
+        </w:rPr>
+        <w:t>C++</w:t>
+      </w:r>
+      <w:r>
+        <w:rPr>
+          <w:rFonts w:hint="eastAsia"/>
+        </w:rPr>
+        <w:t>驱动</w:t>
+      </w:r>
+    </w:p>
+    <w:p>
+      <w:r>
+        <w:rPr>
+          <w:rFonts w:hint="eastAsia"/>
+        </w:rPr>
+        <w:t>c++      bsonDecimal BSONElement::decimal()</w:t>
+      </w:r>
+      <w:r>
+        <w:rPr>
+          <w:rFonts w:hint="eastAsia"/>
+        </w:rPr>
+        <w:tab/>
+      </w:r>
+      <w:r>
+        <w:rPr>
+          <w:rFonts w:hint="eastAsia"/>
+        </w:rPr>
+        <w:t>获取</w:t>
+      </w:r>
+      <w:r>
+        <w:rPr>
+          <w:rFonts w:hint="eastAsia"/>
+        </w:rPr>
+        <w:t>decimal</w:t>
+      </w:r>
+    </w:p>
+    <w:p>
+      <w:pPr>
+        <w:ind w:leftChars="170" w:firstLineChars="450" w:firstLine="945"/>
+      </w:pPr>
+      <w:r>
+        <w:rPr>
+          <w:rFonts w:hint="eastAsia"/>
+        </w:rPr>
+        <w:t>void BSONElement::Val(bsonDecimal &amp;v)</w:t>
+      </w:r>
+      <w:r>
+        <w:rPr>
+          <w:rFonts w:hint="eastAsia"/>
+        </w:rPr>
+        <w:tab/>
+      </w:r>
+      <w:r>
+        <w:rPr>
+          <w:rFonts w:hint="eastAsia"/>
+        </w:rPr>
+        <w:t>获取</w:t>
+      </w:r>
+      <w:r>
+        <w:rPr>
+          <w:rFonts w:hint="eastAsia"/>
+        </w:rPr>
+        <w:t>decimal</w:t>
+      </w:r>
+    </w:p>
+    <w:p>
+      <w:pPr>
+        <w:ind w:leftChars="170" w:firstLineChars="450" w:firstLine="945"/>
+      </w:pPr>
+      <w:r>
+        <w:t>BSONObjBuilder::append(const StringData &amp;fieldname, bsonDecimal *decimal)</w:t>
+      </w:r>
+    </w:p>
+    <w:p>
+      <w:pPr>
+        <w:rPr>
+          <w:rFonts w:hint="eastAsia"/>
+        </w:rPr>
+      </w:pPr>
+    </w:p>
+    <w:p>
+      <w:pPr>
+        <w:pStyle w:val="Heading3"/>
+      </w:pPr>
+      <w:r>
+        <w:rPr>
+          <w:rFonts w:hint="eastAsia"/>
+        </w:rPr>
+        <w:t>其他</w:t>
+      </w:r>
+    </w:p>
+    <w:p>
+      <w:pPr>
+        <w:rPr>
+          <w:color w:val="FF0000"/>
+        </w:rPr>
+      </w:pPr>
+      <w:r>
+        <w:rPr>
+          <w:rFonts w:hint="eastAsia"/>
+          <w:color w:val="FF0000"/>
+        </w:rPr>
+        <w:t>c#</w:t>
+      </w:r>
+    </w:p>
+    <w:p>
+      <w:pPr>
+        <w:rPr>
+          <w:color w:val="FF0000"/>
+        </w:rPr>
+      </w:pPr>
+      <w:r>
+        <w:rPr>
+          <w:rFonts w:hint="eastAsia"/>
+          <w:color w:val="FF0000"/>
+        </w:rPr>
+        <w:t>java</w:t>
+      </w:r>
+    </w:p>
+    <w:p>
+      <w:pPr>
+        <w:rPr>
+          <w:color w:val="FF0000"/>
+        </w:rPr>
+      </w:pPr>
+      <w:r>
+        <w:rPr>
+          <w:rFonts w:hint="eastAsia"/>
+          <w:color w:val="FF0000"/>
+        </w:rPr>
+        <w:t>python</w:t>
+      </w:r>
+    </w:p>
+    <w:p>
+      <w:pPr>
+        <w:rPr>
+          <w:color w:val="FF0000"/>
+        </w:rPr>
+      </w:pPr>
+      <w:r>
+        <w:rPr>
+          <w:rFonts w:hint="eastAsia"/>
+          <w:color w:val="FF0000"/>
+        </w:rPr>
+        <w:t>php</w:t>
+      </w:r>
+    </w:p>
+    <w:p>
+      <w:pPr>
+        <w:rPr>
+          <w:color w:val="FF0000"/>
+        </w:rPr>
+      </w:pPr>
+      <w:r>
+        <w:rPr>
+          <w:rFonts w:hint="eastAsia"/>
+          <w:color w:val="FF0000"/>
+        </w:rPr>
+        <w:t>js</w:t>
+      </w:r>
+    </w:p>
+    <w:p>
+      <w:pPr>
+        <w:rPr>
+          <w:rFonts w:hint="eastAsia"/>
+          <w:color w:val="FF0000"/>
+        </w:rPr>
+      </w:pPr>
+      <w:r>
+        <w:rPr>
+          <w:rFonts w:hint="eastAsia"/>
+          <w:color w:val="FF0000"/>
+        </w:rPr>
+        <w:t>导入导出工具</w:t>
+      </w:r>
+    </w:p>
+    <w:p>
+      <w:pPr>
+        <w:rPr>
+          <w:color w:val="7F7F7F" w:themeColor="text1" w:themeTint="80"/>
+        </w:rPr>
+      </w:pPr>
+      <w:r>
+        <w:rPr>
+          <w:rFonts w:hint="eastAsia"/>
+          <w:color w:val="FF0000"/>
+        </w:rPr>
+        <w:t>csv</w:t>
+      </w:r>
+    </w:p>
     <w:p/>
     <w:p>
       <w:pPr>
-        <w:rPr>
-          <w:color w:val="FF0000"/>
-        </w:rPr>
-      </w:pPr>
-      <w:r>
-        <w:rPr>
-          <w:rFonts w:hint="eastAsia"/>
-          <w:color w:val="FF0000"/>
-        </w:rPr>
-        <w:t>c#</w:t>
-      </w:r>
-    </w:p>
-    <w:p>
-      <w:pPr>
-        <w:rPr>
-          <w:color w:val="FF0000"/>
-        </w:rPr>
-      </w:pPr>
-      <w:r>
-        <w:rPr>
-          <w:rFonts w:hint="eastAsia"/>
-          <w:color w:val="FF0000"/>
-        </w:rPr>
-        <w:t>java</w:t>
-      </w:r>
-    </w:p>
-    <w:p>
-      <w:pPr>
-        <w:rPr>
-          <w:color w:val="FF0000"/>
-        </w:rPr>
-      </w:pPr>
-      <w:r>
-        <w:rPr>
-          <w:rFonts w:hint="eastAsia"/>
-          <w:color w:val="FF0000"/>
-        </w:rPr>
-        <w:t>python</w:t>
-      </w:r>
-    </w:p>
-    <w:p>
-      <w:pPr>
-        <w:rPr>
-          <w:color w:val="FF0000"/>
-        </w:rPr>
-      </w:pPr>
-      <w:r>
-        <w:rPr>
-          <w:rFonts w:hint="eastAsia"/>
-          <w:color w:val="FF0000"/>
-        </w:rPr>
-        <w:t>php</w:t>
-      </w:r>
-    </w:p>
-    <w:p>
-      <w:pPr>
-        <w:rPr>
-          <w:color w:val="FF0000"/>
-        </w:rPr>
-      </w:pPr>
-      <w:r>
-        <w:rPr>
-          <w:rFonts w:hint="eastAsia"/>
-          <w:color w:val="FF0000"/>
-        </w:rPr>
-        <w:t>js</w:t>
-      </w:r>
-    </w:p>
-    <w:p>
-      <w:pPr>
-        <w:rPr>
-          <w:rFonts w:hint="eastAsia"/>
-          <w:color w:val="FF0000"/>
-        </w:rPr>
-      </w:pPr>
-      <w:r>
-        <w:rPr>
-          <w:rFonts w:hint="eastAsia"/>
-          <w:color w:val="FF0000"/>
-        </w:rPr>
-        <w:t>导入导出工具</w:t>
-      </w:r>
-    </w:p>
-    <w:p>
-      <w:pPr>
-        <w:rPr>
-          <w:color w:val="7F7F7F" w:themeColor="text1" w:themeTint="80"/>
-        </w:rPr>
-      </w:pPr>
-      <w:r>
-        <w:rPr>
-          <w:rFonts w:hint="eastAsia"/>
-          <w:color w:val="FF0000"/>
-        </w:rPr>
-        <w:t>csv</w:t>
+        <w:pStyle w:val="Heading2"/>
+      </w:pPr>
+      <w:r>
+        <w:rPr>
+          <w:rFonts w:hint="eastAsia"/>
+        </w:rPr>
+        <w:t>Story</w:t>
+      </w:r>
+      <w:r>
+        <w:rPr>
+          <w:rFonts w:hint="eastAsia"/>
+        </w:rPr>
+        <w:t>约束和依赖</w:t>
+      </w:r>
+    </w:p>
+    <w:p>
+      <w:r>
+        <w:rPr>
+          <w:rFonts w:hint="eastAsia"/>
+        </w:rPr>
+        <w:t>fdw</w:t>
+      </w:r>
+      <w:r>
+        <w:rPr>
+          <w:rFonts w:hint="eastAsia"/>
+        </w:rPr>
+        <w:t>直接拷贝</w:t>
+      </w:r>
+      <w:r>
+        <w:rPr>
+          <w:rFonts w:hint="eastAsia"/>
+        </w:rPr>
+        <w:t>c</w:t>
+      </w:r>
+      <w:r>
+        <w:rPr>
+          <w:rFonts w:hint="eastAsia"/>
+        </w:rPr>
+        <w:t>的</w:t>
+      </w:r>
+      <w:r>
+        <w:rPr>
+          <w:rFonts w:hint="eastAsia"/>
+        </w:rPr>
+        <w:t>bson</w:t>
+      </w:r>
+      <w:r>
+        <w:rPr>
+          <w:rFonts w:hint="eastAsia"/>
+        </w:rPr>
+        <w:t>代码进行编译，需要调整</w:t>
+      </w:r>
+      <w:r>
+        <w:rPr>
+          <w:rFonts w:hint="eastAsia"/>
+        </w:rPr>
+        <w:t>fdw</w:t>
+      </w:r>
+      <w:r>
+        <w:rPr>
+          <w:rFonts w:hint="eastAsia"/>
+        </w:rPr>
+        <w:t>的编译脚本</w:t>
       </w:r>
     </w:p>
     <w:p/>
@@ -1514,147 +1854,79 @@
         <w:rPr>
           <w:rFonts w:hint="eastAsia"/>
         </w:rPr>
+        <w:t xml:space="preserve">Story </w:t>
+      </w:r>
+      <w:r>
+        <w:rPr>
+          <w:rFonts w:hint="eastAsia"/>
+        </w:rPr>
+        <w:t>简单设计</w:t>
+      </w:r>
+    </w:p>
+    <w:p>
+      <w:pPr>
+        <w:pStyle w:val="Heading3"/>
+      </w:pPr>
+      <w:r>
+        <w:rPr>
+          <w:rFonts w:hint="eastAsia"/>
+        </w:rPr>
+        <w:t>相关模块架构图</w:t>
+      </w:r>
+    </w:p>
+    <w:p/>
+    <w:p>
+      <w:pPr>
+        <w:pStyle w:val="Heading3"/>
+      </w:pPr>
+      <w:r>
+        <w:rPr>
+          <w:rFonts w:hint="eastAsia"/>
+        </w:rPr>
+        <w:t>主要操作流程</w:t>
+      </w:r>
+    </w:p>
+    <w:p>
+      <w:r>
+        <w:rPr>
+          <w:rFonts w:hint="eastAsia"/>
+        </w:rPr>
+        <w:t>见</w:t>
+      </w:r>
+      <w:r>
+        <w:rPr>
+          <w:rFonts w:hint="eastAsia"/>
+        </w:rPr>
+        <w:t>decimal</w:t>
+      </w:r>
+      <w:r>
+        <w:rPr>
+          <w:rFonts w:hint="eastAsia"/>
+        </w:rPr>
+        <w:t>详细</w:t>
+      </w:r>
+      <w:r>
+        <w:rPr>
+          <w:rFonts w:hint="eastAsia"/>
+        </w:rPr>
+        <w:t>设计</w:t>
+      </w:r>
+      <w:r>
+        <w:rPr>
+          <w:rFonts w:hint="eastAsia"/>
+        </w:rPr>
+        <w:t>文档</w:t>
+      </w:r>
+    </w:p>
+    <w:p>
+      <w:pPr>
+        <w:pStyle w:val="Heading3"/>
+      </w:pPr>
+      <w:r>
+        <w:rPr>
+          <w:rFonts w:hint="eastAsia"/>
+        </w:rPr>
         <w:lastRenderedPageBreak/>
-        <w:t>Story</w:t>
-      </w:r>
-      <w:r>
-        <w:rPr>
-          <w:rFonts w:hint="eastAsia"/>
-        </w:rPr>
-        <w:t>约束和依赖</w:t>
-      </w:r>
-    </w:p>
-    <w:p>
-      <w:r>
-        <w:rPr>
-          <w:rFonts w:hint="eastAsia"/>
-        </w:rPr>
-        <w:t>fdw</w:t>
-      </w:r>
-      <w:r>
-        <w:rPr>
-          <w:rFonts w:hint="eastAsia"/>
-        </w:rPr>
-        <w:t>直接拷贝</w:t>
-      </w:r>
-      <w:r>
-        <w:rPr>
-          <w:rFonts w:hint="eastAsia"/>
-        </w:rPr>
-        <w:t>c</w:t>
-      </w:r>
-      <w:r>
-        <w:rPr>
-          <w:rFonts w:hint="eastAsia"/>
-        </w:rPr>
-        <w:t>的</w:t>
-      </w:r>
-      <w:r>
-        <w:rPr>
-          <w:rFonts w:hint="eastAsia"/>
-        </w:rPr>
-        <w:t>bson</w:t>
-      </w:r>
-      <w:r>
-        <w:rPr>
-          <w:rFonts w:hint="eastAsia"/>
-        </w:rPr>
-        <w:t>代码进行编译，需要调整</w:t>
-      </w:r>
-      <w:r>
-        <w:rPr>
-          <w:rFonts w:hint="eastAsia"/>
-        </w:rPr>
-        <w:t>fdw</w:t>
-      </w:r>
-      <w:r>
-        <w:rPr>
-          <w:rFonts w:hint="eastAsia"/>
-        </w:rPr>
-        <w:t>的编译脚本</w:t>
-      </w:r>
-    </w:p>
-    <w:p/>
-    <w:p>
-      <w:pPr>
-        <w:pStyle w:val="Heading2"/>
-      </w:pPr>
-      <w:r>
-        <w:rPr>
-          <w:rFonts w:hint="eastAsia"/>
-        </w:rPr>
-        <w:t xml:space="preserve">Story </w:t>
-      </w:r>
-      <w:r>
-        <w:rPr>
-          <w:rFonts w:hint="eastAsia"/>
-        </w:rPr>
-        <w:t>简单设计</w:t>
-      </w:r>
-    </w:p>
-    <w:p>
-      <w:pPr>
-        <w:pStyle w:val="Heading3"/>
-      </w:pPr>
-      <w:r>
-        <w:rPr>
-          <w:rFonts w:hint="eastAsia"/>
-        </w:rPr>
-        <w:t>相关模块架构图</w:t>
-      </w:r>
-    </w:p>
-    <w:p/>
-    <w:p>
-      <w:pPr>
-        <w:pStyle w:val="Heading3"/>
-      </w:pPr>
-      <w:r>
-        <w:rPr>
-          <w:rFonts w:hint="eastAsia"/>
-        </w:rPr>
-        <w:t>主要操作流程</w:t>
-      </w:r>
-    </w:p>
-    <w:p>
-      <w:r>
-        <w:rPr>
-          <w:rFonts w:hint="eastAsia"/>
-        </w:rPr>
-        <w:t>见</w:t>
-      </w:r>
-      <w:r>
-        <w:rPr>
-          <w:rFonts w:hint="eastAsia"/>
-        </w:rPr>
-        <w:t>decimal</w:t>
-      </w:r>
-      <w:r>
-        <w:rPr>
-          <w:rFonts w:hint="eastAsia"/>
-        </w:rPr>
-        <w:t>详细</w:t>
-      </w:r>
-      <w:r>
-        <w:rPr>
-          <w:rFonts w:hint="eastAsia"/>
-        </w:rPr>
-        <w:t>设计</w:t>
-      </w:r>
-      <w:r>
-        <w:rPr>
-          <w:rFonts w:hint="eastAsia"/>
-        </w:rPr>
-        <w:t>文档</w:t>
-      </w:r>
-    </w:p>
-    <w:p>
-      <w:pPr>
-        <w:pStyle w:val="Heading3"/>
-      </w:pPr>
-      <w:r>
-        <w:rPr>
-          <w:rFonts w:hint="eastAsia"/>
-        </w:rPr>
         <w:t>兼容性</w:t>
       </w:r>
     </w:p>
@@ -2210,34 +2482,42 @@
           <w:p>
             <w:pPr>
               <w:ind w:left="0"/>
-            </w:pPr>
-            <w:r>
-              <w:rPr>
-                <w:rFonts w:hint="eastAsia"/>
+              <w:rPr>
+                <w:color w:val="1F497D" w:themeColor="text2"/>
+              </w:rPr>
+            </w:pPr>
+            <w:r>
+              <w:rPr>
+                <w:rFonts w:hint="eastAsia"/>
+                <w:color w:val="1F497D" w:themeColor="text2"/>
               </w:rPr>
               <w:t>1</w:t>
             </w:r>
             <w:r>
               <w:rPr>
                 <w:rFonts w:hint="eastAsia"/>
+                <w:color w:val="1F497D" w:themeColor="text2"/>
               </w:rPr>
               <w:t>、</w:t>
             </w:r>
             <w:r>
               <w:rPr>
                 <w:rFonts w:hint="eastAsia"/>
+                <w:color w:val="1F497D" w:themeColor="text2"/>
               </w:rPr>
               <w:t>更新以前的数据类型为</w:t>
             </w:r>
             <w:r>
               <w:rPr>
                 <w:rFonts w:hint="eastAsia"/>
+                <w:color w:val="1F497D" w:themeColor="text2"/>
               </w:rPr>
               <w:t>decimal</w:t>
             </w:r>
             <w:r>
               <w:rPr>
                 <w:rFonts w:hint="eastAsia"/>
+                <w:color w:val="1F497D" w:themeColor="text2"/>
               </w:rPr>
               <w:t>！</w:t>
             </w:r>
@@ -2245,10 +2525,14 @@
           <w:p>
             <w:pPr>
               <w:ind w:left="0"/>
-            </w:pPr>
-            <w:r>
-              <w:rPr>
-                <w:rFonts w:hint="eastAsia"/>
+              <w:rPr>
+                <w:color w:val="1F497D" w:themeColor="text2"/>
+              </w:rPr>
+            </w:pPr>
+            <w:r>
+              <w:rPr>
+                <w:rFonts w:hint="eastAsia"/>
+                <w:color w:val="1F497D" w:themeColor="text2"/>
               </w:rPr>
               <w:t>double-&gt;decimal</w:t>
             </w:r>
@@ -2256,10 +2540,14 @@
           <w:p>
             <w:pPr>
               <w:ind w:left="0"/>
-            </w:pPr>
-            <w:r>
-              <w:rPr>
-                <w:rFonts w:hint="eastAsia"/>
+              <w:rPr>
+                <w:color w:val="1F497D" w:themeColor="text2"/>
+              </w:rPr>
+            </w:pPr>
+            <w:r>
+              <w:rPr>
+                <w:rFonts w:hint="eastAsia"/>
+                <w:color w:val="1F497D" w:themeColor="text2"/>
               </w:rPr>
               <w:t>string-&gt;decimal</w:t>
             </w:r>
@@ -2457,18 +2745,19 @@
         <w:tblStyle w:val="TableGrid"/>
         <w:tblW w:w="0" w:type="auto"/>
         <w:tblInd w:w="357" w:type="dxa"/>
+        <w:tblLayout w:type="fixed"/>
         <w:tblLook w:val="04A0"/>
       </w:tblPr>
       <w:tblGrid>
         <w:gridCol w:w="2490"/>
-        <w:gridCol w:w="556"/>
-        <w:gridCol w:w="4111"/>
+        <w:gridCol w:w="805"/>
+        <w:gridCol w:w="3862"/>
         <w:gridCol w:w="1008"/>
       </w:tblGrid>
       <w:tr>
         <w:tc>
           <w:tcPr>
-            <w:tcW w:w="2527" w:type="dxa"/>
+            <w:tcW w:w="2490" w:type="dxa"/>
             <w:shd w:val="clear" w:color="auto" w:fill="74D280" w:themeFill="background1" w:themeFillShade="BF"/>
           </w:tcPr>
           <w:p>
@@ -2489,7 +2778,7 @@
         </w:tc>
         <w:tc>
           <w:tcPr>
-            <w:tcW w:w="1511" w:type="dxa"/>
+            <w:tcW w:w="805" w:type="dxa"/>
             <w:shd w:val="clear" w:color="auto" w:fill="74D280" w:themeFill="background1" w:themeFillShade="BF"/>
           </w:tcPr>
           <w:p>
@@ -2510,7 +2799,7 @@
         </w:tc>
         <w:tc>
           <w:tcPr>
-            <w:tcW w:w="2376" w:type="dxa"/>
+            <w:tcW w:w="3862" w:type="dxa"/>
             <w:shd w:val="clear" w:color="auto" w:fill="74D280" w:themeFill="background1" w:themeFillShade="BF"/>
           </w:tcPr>
           <w:p>
@@ -2531,7 +2820,7 @@
         </w:tc>
         <w:tc>
           <w:tcPr>
-            <w:tcW w:w="1751" w:type="dxa"/>
+            <w:tcW w:w="1008" w:type="dxa"/>
             <w:shd w:val="clear" w:color="auto" w:fill="74D280" w:themeFill="background1" w:themeFillShade="BF"/>
           </w:tcPr>
           <w:p>
@@ -2554,7 +2843,7 @@
       <w:tr>
         <w:tc>
           <w:tcPr>
-            <w:tcW w:w="2527" w:type="dxa"/>
+            <w:tcW w:w="2490" w:type="dxa"/>
           </w:tcPr>
           <w:p>
             <w:pPr>
@@ -2582,7 +2871,7 @@
         </w:tc>
         <w:tc>
           <w:tcPr>
-            <w:tcW w:w="1511" w:type="dxa"/>
+            <w:tcW w:w="805" w:type="dxa"/>
           </w:tcPr>
           <w:p>
             <w:pPr>
@@ -2598,7 +2887,7 @@
         </w:tc>
         <w:tc>
           <w:tcPr>
-            <w:tcW w:w="2376" w:type="dxa"/>
+            <w:tcW w:w="3862" w:type="dxa"/>
           </w:tcPr>
           <w:p>
             <w:pPr>
@@ -2678,7 +2967,7 @@
         </w:tc>
         <w:tc>
           <w:tcPr>
-            <w:tcW w:w="1751" w:type="dxa"/>
+            <w:tcW w:w="1008" w:type="dxa"/>
           </w:tcPr>
           <w:p>
             <w:pPr>
@@ -2696,7 +2985,7 @@
       <w:tr>
         <w:tc>
           <w:tcPr>
-            <w:tcW w:w="2527" w:type="dxa"/>
+            <w:tcW w:w="2490" w:type="dxa"/>
           </w:tcPr>
           <w:p>
             <w:pPr>
@@ -2730,17 +3019,17 @@
         </w:tc>
         <w:tc>
           <w:tcPr>
-            <w:tcW w:w="1511" w:type="dxa"/>
-          </w:tcPr>
-          <w:p>
-            <w:pPr>
-              <w:ind w:left="0"/>
-            </w:pPr>
-            <w:r>
-              <w:rPr>
-                <w:rFonts w:hint="eastAsia"/>
-              </w:rPr>
-              <w:t>自增</w:t>
+            <w:tcW w:w="805" w:type="dxa"/>
+          </w:tcPr>
+          <w:p>
+            <w:pPr>
+              <w:ind w:left="0"/>
+            </w:pPr>
+            <w:r>
+              <w:rPr>
+                <w:rFonts w:hint="eastAsia"/>
+              </w:rPr>
+              <w:t>更新</w:t>
             </w:r>
             <w:r>
               <w:rPr>
@@ -2752,7 +3041,7 @@
         </w:tc>
         <w:tc>
           <w:tcPr>
-            <w:tcW w:w="2376" w:type="dxa"/>
+            <w:tcW w:w="3862" w:type="dxa"/>
           </w:tcPr>
           <w:p>
             <w:pPr>
@@ -2803,7 +3092,7 @@
         </w:tc>
         <w:tc>
           <w:tcPr>
-            <w:tcW w:w="1751" w:type="dxa"/>
+            <w:tcW w:w="1008" w:type="dxa"/>
           </w:tcPr>
           <w:p>
             <w:pPr>
@@ -2827,7 +3116,7 @@
       <w:tr>
         <w:tc>
           <w:tcPr>
-            <w:tcW w:w="2527" w:type="dxa"/>
+            <w:tcW w:w="2490" w:type="dxa"/>
           </w:tcPr>
           <w:p>
             <w:pPr>
@@ -2843,7 +3132,7 @@
         </w:tc>
         <w:tc>
           <w:tcPr>
-            <w:tcW w:w="1511" w:type="dxa"/>
+            <w:tcW w:w="805" w:type="dxa"/>
           </w:tcPr>
           <w:p>
             <w:pPr>
@@ -2859,7 +3148,7 @@
         </w:tc>
         <w:tc>
           <w:tcPr>
-            <w:tcW w:w="2376" w:type="dxa"/>
+            <w:tcW w:w="3862" w:type="dxa"/>
           </w:tcPr>
           <w:p>
             <w:pPr>
@@ -2875,7 +3164,7 @@
         </w:tc>
         <w:tc>
           <w:tcPr>
-            <w:tcW w:w="1751" w:type="dxa"/>
+            <w:tcW w:w="1008" w:type="dxa"/>
           </w:tcPr>
           <w:p>
             <w:pPr>
@@ -2905,7 +3194,7 @@
       <w:tr>
         <w:tc>
           <w:tcPr>
-            <w:tcW w:w="2527" w:type="dxa"/>
+            <w:tcW w:w="2490" w:type="dxa"/>
           </w:tcPr>
           <w:p>
             <w:pPr>
@@ -2921,39 +3210,47 @@
         </w:tc>
         <w:tc>
           <w:tcPr>
-            <w:tcW w:w="1511" w:type="dxa"/>
-          </w:tcPr>
-          <w:p>
-            <w:pPr>
-              <w:ind w:left="0"/>
-            </w:pPr>
-            <w:r>
-              <w:rPr>
-                <w:rFonts w:hint="eastAsia"/>
-              </w:rPr>
-              <w:t>选择操作</w:t>
-            </w:r>
-          </w:p>
-        </w:tc>
-        <w:tc>
-          <w:tcPr>
-            <w:tcW w:w="2376" w:type="dxa"/>
-          </w:tcPr>
-          <w:p>
-            <w:pPr>
-              <w:ind w:left="0"/>
-            </w:pPr>
-            <w:r>
-              <w:rPr>
-                <w:rFonts w:hint="eastAsia"/>
-              </w:rPr>
+            <w:tcW w:w="805" w:type="dxa"/>
+          </w:tcPr>
+          <w:p>
+            <w:pPr>
+              <w:ind w:left="0"/>
+            </w:pPr>
+            <w:r>
+              <w:rPr>
+                <w:rFonts w:hint="eastAsia"/>
+              </w:rPr>
+              <w:t>选择</w:t>
+            </w:r>
+            <w:r>
+              <w:rPr>
+                <w:rFonts w:hint="eastAsia"/>
+              </w:rPr>
+              <w:lastRenderedPageBreak/>
+              <w:t>操作</w:t>
+            </w:r>
+          </w:p>
+        </w:tc>
+        <w:tc>
+          <w:tcPr>
+            <w:tcW w:w="3862" w:type="dxa"/>
+          </w:tcPr>
+          <w:p>
+            <w:pPr>
+              <w:ind w:left="0"/>
+            </w:pPr>
+            <w:r>
+              <w:rPr>
+                <w:rFonts w:hint="eastAsia"/>
+              </w:rPr>
+              <w:lastRenderedPageBreak/>
               <w:t>1.db.cs.cl.find({}, {a:{$abs:1}})</w:t>
             </w:r>
           </w:p>
         </w:tc>
         <w:tc>
           <w:tcPr>
-            <w:tcW w:w="1751" w:type="dxa"/>
+            <w:tcW w:w="1008" w:type="dxa"/>
           </w:tcPr>
           <w:p>
             <w:pPr>
@@ -2975,7 +3272,14 @@
               <w:rPr>
                 <w:rFonts w:hint="eastAsia"/>
               </w:rPr>
-              <w:t>的绝对值</w:t>
+              <w:t>的绝</w:t>
+            </w:r>
+            <w:r>
+              <w:rPr>
+                <w:rFonts w:hint="eastAsia"/>
+              </w:rPr>
+              <w:lastRenderedPageBreak/>
+              <w:t>对值</w:t>
             </w:r>
           </w:p>
         </w:tc>
@@ -3440,6 +3744,345 @@
         <w:tc>
           <w:tcPr>
             <w:tcW w:w="2722" w:type="dxa"/>
+          </w:tcPr>
+          <w:p>
+            <w:pPr>
+              <w:ind w:left="0"/>
+            </w:pPr>
+          </w:p>
+        </w:tc>
+      </w:tr>
+    </w:tbl>
+    <w:p>
+      <w:pPr>
+        <w:pStyle w:val="Heading2"/>
+      </w:pPr>
+      <w:r>
+        <w:rPr>
+          <w:rFonts w:hint="eastAsia"/>
+        </w:rPr>
+        <w:t>计划时间</w:t>
+      </w:r>
+    </w:p>
+    <w:tbl>
+      <w:tblPr>
+        <w:tblStyle w:val="TableGrid"/>
+        <w:tblW w:w="0" w:type="auto"/>
+        <w:tblInd w:w="357" w:type="dxa"/>
+        <w:tblLook w:val="04A0"/>
+      </w:tblPr>
+      <w:tblGrid>
+        <w:gridCol w:w="2735"/>
+        <w:gridCol w:w="2715"/>
+      </w:tblGrid>
+      <w:tr>
+        <w:tc>
+          <w:tcPr>
+            <w:tcW w:w="2735" w:type="dxa"/>
+          </w:tcPr>
+          <w:p>
+            <w:pPr>
+              <w:ind w:left="0"/>
+            </w:pPr>
+            <w:r>
+              <w:t>S</w:t>
+            </w:r>
+            <w:r>
+              <w:rPr>
+                <w:rFonts w:hint="eastAsia"/>
+              </w:rPr>
+              <w:t>tory</w:t>
+            </w:r>
+            <w:r>
+              <w:rPr>
+                <w:rFonts w:hint="eastAsia"/>
+              </w:rPr>
+              <w:t>设计</w:t>
+            </w:r>
+          </w:p>
+        </w:tc>
+        <w:tc>
+          <w:tcPr>
+            <w:tcW w:w="2715" w:type="dxa"/>
+          </w:tcPr>
+          <w:p>
+            <w:pPr>
+              <w:ind w:left="0"/>
+            </w:pPr>
+            <w:r>
+              <w:rPr>
+                <w:rFonts w:hint="eastAsia"/>
+              </w:rPr>
+              <w:t>2016/3/</w:t>
+            </w:r>
+            <w:r>
+              <w:rPr>
+                <w:rFonts w:hint="eastAsia"/>
+              </w:rPr>
+              <w:t>16</w:t>
+            </w:r>
+          </w:p>
+        </w:tc>
+      </w:tr>
+      <w:tr>
+        <w:tc>
+          <w:tcPr>
+            <w:tcW w:w="2735" w:type="dxa"/>
+          </w:tcPr>
+          <w:p>
+            <w:pPr>
+              <w:ind w:left="0"/>
+            </w:pPr>
+            <w:r>
+              <w:t>S</w:t>
+            </w:r>
+            <w:r>
+              <w:rPr>
+                <w:rFonts w:hint="eastAsia"/>
+              </w:rPr>
+              <w:t>tory</w:t>
+            </w:r>
+            <w:r>
+              <w:rPr>
+                <w:rFonts w:hint="eastAsia"/>
+              </w:rPr>
+              <w:t>设计研讨会</w:t>
+            </w:r>
+          </w:p>
+        </w:tc>
+        <w:tc>
+          <w:tcPr>
+            <w:tcW w:w="2715" w:type="dxa"/>
+          </w:tcPr>
+          <w:p>
+            <w:pPr>
+              <w:ind w:left="0"/>
+            </w:pPr>
+            <w:r>
+              <w:rPr>
+                <w:rFonts w:hint="eastAsia"/>
+              </w:rPr>
+              <w:t>2016/3/2</w:t>
+            </w:r>
+            <w:r>
+              <w:rPr>
+                <w:rFonts w:hint="eastAsia"/>
+              </w:rPr>
+              <w:t>4</w:t>
+            </w:r>
+          </w:p>
+        </w:tc>
+      </w:tr>
+      <w:tr>
+        <w:tc>
+          <w:tcPr>
+            <w:tcW w:w="2735" w:type="dxa"/>
+          </w:tcPr>
+          <w:p>
+            <w:pPr>
+              <w:ind w:left="0"/>
+            </w:pPr>
+            <w:r>
+              <w:t>S</w:t>
+            </w:r>
+            <w:r>
+              <w:rPr>
+                <w:rFonts w:hint="eastAsia"/>
+              </w:rPr>
+              <w:t>tory</w:t>
+            </w:r>
+            <w:r>
+              <w:rPr>
+                <w:rFonts w:hint="eastAsia"/>
+              </w:rPr>
+              <w:t>开发</w:t>
+            </w:r>
+          </w:p>
+        </w:tc>
+        <w:tc>
+          <w:tcPr>
+            <w:tcW w:w="2715" w:type="dxa"/>
+          </w:tcPr>
+          <w:p>
+            <w:pPr>
+              <w:ind w:left="0"/>
+            </w:pPr>
+            <w:r>
+              <w:rPr>
+                <w:rFonts w:hint="eastAsia"/>
+              </w:rPr>
+              <w:t>2016/3/2</w:t>
+            </w:r>
+            <w:r>
+              <w:rPr>
+                <w:rFonts w:hint="eastAsia"/>
+              </w:rPr>
+              <w:t>5</w:t>
+            </w:r>
+            <w:r>
+              <w:rPr>
+                <w:rFonts w:hint="eastAsia"/>
+              </w:rPr>
+              <w:t>-2016/</w:t>
+            </w:r>
+            <w:r>
+              <w:rPr>
+                <w:rFonts w:hint="eastAsia"/>
+              </w:rPr>
+              <w:t>4</w:t>
+            </w:r>
+            <w:r>
+              <w:rPr>
+                <w:rFonts w:hint="eastAsia"/>
+              </w:rPr>
+              <w:t>/</w:t>
+            </w:r>
+            <w:r>
+              <w:rPr>
+                <w:rFonts w:hint="eastAsia"/>
+              </w:rPr>
+              <w:t>1</w:t>
+            </w:r>
+          </w:p>
+        </w:tc>
+      </w:tr>
+      <w:tr>
+        <w:tc>
+          <w:tcPr>
+            <w:tcW w:w="2735" w:type="dxa"/>
+          </w:tcPr>
+          <w:p>
+            <w:pPr>
+              <w:ind w:left="0"/>
+            </w:pPr>
+            <w:r>
+              <w:rPr>
+                <w:rFonts w:hint="eastAsia"/>
+              </w:rPr>
+              <w:t>代码讲解与检视</w:t>
+            </w:r>
+          </w:p>
+        </w:tc>
+        <w:tc>
+          <w:tcPr>
+            <w:tcW w:w="2715" w:type="dxa"/>
+          </w:tcPr>
+          <w:p>
+            <w:pPr>
+              <w:ind w:left="0"/>
+            </w:pPr>
+            <w:r>
+              <w:rPr>
+                <w:rFonts w:hint="eastAsia"/>
+              </w:rPr>
+              <w:t>2016/</w:t>
+            </w:r>
+            <w:r>
+              <w:rPr>
+                <w:rFonts w:hint="eastAsia"/>
+              </w:rPr>
+              <w:t>4</w:t>
+            </w:r>
+            <w:r>
+              <w:rPr>
+                <w:rFonts w:hint="eastAsia"/>
+              </w:rPr>
+              <w:t>/</w:t>
+            </w:r>
+            <w:r>
+              <w:rPr>
+                <w:rFonts w:hint="eastAsia"/>
+              </w:rPr>
+              <w:t>5</w:t>
+            </w:r>
+          </w:p>
+        </w:tc>
+      </w:tr>
+      <w:tr>
+        <w:tc>
+          <w:tcPr>
+            <w:tcW w:w="2735" w:type="dxa"/>
+          </w:tcPr>
+          <w:p>
+            <w:pPr>
+              <w:ind w:left="0"/>
+            </w:pPr>
+            <w:r>
+              <w:t>S</w:t>
+            </w:r>
+            <w:r>
+              <w:rPr>
+                <w:rFonts w:hint="eastAsia"/>
+              </w:rPr>
+              <w:t>tory</w:t>
+            </w:r>
+            <w:r>
+              <w:rPr>
+                <w:rFonts w:hint="eastAsia"/>
+              </w:rPr>
+              <w:t>验收</w:t>
+            </w:r>
+          </w:p>
+        </w:tc>
+        <w:tc>
+          <w:tcPr>
+            <w:tcW w:w="2715" w:type="dxa"/>
+          </w:tcPr>
+          <w:p>
+            <w:pPr>
+              <w:ind w:left="0"/>
+            </w:pPr>
+          </w:p>
+        </w:tc>
+      </w:tr>
+      <w:tr>
+        <w:tc>
+          <w:tcPr>
+            <w:tcW w:w="2735" w:type="dxa"/>
+          </w:tcPr>
+          <w:p>
+            <w:pPr>
+              <w:ind w:left="0"/>
+            </w:pPr>
+            <w:r>
+              <w:rPr>
+                <w:rFonts w:hint="eastAsia"/>
+              </w:rPr>
+              <w:t>Story</w:t>
+            </w:r>
+            <w:r>
+              <w:rPr>
+                <w:rFonts w:hint="eastAsia"/>
+              </w:rPr>
+              <w:t>关闭</w:t>
+            </w:r>
+          </w:p>
+        </w:tc>
+        <w:tc>
+          <w:tcPr>
+            <w:tcW w:w="2715" w:type="dxa"/>
+          </w:tcPr>
+          <w:p>
+            <w:pPr>
+              <w:ind w:left="0"/>
+            </w:pPr>
+          </w:p>
+        </w:tc>
+      </w:tr>
+      <w:tr>
+        <w:tc>
+          <w:tcPr>
+            <w:tcW w:w="2735" w:type="dxa"/>
+          </w:tcPr>
+          <w:p>
+            <w:pPr>
+              <w:ind w:left="0"/>
+            </w:pPr>
+          </w:p>
+        </w:tc>
+        <w:tc>
+          <w:tcPr>
+            <w:tcW w:w="2715" w:type="dxa"/>
           </w:tcPr>
           <w:p>
             <w:pPr>
@@ -3677,6 +4320,95 @@
     </w:lvl>
   </w:abstractNum>
   <w:abstractNum w:abstractNumId="2">
+    <w:nsid w:val="54E4071D"/>
+    <w:multiLevelType w:val="hybridMultilevel"/>
+    <w:tmpl w:val="179C4384"/>
+    <w:lvl w:ilvl="0" w:tplc="A8CAD582">
+      <w:start w:val="1"/>
+      <w:numFmt w:val="decimal"/>
+      <w:lvlText w:val="%1."/>
+      <w:lvlJc w:val="left"/>
+      <w:pPr>
+        <w:ind w:left="777" w:hanging="420"/>
+      </w:pPr>
+      <w:rPr>
+        <w:rFonts w:hint="eastAsia"/>
+      </w:rPr>
+    </w:lvl>
+    <w:lvl w:ilvl="1" w:tplc="04090019" w:tentative="1">
+      <w:start w:val="1"/>
+      <w:numFmt w:val="lowerLetter"/>
+      <w:lvlText w:val="%2)"/>
+      <w:lvlJc w:val="left"/>
+      <w:pPr>
+        <w:ind w:left="1197" w:hanging="420"/>
+      </w:pPr>
+    </w:lvl>
+    <w:lvl w:ilvl="2" w:tplc="0409001B" w:tentative="1">
+      <w:start w:val="1"/>
+      <w:numFmt w:val="lowerRoman"/>
+      <w:lvlText w:val="%3."/>
+      <w:lvlJc w:val="right"/>
+      <w:pPr>
+        <w:ind w:left="1617" w:hanging="420"/>
+      </w:pPr>
+    </w:lvl>
+    <w:lvl w:ilvl="3" w:tplc="0409000F" w:tentative="1">
+      <w:start w:val="1"/>
+      <w:numFmt w:val="decimal"/>
+      <w:lvlText w:val="%4."/>
+      <w:lvlJc w:val="left"/>
+      <w:pPr>
+        <w:ind w:left="2037" w:hanging="420"/>
+      </w:pPr>
+    </w:lvl>
+    <w:lvl w:ilvl="4" w:tplc="04090019" w:tentative="1">
+      <w:start w:val="1"/>
+      <w:numFmt w:val="lowerLetter"/>
+      <w:lvlText w:val="%5)"/>
+      <w:lvlJc w:val="left"/>
+      <w:pPr>
+        <w:ind w:left="2457" w:hanging="420"/>
+      </w:pPr>
+    </w:lvl>
+    <w:lvl w:ilvl="5" w:tplc="0409001B" w:tentative="1">
+      <w:start w:val="1"/>
+      <w:numFmt w:val="lowerRoman"/>
+      <w:lvlText w:val="%6."/>
+      <w:lvlJc w:val="right"/>
+      <w:pPr>
+        <w:ind w:left="2877" w:hanging="420"/>
+      </w:pPr>
+    </w:lvl>
+    <w:lvl w:ilvl="6" w:tplc="0409000F" w:tentative="1">
+      <w:start w:val="1"/>
+      <w:numFmt w:val="decimal"/>
+      <w:lvlText w:val="%7."/>
+      <w:lvlJc w:val="left"/>
+      <w:pPr>
+        <w:ind w:left="3297" w:hanging="420"/>
+      </w:pPr>
+    </w:lvl>
+    <w:lvl w:ilvl="7" w:tplc="04090019" w:tentative="1">
+      <w:start w:val="1"/>
+      <w:numFmt w:val="lowerLetter"/>
+      <w:lvlText w:val="%8)"/>
+      <w:lvlJc w:val="left"/>
+      <w:pPr>
+        <w:ind w:left="3717" w:hanging="420"/>
+      </w:pPr>
+    </w:lvl>
+    <w:lvl w:ilvl="8" w:tplc="0409001B" w:tentative="1">
+      <w:start w:val="1"/>
+      <w:numFmt w:val="lowerRoman"/>
+      <w:lvlText w:val="%9."/>
+      <w:lvlJc w:val="right"/>
+      <w:pPr>
+        <w:ind w:left="4137" w:hanging="420"/>
+      </w:pPr>
+    </w:lvl>
+  </w:abstractNum>
+  <w:abstractNum w:abstractNumId="3">
     <w:nsid w:val="589E00D2"/>
     <w:multiLevelType w:val="hybridMultilevel"/>
     <w:tmpl w:val="712282AA"/>
@@ -3767,7 +4499,7 @@
     <w:abstractNumId w:val="0"/>
   </w:num>
   <w:num w:numId="2">
-    <w:abstractNumId w:val="2"/>
+    <w:abstractNumId w:val="3"/>
   </w:num>
   <w:num w:numId="3">
     <w:abstractNumId w:val="1"/>
@@ -3777,6 +4509,12 @@
   </w:num>
   <w:num w:numId="5">
     <w:abstractNumId w:val="0"/>
+  </w:num>
+  <w:num w:numId="6">
+    <w:abstractNumId w:val="0"/>
+  </w:num>
+  <w:num w:numId="7">
+    <w:abstractNumId w:val="2"/>
   </w:num>
 </w:numbering>
 </file>
@@ -3826,7 +4564,7 @@
     <w:lsdException w:name="Subtitle" w:semiHidden="0" w:uiPriority="11" w:unhideWhenUsed="0" w:qFormat="1"/>
     <w:lsdException w:name="Strong" w:semiHidden="0" w:uiPriority="22" w:unhideWhenUsed="0" w:qFormat="1"/>
     <w:lsdException w:name="Emphasis" w:semiHidden="0" w:uiPriority="20" w:unhideWhenUsed="0" w:qFormat="1"/>
-    <w:lsdException w:name="Table Grid" w:semiHidden="0" w:uiPriority="59" w:unhideWhenUsed="0"/>
+    <w:lsdException w:name="Table Grid" w:semiHidden="0" w:uiPriority="39" w:unhideWhenUsed="0"/>
     <w:lsdException w:name="Placeholder Text" w:unhideWhenUsed="0"/>
     <w:lsdException w:name="No Spacing" w:semiHidden="0" w:uiPriority="1" w:unhideWhenUsed="0" w:qFormat="1"/>
     <w:lsdException w:name="Light Shading" w:semiHidden="0" w:uiPriority="60" w:unhideWhenUsed="0"/>
@@ -4225,7 +4963,7 @@
   <w:style w:type="table" w:styleId="TableGrid">
     <w:name w:val="Table Grid"/>
     <w:basedOn w:val="TableNormal"/>
-    <w:uiPriority w:val="59"/>
+    <w:uiPriority w:val="39"/>
     <w:rsid w:val="00FD27D2"/>
     <w:tblPr>
       <w:tblInd w:w="0" w:type="dxa"/>

--- a/internal_doc/03.开发设计/decimal/Story_decimal.docx
+++ b/internal_doc/03.开发设计/decimal/Story_decimal.docx
@@ -208,6 +208,7 @@
       </w:r>
     </w:p>
     <w:p>
+      <w:commentRangeStart w:id="0"/>
       <w:r>
         <w:rPr>
           <w:rFonts w:hint="eastAsia"/>
@@ -232,6 +233,13 @@
         </w:rPr>
         <w:t>数据类型，满足银行等应用的需求</w:t>
       </w:r>
+      <w:commentRangeEnd w:id="0"/>
+      <w:r>
+        <w:rPr>
+          <w:rStyle w:val="CommentReference"/>
+        </w:rPr>
+        <w:commentReference w:id="0"/>
+      </w:r>
     </w:p>
     <w:p>
       <w:pPr>
@@ -259,9 +267,6 @@
     <w:p>
       <w:pPr>
         <w:pStyle w:val="Heading3"/>
-        <w:rPr>
-          <w:rFonts w:hint="eastAsia"/>
-        </w:rPr>
       </w:pPr>
       <w:r>
         <w:rPr>
@@ -278,9 +283,6 @@
           <w:numId w:val="7"/>
         </w:numPr>
         <w:ind w:firstLineChars="0"/>
-        <w:rPr>
-          <w:rFonts w:hint="eastAsia"/>
-        </w:rPr>
       </w:pPr>
       <w:r>
         <w:rPr>
@@ -470,6 +472,11 @@
       </w:r>
     </w:p>
     <w:p>
+      <w:pPr>
+        <w:rPr>
+          <w:ins w:id="1" w:author="linyoubin" w:date="2016-03-25T15:49:00Z"/>
+        </w:rPr>
+      </w:pPr>
       <w:r>
         <w:rPr>
           <w:rFonts w:hint="eastAsia"/>
@@ -477,6 +484,71 @@
         <w:t>$inc</w:t>
       </w:r>
     </w:p>
+    <w:p>
+      <w:ins w:id="2" w:author="linyoubin" w:date="2016-03-25T15:49:00Z">
+        <w:r>
+          <w:rPr>
+            <w:rFonts w:hint="eastAsia"/>
+          </w:rPr>
+          <w:t xml:space="preserve">4. </w:t>
+        </w:r>
+        <w:r>
+          <w:rPr>
+            <w:rFonts w:hint="eastAsia"/>
+          </w:rPr>
+          <w:t xml:space="preserve"> </w:t>
+        </w:r>
+        <w:r>
+          <w:rPr>
+            <w:rFonts w:hint="eastAsia"/>
+          </w:rPr>
+          <w:t>split</w:t>
+        </w:r>
+        <w:r>
+          <w:rPr>
+            <w:rFonts w:hint="eastAsia"/>
+          </w:rPr>
+          <w:t>/</w:t>
+        </w:r>
+        <w:r>
+          <w:rPr>
+            <w:rFonts w:hint="eastAsia"/>
+          </w:rPr>
+          <w:t>索引</w:t>
+        </w:r>
+      </w:ins>
+    </w:p>
+    <w:p>
+      <w:pPr>
+        <w:rPr>
+          <w:ins w:id="3" w:author="linyoubin" w:date="2016-03-25T13:06:00Z"/>
+        </w:rPr>
+      </w:pPr>
+    </w:p>
+    <w:p>
+      <w:pPr>
+        <w:pStyle w:val="ListParagraph"/>
+        <w:numPr>
+          <w:ilvl w:val="0"/>
+          <w:numId w:val="7"/>
+        </w:numPr>
+        <w:ind w:firstLineChars="0"/>
+        <w:rPr>
+          <w:ins w:id="4" w:author="linyoubin" w:date="2016-03-25T13:06:00Z"/>
+        </w:rPr>
+        <w:pPrChange w:id="5" w:author="linyoubin" w:date="2016-03-25T13:06:00Z">
+          <w:pPr/>
+        </w:pPrChange>
+      </w:pPr>
+      <w:ins w:id="6" w:author="linyoubin" w:date="2016-03-25T13:06:00Z">
+        <w:r>
+          <w:rPr>
+            <w:rFonts w:hint="eastAsia"/>
+          </w:rPr>
+          <w:t>只取小数的操作</w:t>
+        </w:r>
+      </w:ins>
+    </w:p>
     <w:p/>
     <w:p>
       <w:r>
@@ -547,9 +619,6 @@
     <w:p>
       <w:pPr>
         <w:pStyle w:val="Heading3"/>
-        <w:rPr>
-          <w:rFonts w:hint="eastAsia"/>
-        </w:rPr>
       </w:pPr>
       <w:r>
         <w:rPr>
@@ -593,6 +662,7 @@
     <w:p>
       <w:pPr>
         <w:rPr>
+          <w:ins w:id="7" w:author="linyoubin" w:date="2016-03-25T13:08:00Z"/>
           <w:rFonts w:asciiTheme="minorEastAsia" w:hAnsiTheme="minorEastAsia"/>
         </w:rPr>
       </w:pPr>
@@ -600,15 +670,77 @@
         <w:rPr>
           <w:rFonts w:asciiTheme="minorEastAsia" w:hAnsiTheme="minorEastAsia" w:hint="eastAsia"/>
         </w:rPr>
+        <w:lastRenderedPageBreak/>
         <w:t xml:space="preserve">  int32  typemod; //字段定义的精度范围</w:t>
       </w:r>
-    </w:p>
-    <w:p>
-      <w:pPr>
-        <w:rPr>
+      <w:ins w:id="8" w:author="linyoubin" w:date="2016-03-25T13:08:00Z">
+        <w:r>
+          <w:rPr>
+            <w:rFonts w:asciiTheme="minorEastAsia" w:hAnsiTheme="minorEastAsia" w:hint="eastAsia"/>
+          </w:rPr>
+          <w:t xml:space="preserve"> precision + scale</w:t>
+        </w:r>
+      </w:ins>
+    </w:p>
+    <w:p>
+      <w:pPr>
+        <w:rPr>
+          <w:ins w:id="9" w:author="linyoubin" w:date="2016-03-25T13:08:00Z"/>
           <w:rFonts w:asciiTheme="minorEastAsia" w:hAnsiTheme="minorEastAsia"/>
         </w:rPr>
       </w:pPr>
+      <w:ins w:id="10" w:author="linyoubin" w:date="2016-03-25T13:08:00Z">
+        <w:r>
+          <w:rPr>
+            <w:rFonts w:asciiTheme="minorEastAsia" w:hAnsiTheme="minorEastAsia" w:hint="eastAsia"/>
+          </w:rPr>
+          <w:t xml:space="preserve">                       </w:t>
+        </w:r>
+        <w:r>
+          <w:rPr>
+            <w:rFonts w:asciiTheme="minorEastAsia" w:hAnsiTheme="minorEastAsia"/>
+          </w:rPr>
+          <w:t xml:space="preserve">/* precision &amp; scale define:  </w:t>
+        </w:r>
+      </w:ins>
+    </w:p>
+    <w:p>
+      <w:pPr>
+        <w:rPr>
+          <w:ins w:id="11" w:author="linyoubin" w:date="2016-03-25T13:08:00Z"/>
+          <w:rFonts w:asciiTheme="minorEastAsia" w:hAnsiTheme="minorEastAsia"/>
+        </w:rPr>
+      </w:pPr>
+      <w:ins w:id="12" w:author="linyoubin" w:date="2016-03-25T13:08:00Z">
+        <w:r>
+          <w:rPr>
+            <w:rFonts w:asciiTheme="minorEastAsia" w:hAnsiTheme="minorEastAsia"/>
+          </w:rPr>
+          <w:t xml:space="preserve">                         precision = (typmod &gt;&gt; 16) &amp; 0xffff</w:t>
+        </w:r>
+      </w:ins>
+    </w:p>
+    <w:p>
+      <w:pPr>
+        <w:rPr>
+          <w:rFonts w:asciiTheme="minorEastAsia" w:hAnsiTheme="minorEastAsia"/>
+        </w:rPr>
+      </w:pPr>
+      <w:ins w:id="13" w:author="linyoubin" w:date="2016-03-25T13:08:00Z">
+        <w:r>
+          <w:rPr>
+            <w:rFonts w:asciiTheme="minorEastAsia" w:hAnsiTheme="minorEastAsia"/>
+          </w:rPr>
+          <w:t xml:space="preserve">                         scale     = typmod &amp; 0xffff */</w:t>
+        </w:r>
+      </w:ins>
+    </w:p>
+    <w:p>
+      <w:pPr>
+        <w:rPr>
+          <w:rFonts w:asciiTheme="minorEastAsia" w:hAnsiTheme="minorEastAsia"/>
+        </w:rPr>
+      </w:pPr>
       <w:r>
         <w:rPr>
           <w:rFonts w:asciiTheme="minorEastAsia" w:hAnsiTheme="minorEastAsia" w:hint="eastAsia"/>
@@ -639,7 +771,6 @@
         <w:rPr>
           <w:rFonts w:asciiTheme="minorEastAsia" w:hAnsiTheme="minorEastAsia" w:hint="eastAsia"/>
         </w:rPr>
-        <w:lastRenderedPageBreak/>
         <w:t xml:space="preserve">  int16  dscale;</w:t>
       </w:r>
       <w:r>
@@ -712,7 +843,6 @@
       <w:pPr>
         <w:ind w:leftChars="170" w:firstLineChars="50" w:firstLine="105"/>
         <w:rPr>
-          <w:rFonts w:hint="eastAsia"/>
           <w:lang w:bidi="en-US"/>
         </w:rPr>
       </w:pPr>
@@ -772,20 +902,42 @@
         </w:rPr>
         <w:t xml:space="preserve">         </w:t>
       </w:r>
-      <w:r>
-        <w:rPr>
-          <w:rFonts w:hint="eastAsia"/>
-        </w:rPr>
-        <w:t>bson_iterator_decimal(const bson_iterator *i, bson_decimal *decimal)</w:t>
-      </w:r>
-    </w:p>
-    <w:p>
-      <w:r>
-        <w:rPr>
-          <w:rFonts w:hint="eastAsia"/>
-        </w:rPr>
-        <w:t xml:space="preserve">         </w:t>
-      </w:r>
+      <w:commentRangeStart w:id="14"/>
+      <w:r>
+        <w:rPr>
+          <w:rFonts w:hint="eastAsia"/>
+        </w:rPr>
+        <w:t>bson</w:t>
+      </w:r>
+      <w:commentRangeEnd w:id="14"/>
+      <w:r>
+        <w:rPr>
+          <w:rStyle w:val="CommentReference"/>
+        </w:rPr>
+        <w:commentReference w:id="14"/>
+      </w:r>
+      <w:r>
+        <w:rPr>
+          <w:rFonts w:hint="eastAsia"/>
+        </w:rPr>
+        <w:t>_iterator_decimal(const bson_iterator *i, bson_decimal *decimal)</w:t>
+      </w:r>
+    </w:p>
+    <w:p>
+      <w:r>
+        <w:rPr>
+          <w:rFonts w:hint="eastAsia"/>
+        </w:rPr>
+        <w:t xml:space="preserve">        </w:t>
+      </w:r>
+      <w:del w:id="15" w:author="linyoubin" w:date="2016-03-25T15:19:00Z">
+        <w:r>
+          <w:rPr>
+            <w:rFonts w:hint="eastAsia"/>
+          </w:rPr>
+          <w:delText xml:space="preserve"> </w:delText>
+        </w:r>
+      </w:del>
     </w:p>
     <w:p>
       <w:pPr>
@@ -1379,7 +1531,14 @@
               <w:rPr>
                 <w:rFonts w:asciiTheme="minorEastAsia" w:hAnsiTheme="minorEastAsia" w:hint="eastAsia"/>
               </w:rPr>
-              <w:t>decimal_from_long(long value, bson_decimal *decimal);</w:t>
+              <w:t xml:space="preserve">decimal_from_long(long value, bson_decimal </w:t>
+            </w:r>
+            <w:r>
+              <w:rPr>
+                <w:rFonts w:asciiTheme="minorEastAsia" w:hAnsiTheme="minorEastAsia" w:hint="eastAsia"/>
+              </w:rPr>
+              <w:lastRenderedPageBreak/>
+              <w:t>*decimal);</w:t>
             </w:r>
           </w:p>
         </w:tc>
@@ -1412,6 +1571,7 @@
               <w:rPr>
                 <w:rFonts w:asciiTheme="minorEastAsia" w:hAnsiTheme="minorEastAsia" w:hint="eastAsia"/>
               </w:rPr>
+              <w:lastRenderedPageBreak/>
               <w:t>decimal_from_double(double value, bson_decimal *decimal);</w:t>
             </w:r>
           </w:p>
@@ -1478,14 +1638,7 @@
               <w:rPr>
                 <w:rFonts w:asciiTheme="minorEastAsia" w:hAnsiTheme="minorEastAsia" w:hint="eastAsia"/>
               </w:rPr>
-              <w:t xml:space="preserve">INT32 decimal_to_str(bson_decimal *decimal, </w:t>
-            </w:r>
-            <w:r>
-              <w:rPr>
-                <w:rFonts w:asciiTheme="minorEastAsia" w:hAnsiTheme="minorEastAsia" w:hint="eastAsia"/>
-              </w:rPr>
-              <w:lastRenderedPageBreak/>
-              <w:t>char *&amp;value);</w:t>
+              <w:t>INT32 decimal_to_str(bson_decimal *decimal, char *&amp;value);</w:t>
             </w:r>
           </w:p>
         </w:tc>
@@ -1503,6 +1656,9 @@
         </w:tc>
       </w:tr>
       <w:tr>
+        <w:trPr>
+          <w:del w:id="16" w:author="linyoubin" w:date="2016-04-12T10:26:00Z"/>
+        </w:trPr>
         <w:tc>
           <w:tcPr>
             <w:tcW w:w="5057" w:type="dxa"/>
@@ -1511,32 +1667,49 @@
             <w:pPr>
               <w:ind w:left="0"/>
               <w:rPr>
+                <w:del w:id="17" w:author="linyoubin" w:date="2016-04-12T10:26:00Z"/>
                 <w:rFonts w:asciiTheme="minorEastAsia" w:hAnsiTheme="minorEastAsia"/>
               </w:rPr>
             </w:pPr>
-            <w:r>
-              <w:rPr>
-                <w:rFonts w:asciiTheme="minorEastAsia" w:hAnsiTheme="minorEastAsia" w:hint="eastAsia"/>
-              </w:rPr>
-              <w:lastRenderedPageBreak/>
-              <w:t>decimal_hash();</w:t>
-            </w:r>
+            <w:del w:id="18" w:author="linyoubin" w:date="2016-04-12T10:26:00Z">
+              <w:r>
+                <w:rPr>
+                  <w:rFonts w:asciiTheme="minorEastAsia" w:hAnsiTheme="minorEastAsia" w:hint="eastAsia"/>
+                </w:rPr>
+                <w:delText>decimal_hash();</w:delText>
+              </w:r>
+            </w:del>
           </w:p>
         </w:tc>
         <w:tc>
           <w:tcPr>
             <w:tcW w:w="1155" w:type="dxa"/>
           </w:tcPr>
-          <w:p/>
+          <w:p>
+            <w:pPr>
+              <w:rPr>
+                <w:del w:id="19" w:author="linyoubin" w:date="2016-04-12T10:26:00Z"/>
+              </w:rPr>
+            </w:pPr>
+          </w:p>
         </w:tc>
         <w:tc>
           <w:tcPr>
             <w:tcW w:w="1155" w:type="dxa"/>
           </w:tcPr>
-          <w:p/>
+          <w:p>
+            <w:pPr>
+              <w:rPr>
+                <w:del w:id="20" w:author="linyoubin" w:date="2016-04-12T10:26:00Z"/>
+              </w:rPr>
+            </w:pPr>
+          </w:p>
         </w:tc>
       </w:tr>
       <w:tr>
+        <w:trPr>
+          <w:del w:id="21" w:author="linyoubin" w:date="2016-04-12T10:26:00Z"/>
+        </w:trPr>
         <w:tc>
           <w:tcPr>
             <w:tcW w:w="5057" w:type="dxa"/>
@@ -1545,44 +1718,50 @@
             <w:pPr>
               <w:ind w:left="0"/>
               <w:rPr>
+                <w:del w:id="22" w:author="linyoubin" w:date="2016-04-12T10:26:00Z"/>
                 <w:rFonts w:asciiTheme="minorEastAsia" w:hAnsiTheme="minorEastAsia"/>
               </w:rPr>
             </w:pPr>
-            <w:r>
-              <w:rPr>
-                <w:rFonts w:asciiTheme="minorEastAsia" w:hAnsiTheme="minorEastAsia" w:hint="eastAsia"/>
-              </w:rPr>
-              <w:t>decimal_getOwn();</w:t>
-            </w:r>
+            <w:del w:id="23" w:author="linyoubin" w:date="2016-04-12T10:26:00Z">
+              <w:r>
+                <w:rPr>
+                  <w:rFonts w:asciiTheme="minorEastAsia" w:hAnsiTheme="minorEastAsia" w:hint="eastAsia"/>
+                </w:rPr>
+                <w:delText>decimal_getOwn();</w:delText>
+              </w:r>
+            </w:del>
           </w:p>
         </w:tc>
         <w:tc>
           <w:tcPr>
             <w:tcW w:w="1155" w:type="dxa"/>
           </w:tcPr>
-          <w:p/>
+          <w:p>
+            <w:pPr>
+              <w:rPr>
+                <w:del w:id="24" w:author="linyoubin" w:date="2016-04-12T10:26:00Z"/>
+              </w:rPr>
+            </w:pPr>
+          </w:p>
         </w:tc>
         <w:tc>
           <w:tcPr>
             <w:tcW w:w="1155" w:type="dxa"/>
           </w:tcPr>
-          <w:p/>
+          <w:p>
+            <w:pPr>
+              <w:rPr>
+                <w:del w:id="25" w:author="linyoubin" w:date="2016-04-12T10:26:00Z"/>
+              </w:rPr>
+            </w:pPr>
+          </w:p>
         </w:tc>
       </w:tr>
     </w:tbl>
-    <w:p>
-      <w:pPr>
-        <w:rPr>
-          <w:rFonts w:hint="eastAsia"/>
-        </w:rPr>
-      </w:pPr>
-    </w:p>
+    <w:p/>
     <w:p>
       <w:pPr>
         <w:pStyle w:val="Heading3"/>
-        <w:rPr>
-          <w:rFonts w:hint="eastAsia"/>
-        </w:rPr>
       </w:pPr>
       <w:r>
         <w:rPr>
@@ -1660,13 +1839,7 @@
         <w:t>BSONObjBuilder::append(const StringData &amp;fieldname, bsonDecimal *decimal)</w:t>
       </w:r>
     </w:p>
-    <w:p>
-      <w:pPr>
-        <w:rPr>
-          <w:rFonts w:hint="eastAsia"/>
-        </w:rPr>
-      </w:pPr>
-    </w:p>
+    <w:p/>
     <w:p>
       <w:pPr>
         <w:pStyle w:val="Heading3"/>
@@ -1751,7 +1924,6 @@
     <w:p>
       <w:pPr>
         <w:rPr>
-          <w:rFonts w:hint="eastAsia"/>
           <w:color w:val="FF0000"/>
         </w:rPr>
       </w:pPr>
@@ -1883,6 +2055,7 @@
         <w:rPr>
           <w:rFonts w:hint="eastAsia"/>
         </w:rPr>
+        <w:lastRenderedPageBreak/>
         <w:t>主要操作流程</w:t>
       </w:r>
     </w:p>
@@ -1926,7 +2099,6 @@
         <w:rPr>
           <w:rFonts w:hint="eastAsia"/>
         </w:rPr>
-        <w:lastRenderedPageBreak/>
         <w:t>兼容性</w:t>
       </w:r>
     </w:p>
@@ -2500,6 +2672,15 @@
               </w:rPr>
               <w:t>、</w:t>
             </w:r>
+            <w:ins w:id="26" w:author="linyoubin" w:date="2016-03-25T15:45:00Z">
+              <w:r>
+                <w:rPr>
+                  <w:rFonts w:hint="eastAsia"/>
+                  <w:color w:val="1F497D" w:themeColor="text2"/>
+                </w:rPr>
+                <w:t>升级工具、</w:t>
+              </w:r>
+            </w:ins>
             <w:r>
               <w:rPr>
                 <w:rFonts w:hint="eastAsia"/>
@@ -2541,6 +2722,7 @@
             <w:pPr>
               <w:ind w:left="0"/>
               <w:rPr>
+                <w:ins w:id="27" w:author="linyoubin" w:date="2016-03-25T15:43:00Z"/>
                 <w:color w:val="1F497D" w:themeColor="text2"/>
               </w:rPr>
             </w:pPr>
@@ -2551,6 +2733,96 @@
               </w:rPr>
               <w:t>string-&gt;decimal</w:t>
             </w:r>
+          </w:p>
+          <w:p>
+            <w:pPr>
+              <w:ind w:left="0"/>
+              <w:rPr>
+                <w:color w:val="1F497D" w:themeColor="text2"/>
+              </w:rPr>
+            </w:pPr>
+            <w:ins w:id="28" w:author="linyoubin" w:date="2016-03-25T15:43:00Z">
+              <w:r>
+                <w:rPr>
+                  <w:rFonts w:hint="eastAsia"/>
+                  <w:color w:val="1F497D" w:themeColor="text2"/>
+                </w:rPr>
+                <w:t>2</w:t>
+              </w:r>
+              <w:r>
+                <w:rPr>
+                  <w:rFonts w:hint="eastAsia"/>
+                  <w:color w:val="1F497D" w:themeColor="text2"/>
+                </w:rPr>
+                <w:t>、</w:t>
+              </w:r>
+            </w:ins>
+            <w:ins w:id="29" w:author="linyoubin" w:date="2016-03-25T15:45:00Z">
+              <w:r>
+                <w:rPr>
+                  <w:rFonts w:hint="eastAsia"/>
+                  <w:color w:val="1F497D" w:themeColor="text2"/>
+                </w:rPr>
+                <w:t>在</w:t>
+              </w:r>
+              <w:r>
+                <w:rPr>
+                  <w:rFonts w:hint="eastAsia"/>
+                  <w:color w:val="1F497D" w:themeColor="text2"/>
+                </w:rPr>
+                <w:t>fdw</w:t>
+              </w:r>
+              <w:r>
+                <w:rPr>
+                  <w:rFonts w:hint="eastAsia"/>
+                  <w:color w:val="1F497D" w:themeColor="text2"/>
+                </w:rPr>
+                <w:t>中</w:t>
+              </w:r>
+            </w:ins>
+            <w:ins w:id="30" w:author="linyoubin" w:date="2016-03-25T15:43:00Z">
+              <w:r>
+                <w:rPr>
+                  <w:rFonts w:hint="eastAsia"/>
+                  <w:color w:val="1F497D" w:themeColor="text2"/>
+                </w:rPr>
+                <w:t>根据</w:t>
+              </w:r>
+              <w:r>
+                <w:rPr>
+                  <w:rFonts w:hint="eastAsia"/>
+                  <w:color w:val="1F497D" w:themeColor="text2"/>
+                </w:rPr>
+                <w:t>sdb</w:t>
+              </w:r>
+            </w:ins>
+            <w:ins w:id="31" w:author="linyoubin" w:date="2016-03-25T15:44:00Z">
+              <w:r>
+                <w:rPr>
+                  <w:rFonts w:hint="eastAsia"/>
+                  <w:color w:val="1F497D" w:themeColor="text2"/>
+                </w:rPr>
+                <w:t xml:space="preserve"> collection</w:t>
+              </w:r>
+            </w:ins>
+            <w:ins w:id="32" w:author="linyoubin" w:date="2016-03-25T15:43:00Z">
+              <w:r>
+                <w:rPr>
+                  <w:rFonts w:hint="eastAsia"/>
+                  <w:color w:val="1F497D" w:themeColor="text2"/>
+                </w:rPr>
+                <w:t>的版本号</w:t>
+              </w:r>
+            </w:ins>
+            <w:ins w:id="33" w:author="linyoubin" w:date="2016-03-25T15:44:00Z">
+              <w:r>
+                <w:rPr>
+                  <w:rFonts w:hint="eastAsia"/>
+                  <w:color w:val="1F497D" w:themeColor="text2"/>
+                </w:rPr>
+                <w:t>做不同处理</w:t>
+              </w:r>
+            </w:ins>
           </w:p>
         </w:tc>
       </w:tr>
@@ -2712,6 +2984,104 @@
             <w:pPr>
               <w:ind w:left="0"/>
             </w:pPr>
+            <w:ins w:id="34" w:author="linyoubin" w:date="2016-03-25T15:46:00Z">
+              <w:r>
+                <w:rPr>
+                  <w:rFonts w:hint="eastAsia"/>
+                </w:rPr>
+                <w:t>fdw</w:t>
+              </w:r>
+              <w:r>
+                <w:rPr>
+                  <w:rFonts w:hint="eastAsia"/>
+                </w:rPr>
+                <w:t>兼容性问题</w:t>
+              </w:r>
+            </w:ins>
+            <w:ins w:id="35" w:author="linyoubin" w:date="2016-04-12T13:59:00Z">
+              <w:r>
+                <w:rPr>
+                  <w:rFonts w:hint="eastAsia"/>
+                </w:rPr>
+                <w:t>（</w:t>
+              </w:r>
+              <w:r>
+                <w:rPr>
+                  <w:rFonts w:hint="eastAsia"/>
+                </w:rPr>
+                <w:t>sdbColumnTypesCompatible</w:t>
+              </w:r>
+              <w:r>
+                <w:rPr>
+                  <w:rFonts w:hint="eastAsia"/>
+                </w:rPr>
+                <w:t>）</w:t>
+              </w:r>
+            </w:ins>
+          </w:p>
+        </w:tc>
+      </w:tr>
+      <w:tr>
+        <w:trPr>
+          <w:ins w:id="36" w:author="linyoubin" w:date="2016-03-25T15:51:00Z"/>
+        </w:trPr>
+        <w:tc>
+          <w:tcPr>
+            <w:tcW w:w="885" w:type="dxa"/>
+          </w:tcPr>
+          <w:p>
+            <w:pPr>
+              <w:ind w:left="0"/>
+              <w:rPr>
+                <w:ins w:id="37" w:author="linyoubin" w:date="2016-03-25T15:51:00Z"/>
+              </w:rPr>
+            </w:pPr>
+          </w:p>
+        </w:tc>
+        <w:tc>
+          <w:tcPr>
+            <w:tcW w:w="2552" w:type="dxa"/>
+          </w:tcPr>
+          <w:p>
+            <w:pPr>
+              <w:ind w:left="0"/>
+              <w:rPr>
+                <w:ins w:id="38" w:author="linyoubin" w:date="2016-03-25T15:51:00Z"/>
+              </w:rPr>
+            </w:pPr>
+          </w:p>
+        </w:tc>
+        <w:tc>
+          <w:tcPr>
+            <w:tcW w:w="4728" w:type="dxa"/>
+          </w:tcPr>
+          <w:p>
+            <w:pPr>
+              <w:ind w:left="0"/>
+              <w:rPr>
+                <w:ins w:id="39" w:author="linyoubin" w:date="2016-03-25T15:51:00Z"/>
+              </w:rPr>
+            </w:pPr>
+            <w:ins w:id="40" w:author="linyoubin" w:date="2016-03-25T15:51:00Z">
+              <w:r>
+                <w:rPr>
+                  <w:rFonts w:hint="eastAsia"/>
+                </w:rPr>
+                <w:t>shell</w:t>
+              </w:r>
+              <w:r>
+                <w:rPr>
+                  <w:rFonts w:hint="eastAsia"/>
+                </w:rPr>
+                <w:t>仿照</w:t>
+              </w:r>
+              <w:r>
+                <w:rPr>
+                  <w:rFonts w:hint="eastAsia"/>
+                </w:rPr>
+                <w:t>numberlong</w:t>
+              </w:r>
+            </w:ins>
           </w:p>
         </w:tc>
       </w:tr>
@@ -2881,7 +3251,14 @@
               <w:rPr>
                 <w:rFonts w:hint="eastAsia"/>
               </w:rPr>
-              <w:t>正常读写</w:t>
+              <w:t>正常</w:t>
+            </w:r>
+            <w:r>
+              <w:rPr>
+                <w:rFonts w:hint="eastAsia"/>
+              </w:rPr>
+              <w:lastRenderedPageBreak/>
+              <w:t>读写</w:t>
             </w:r>
           </w:p>
         </w:tc>
@@ -2897,6 +3274,7 @@
               <w:rPr>
                 <w:rFonts w:hint="eastAsia"/>
               </w:rPr>
+              <w:lastRenderedPageBreak/>
               <w:t>1.sdb shell</w:t>
             </w:r>
             <w:r>
@@ -2921,6 +3299,7 @@
               <w:rPr>
                 <w:rFonts w:hint="eastAsia"/>
               </w:rPr>
+              <w:lastRenderedPageBreak/>
               <w:t>db.cs.cl.insert({a:{$decimal:"123.456"}})</w:t>
             </w:r>
           </w:p>
@@ -2932,7 +3311,51 @@
               <w:rPr>
                 <w:rFonts w:hint="eastAsia"/>
               </w:rPr>
-              <w:t>db.cs.cl.insert({a:{$decimal:"123.456", $options:{precision:10,scale:6}}})</w:t>
+              <w:t>db.cs.cl.insert({a:{$decimal:"123.456", $</w:t>
+            </w:r>
+            <w:ins w:id="41" w:author="linyoubin" w:date="2016-03-25T15:48:00Z">
+              <w:r>
+                <w:rPr>
+                  <w:rFonts w:hint="eastAsia"/>
+                </w:rPr>
+                <w:t>precision</w:t>
+              </w:r>
+            </w:ins>
+            <w:del w:id="42" w:author="linyoubin" w:date="2016-03-25T15:48:00Z">
+              <w:r>
+                <w:rPr>
+                  <w:rFonts w:hint="eastAsia"/>
+                </w:rPr>
+                <w:delText>options</w:delText>
+              </w:r>
+            </w:del>
+            <w:r>
+              <w:rPr>
+                <w:rFonts w:hint="eastAsia"/>
+              </w:rPr>
+              <w:t>:</w:t>
+            </w:r>
+            <w:del w:id="43" w:author="linyoubin" w:date="2016-03-25T15:47:00Z">
+              <w:r>
+                <w:rPr>
+                  <w:rFonts w:hint="eastAsia"/>
+                </w:rPr>
+                <w:delText>{precision:10,scale:6}</w:delText>
+              </w:r>
+            </w:del>
+            <w:ins w:id="44" w:author="linyoubin" w:date="2016-03-25T15:47:00Z">
+              <w:r>
+                <w:rPr>
+                  <w:rFonts w:hint="eastAsia"/>
+                </w:rPr>
+                <w:t>[10,6]</w:t>
+              </w:r>
+            </w:ins>
+            <w:r>
+              <w:rPr>
+                <w:rFonts w:hint="eastAsia"/>
+              </w:rPr>
+              <w:t>}})</w:t>
             </w:r>
           </w:p>
           <w:p>
@@ -2977,7 +3400,15 @@
               <w:rPr>
                 <w:rFonts w:hint="eastAsia"/>
               </w:rPr>
-              <w:t>正常读写</w:t>
+              <w:lastRenderedPageBreak/>
+              <w:t>正常读</w:t>
+            </w:r>
+            <w:r>
+              <w:rPr>
+                <w:rFonts w:hint="eastAsia"/>
+              </w:rPr>
+              <w:lastRenderedPageBreak/>
+              <w:t>写</w:t>
             </w:r>
           </w:p>
         </w:tc>
@@ -2995,6 +3426,7 @@
               <w:rPr>
                 <w:rFonts w:hint="eastAsia"/>
               </w:rPr>
+              <w:lastRenderedPageBreak/>
               <w:t>Story.decimal.001.</w:t>
             </w:r>
             <w:r>
@@ -3220,14 +3652,7 @@
               <w:rPr>
                 <w:rFonts w:hint="eastAsia"/>
               </w:rPr>
-              <w:t>选择</w:t>
-            </w:r>
-            <w:r>
-              <w:rPr>
-                <w:rFonts w:hint="eastAsia"/>
-              </w:rPr>
-              <w:lastRenderedPageBreak/>
-              <w:t>操作</w:t>
+              <w:t>选择操作</w:t>
             </w:r>
           </w:p>
         </w:tc>
@@ -3243,7 +3668,6 @@
               <w:rPr>
                 <w:rFonts w:hint="eastAsia"/>
               </w:rPr>
-              <w:lastRenderedPageBreak/>
               <w:t>1.db.cs.cl.find({}, {a:{$abs:1}})</w:t>
             </w:r>
           </w:p>
@@ -3272,15 +3696,81 @@
               <w:rPr>
                 <w:rFonts w:hint="eastAsia"/>
               </w:rPr>
-              <w:t>的绝</w:t>
-            </w:r>
-            <w:r>
-              <w:rPr>
-                <w:rFonts w:hint="eastAsia"/>
-              </w:rPr>
-              <w:lastRenderedPageBreak/>
-              <w:t>对值</w:t>
-            </w:r>
+              <w:t>的绝对值</w:t>
+            </w:r>
+          </w:p>
+        </w:tc>
+      </w:tr>
+      <w:tr>
+        <w:trPr>
+          <w:ins w:id="45" w:author="linyoubin" w:date="2016-03-25T15:51:00Z"/>
+        </w:trPr>
+        <w:tc>
+          <w:tcPr>
+            <w:tcW w:w="2490" w:type="dxa"/>
+          </w:tcPr>
+          <w:p>
+            <w:pPr>
+              <w:ind w:left="0"/>
+              <w:rPr>
+                <w:ins w:id="46" w:author="linyoubin" w:date="2016-03-25T15:51:00Z"/>
+              </w:rPr>
+            </w:pPr>
+            <w:ins w:id="47" w:author="linyoubin" w:date="2016-03-25T15:51:00Z">
+              <w:r>
+                <w:rPr>
+                  <w:rFonts w:hint="eastAsia"/>
+                </w:rPr>
+                <w:t>索引、切分</w:t>
+              </w:r>
+            </w:ins>
+            <w:ins w:id="48" w:author="linyoubin" w:date="2016-04-06T09:13:00Z">
+              <w:r>
+                <w:rPr>
+                  <w:rFonts w:hint="eastAsia"/>
+                </w:rPr>
+                <w:t>、大小端</w:t>
+              </w:r>
+            </w:ins>
+          </w:p>
+        </w:tc>
+        <w:tc>
+          <w:tcPr>
+            <w:tcW w:w="805" w:type="dxa"/>
+          </w:tcPr>
+          <w:p>
+            <w:pPr>
+              <w:ind w:left="0"/>
+              <w:rPr>
+                <w:ins w:id="49" w:author="linyoubin" w:date="2016-03-25T15:51:00Z"/>
+              </w:rPr>
+            </w:pPr>
+          </w:p>
+        </w:tc>
+        <w:tc>
+          <w:tcPr>
+            <w:tcW w:w="3862" w:type="dxa"/>
+          </w:tcPr>
+          <w:p>
+            <w:pPr>
+              <w:ind w:left="0"/>
+              <w:rPr>
+                <w:ins w:id="50" w:author="linyoubin" w:date="2016-03-25T15:51:00Z"/>
+              </w:rPr>
+            </w:pPr>
+          </w:p>
+        </w:tc>
+        <w:tc>
+          <w:tcPr>
+            <w:tcW w:w="1008" w:type="dxa"/>
+          </w:tcPr>
+          <w:p>
+            <w:pPr>
+              <w:ind w:left="0"/>
+              <w:rPr>
+                <w:ins w:id="51" w:author="linyoubin" w:date="2016-03-25T15:51:00Z"/>
+              </w:rPr>
+            </w:pPr>
           </w:p>
         </w:tc>
       </w:tr>
@@ -4101,6 +4591,97 @@
     </w:sectPr>
   </w:body>
 </w:document>
+</file>
+
+<file path=word/comments.xml><?xml version="1.0" encoding="utf-8"?>
+<w:comments xmlns:ve="http://schemas.openxmlformats.org/markup-compatibility/2006" xmlns:o="urn:schemas-microsoft-com:office:office" xmlns:r="http://schemas.openxmlformats.org/officeDocument/2006/relationships" xmlns:m="http://schemas.openxmlformats.org/officeDocument/2006/math" xmlns:v="urn:schemas-microsoft-com:vml" xmlns:wp="http://schemas.openxmlformats.org/drawingml/2006/wordprocessingDrawing" xmlns:w10="urn:schemas-microsoft-com:office:word" xmlns:w="http://schemas.openxmlformats.org/wordprocessingml/2006/main" xmlns:wne="http://schemas.microsoft.com/office/word/2006/wordml">
+  <w:comment w:id="0" w:author="linyoubin" w:date="2016-03-25T13:03:00Z" w:initials="l">
+    <w:p>
+      <w:pPr>
+        <w:pStyle w:val="CommentText"/>
+      </w:pPr>
+      <w:r>
+        <w:rPr>
+          <w:rStyle w:val="CommentReference"/>
+        </w:rPr>
+        <w:annotationRef/>
+      </w:r>
+      <w:r>
+        <w:rPr>
+          <w:rFonts w:hint="eastAsia"/>
+        </w:rPr>
+        <w:t>高精度问题</w:t>
+      </w:r>
+      <w:r>
+        <w:rPr>
+          <w:rFonts w:hint="eastAsia"/>
+        </w:rPr>
+        <w:t>举例</w:t>
+      </w:r>
+    </w:p>
+  </w:comment>
+  <w:comment w:id="14" w:author="linyoubin" w:date="2016-03-25T15:22:00Z" w:initials="l">
+    <w:p>
+      <w:pPr>
+        <w:pStyle w:val="CommentText"/>
+      </w:pPr>
+      <w:r>
+        <w:rPr>
+          <w:rStyle w:val="CommentReference"/>
+        </w:rPr>
+        <w:annotationRef/>
+      </w:r>
+      <w:r>
+        <w:rPr>
+          <w:rFonts w:hint="eastAsia"/>
+        </w:rPr>
+        <w:t>仿照</w:t>
+      </w:r>
+      <w:r>
+        <w:rPr>
+          <w:rFonts w:hint="eastAsia"/>
+        </w:rPr>
+        <w:t>common.c</w:t>
+      </w:r>
+      <w:r>
+        <w:rPr>
+          <w:rFonts w:hint="eastAsia"/>
+        </w:rPr>
+        <w:t>让</w:t>
+      </w:r>
+      <w:r>
+        <w:rPr>
+          <w:rFonts w:hint="eastAsia"/>
+        </w:rPr>
+        <w:t>decimal.c</w:t>
+      </w:r>
+      <w:r>
+        <w:rPr>
+          <w:rFonts w:hint="eastAsia"/>
+        </w:rPr>
+        <w:t>同时给</w:t>
+      </w:r>
+      <w:r>
+        <w:rPr>
+          <w:rFonts w:hint="eastAsia"/>
+        </w:rPr>
+        <w:t>c</w:t>
+      </w:r>
+      <w:r>
+        <w:rPr>
+          <w:rFonts w:hint="eastAsia"/>
+        </w:rPr>
+        <w:t>驱动和</w:t>
+      </w:r>
+      <w:r>
+        <w:rPr>
+          <w:rFonts w:hint="eastAsia"/>
+        </w:rPr>
+        <w:t>c++</w:t>
+      </w:r>
+    </w:p>
+  </w:comment>
+</w:comments>
 </file>
 
 <file path=word/endnotes.xml><?xml version="1.0" encoding="utf-8"?>
@@ -5028,6 +5609,89 @@
       <w:szCs w:val="32"/>
     </w:rPr>
   </w:style>
+  <w:style w:type="character" w:styleId="CommentReference">
+    <w:name w:val="annotation reference"/>
+    <w:basedOn w:val="DefaultParagraphFont"/>
+    <w:uiPriority w:val="99"/>
+    <w:semiHidden/>
+    <w:unhideWhenUsed/>
+    <w:rsid w:val="0052437C"/>
+    <w:rPr>
+      <w:sz w:val="21"/>
+      <w:szCs w:val="21"/>
+    </w:rPr>
+  </w:style>
+  <w:style w:type="paragraph" w:styleId="CommentText">
+    <w:name w:val="annotation text"/>
+    <w:basedOn w:val="Normal"/>
+    <w:link w:val="CommentTextChar"/>
+    <w:uiPriority w:val="99"/>
+    <w:semiHidden/>
+    <w:unhideWhenUsed/>
+    <w:rsid w:val="0052437C"/>
+    <w:pPr>
+      <w:jc w:val="left"/>
+    </w:pPr>
+  </w:style>
+  <w:style w:type="character" w:customStyle="1" w:styleId="CommentTextChar">
+    <w:name w:val="Comment Text Char"/>
+    <w:basedOn w:val="DefaultParagraphFont"/>
+    <w:link w:val="CommentText"/>
+    <w:uiPriority w:val="99"/>
+    <w:semiHidden/>
+    <w:rsid w:val="0052437C"/>
+  </w:style>
+  <w:style w:type="paragraph" w:styleId="CommentSubject">
+    <w:name w:val="annotation subject"/>
+    <w:basedOn w:val="CommentText"/>
+    <w:next w:val="CommentText"/>
+    <w:link w:val="CommentSubjectChar"/>
+    <w:uiPriority w:val="99"/>
+    <w:semiHidden/>
+    <w:unhideWhenUsed/>
+    <w:rsid w:val="0052437C"/>
+    <w:rPr>
+      <w:b/>
+      <w:bCs/>
+    </w:rPr>
+  </w:style>
+  <w:style w:type="character" w:customStyle="1" w:styleId="CommentSubjectChar">
+    <w:name w:val="Comment Subject Char"/>
+    <w:basedOn w:val="CommentTextChar"/>
+    <w:link w:val="CommentSubject"/>
+    <w:uiPriority w:val="99"/>
+    <w:semiHidden/>
+    <w:rsid w:val="0052437C"/>
+    <w:rPr>
+      <w:b/>
+      <w:bCs/>
+    </w:rPr>
+  </w:style>
+  <w:style w:type="paragraph" w:styleId="BalloonText">
+    <w:name w:val="Balloon Text"/>
+    <w:basedOn w:val="Normal"/>
+    <w:link w:val="BalloonTextChar"/>
+    <w:uiPriority w:val="99"/>
+    <w:semiHidden/>
+    <w:unhideWhenUsed/>
+    <w:rsid w:val="0052437C"/>
+    <w:rPr>
+      <w:sz w:val="16"/>
+      <w:szCs w:val="16"/>
+    </w:rPr>
+  </w:style>
+  <w:style w:type="character" w:customStyle="1" w:styleId="BalloonTextChar">
+    <w:name w:val="Balloon Text Char"/>
+    <w:basedOn w:val="DefaultParagraphFont"/>
+    <w:link w:val="BalloonText"/>
+    <w:uiPriority w:val="99"/>
+    <w:semiHidden/>
+    <w:rsid w:val="0052437C"/>
+    <w:rPr>
+      <w:sz w:val="16"/>
+      <w:szCs w:val="16"/>
+    </w:rPr>
+  </w:style>
 </w:styles>
 </file>
 

--- a/internal_doc/03.开发设计/decimal/Story_decimal.docx
+++ b/internal_doc/03.开发设计/decimal/Story_decimal.docx
@@ -244,6 +244,9 @@
     <w:p>
       <w:pPr>
         <w:pStyle w:val="Heading2"/>
+        <w:rPr>
+          <w:rFonts w:hint="eastAsia"/>
+        </w:rPr>
       </w:pPr>
       <w:r>
         <w:rPr>
@@ -262,6 +265,125 @@
           <w:rFonts w:hint="eastAsia"/>
         </w:rPr>
         <w:t>接口描述</w:t>
+      </w:r>
+    </w:p>
+    <w:p>
+      <w:pPr>
+        <w:rPr>
+          <w:rFonts w:hint="eastAsia"/>
+        </w:rPr>
+      </w:pPr>
+      <w:r>
+        <w:rPr>
+          <w:rFonts w:hint="eastAsia"/>
+        </w:rPr>
+        <w:t>新增加</w:t>
+      </w:r>
+      <w:r>
+        <w:rPr>
+          <w:rFonts w:hint="eastAsia"/>
+        </w:rPr>
+        <w:t>bson</w:t>
+      </w:r>
+      <w:r>
+        <w:rPr>
+          <w:rFonts w:hint="eastAsia"/>
+        </w:rPr>
+        <w:t>类型</w:t>
+      </w:r>
+      <w:r>
+        <w:rPr>
+          <w:rFonts w:hint="eastAsia"/>
+        </w:rPr>
+        <w:t>BSON_DECIMAL=100</w:t>
+      </w:r>
+      <w:r>
+        <w:rPr>
+          <w:rFonts w:hint="eastAsia"/>
+        </w:rPr>
+        <w:t>，存储结构：</w:t>
+      </w:r>
+    </w:p>
+    <w:p>
+      <w:r>
+        <w:t>#pragma pack(1)</w:t>
+      </w:r>
+    </w:p>
+    <w:p>
+      <w:r>
+        <w:t xml:space="preserve">typedef struct </w:t>
+      </w:r>
+    </w:p>
+    <w:p>
+      <w:r>
+        <w:t>{</w:t>
+      </w:r>
+    </w:p>
+    <w:p>
+      <w:r>
+        <w:t xml:space="preserve">  int    size</w:t>
+      </w:r>
+      <w:r>
+        <w:t>;    //total size of this value</w:t>
+      </w:r>
+    </w:p>
+    <w:p>
+      <w:r>
+        <w:t xml:space="preserve">  int    typemod; //precision + scale</w:t>
+      </w:r>
+    </w:p>
+    <w:p>
+      <w:r>
+        <w:t xml:space="preserve">                  //   precision = (typmod &gt;&gt; 16) &amp; 0xffff</w:t>
+      </w:r>
+    </w:p>
+    <w:p>
+      <w:r>
+        <w:t xml:space="preserve">                  /</w:t>
+      </w:r>
+      <w:r>
+        <w:t>/   scale     = typmod &amp; 0xffff</w:t>
+      </w:r>
+    </w:p>
+    <w:p>
+      <w:r>
+        <w:t xml:space="preserve">  short  dscale;  //sign + dscale</w:t>
+      </w:r>
+    </w:p>
+    <w:p>
+      <w:r>
+        <w:t xml:space="preserve">                  //   sign  = dscale &amp; 0xC000</w:t>
+      </w:r>
+    </w:p>
+    <w:p>
+      <w:r>
+        <w:t xml:space="preserve">               </w:t>
+      </w:r>
+      <w:r>
+        <w:t xml:space="preserve">   //   scale = dscale &amp; 0x3FFF</w:t>
+      </w:r>
+    </w:p>
+    <w:p>
+      <w:r>
+        <w:t xml:space="preserve">  short  weight;  //weigh</w:t>
+      </w:r>
+      <w:r>
+        <w:t>t of this decimal (NBASE=10000)</w:t>
+      </w:r>
+    </w:p>
+    <w:p>
+      <w:r>
+        <w:t xml:space="preserve">  short  digitis[0]; //real data</w:t>
+      </w:r>
+    </w:p>
+    <w:p>
+      <w:r>
+        <w:t>} __decimal ;</w:t>
+      </w:r>
+    </w:p>
+    <w:p>
+      <w:r>
+        <w:t>#pragma pack()</w:t>
       </w:r>
     </w:p>
     <w:p>
@@ -291,7 +413,6 @@
         <w:t>匹配操作</w:t>
       </w:r>
     </w:p>
-    <w:p/>
     <w:p>
       <w:r>
         <w:t>$gt</w:t>
@@ -348,7 +469,54 @@
         <w:t>、</w:t>
       </w:r>
       <w:r>
+        <w:rPr>
+          <w:rFonts w:hint="eastAsia"/>
+        </w:rPr>
         <w:t>$mod</w:t>
+      </w:r>
+      <w:r>
+        <w:rPr>
+          <w:rFonts w:hint="eastAsia"/>
+        </w:rPr>
+        <w:t>(</w:t>
+      </w:r>
+      <w:r>
+        <w:rPr>
+          <w:rFonts w:hint="eastAsia"/>
+          <w:color w:val="FF0000"/>
+        </w:rPr>
+        <w:t>$mod</w:t>
+      </w:r>
+      <w:r>
+        <w:rPr>
+          <w:rFonts w:hint="eastAsia"/>
+          <w:color w:val="FF0000"/>
+        </w:rPr>
+        <w:t>运算只支持整型数，会被截断</w:t>
+      </w:r>
+      <w:r>
+        <w:rPr>
+          <w:rFonts w:hint="eastAsia"/>
+        </w:rPr>
+        <w:t>)</w:t>
+      </w:r>
+      <w:r>
+        <w:rPr>
+          <w:rFonts w:hint="eastAsia"/>
+        </w:rPr>
+        <w:t>、</w:t>
+      </w:r>
+      <w:r>
+        <w:rPr>
+          <w:rFonts w:hint="eastAsia"/>
+        </w:rPr>
+        <w:t>$type</w:t>
+      </w:r>
+      <w:r>
+        <w:rPr>
+          <w:rFonts w:hint="eastAsia"/>
+        </w:rPr>
+        <w:t xml:space="preserve"> </w:t>
       </w:r>
     </w:p>
     <w:p/>
@@ -468,13 +636,14 @@
         <w:rPr>
           <w:rFonts w:hint="eastAsia"/>
         </w:rPr>
+        <w:lastRenderedPageBreak/>
         <w:t>更新操作：</w:t>
       </w:r>
     </w:p>
     <w:p>
       <w:pPr>
         <w:rPr>
-          <w:ins w:id="1" w:author="linyoubin" w:date="2016-03-25T15:49:00Z"/>
+          <w:rFonts w:hint="eastAsia"/>
         </w:rPr>
       </w:pPr>
       <w:r>
@@ -484,141 +653,159 @@
         <w:t>$inc</w:t>
       </w:r>
     </w:p>
+    <w:p/>
     <w:p>
-      <w:ins w:id="2" w:author="linyoubin" w:date="2016-03-25T15:49:00Z">
-        <w:r>
-          <w:rPr>
-            <w:rFonts w:hint="eastAsia"/>
-          </w:rPr>
-          <w:t xml:space="preserve">4. </w:t>
-        </w:r>
-        <w:r>
-          <w:rPr>
-            <w:rFonts w:hint="eastAsia"/>
-          </w:rPr>
-          <w:t xml:space="preserve"> </w:t>
-        </w:r>
-        <w:r>
-          <w:rPr>
-            <w:rFonts w:hint="eastAsia"/>
-          </w:rPr>
-          <w:t>split</w:t>
-        </w:r>
-        <w:r>
-          <w:rPr>
-            <w:rFonts w:hint="eastAsia"/>
-          </w:rPr>
-          <w:t>/</w:t>
-        </w:r>
-        <w:r>
-          <w:rPr>
-            <w:rFonts w:hint="eastAsia"/>
-          </w:rPr>
-          <w:t>索引</w:t>
-        </w:r>
-      </w:ins>
+      <w:pPr>
+        <w:rPr>
+          <w:rFonts w:hint="eastAsia"/>
+        </w:rPr>
+      </w:pPr>
+      <w:r>
+        <w:rPr>
+          <w:rFonts w:hint="eastAsia"/>
+        </w:rPr>
+        <w:t xml:space="preserve">4. </w:t>
+      </w:r>
+      <w:r>
+        <w:rPr>
+          <w:rFonts w:hint="eastAsia"/>
+        </w:rPr>
+        <w:t xml:space="preserve"> </w:t>
+      </w:r>
+      <w:r>
+        <w:rPr>
+          <w:rFonts w:hint="eastAsia"/>
+        </w:rPr>
+        <w:t>split</w:t>
+      </w:r>
+      <w:r>
+        <w:rPr>
+          <w:rFonts w:hint="eastAsia"/>
+        </w:rPr>
+        <w:t>/</w:t>
+      </w:r>
+      <w:r>
+        <w:rPr>
+          <w:rFonts w:hint="eastAsia"/>
+        </w:rPr>
+        <w:t>索引</w:t>
+      </w:r>
+      <w:r>
+        <w:rPr>
+          <w:rFonts w:hint="eastAsia"/>
+        </w:rPr>
+        <w:t>/</w:t>
+      </w:r>
+      <w:r>
+        <w:rPr>
+          <w:rFonts w:hint="eastAsia"/>
+        </w:rPr>
+        <w:t>主子表</w:t>
+      </w:r>
     </w:p>
     <w:p>
       <w:pPr>
         <w:rPr>
-          <w:ins w:id="3" w:author="linyoubin" w:date="2016-03-25T13:06:00Z"/>
+          <w:rFonts w:hint="eastAsia"/>
         </w:rPr>
       </w:pPr>
     </w:p>
     <w:p>
       <w:pPr>
-        <w:pStyle w:val="ListParagraph"/>
-        <w:numPr>
-          <w:ilvl w:val="0"/>
-          <w:numId w:val="7"/>
-        </w:numPr>
-        <w:ind w:firstLineChars="0"/>
-        <w:rPr>
-          <w:ins w:id="4" w:author="linyoubin" w:date="2016-03-25T13:06:00Z"/>
-        </w:rPr>
-        <w:pPrChange w:id="5" w:author="linyoubin" w:date="2016-03-25T13:06:00Z">
-          <w:pPr/>
-        </w:pPrChange>
+        <w:rPr>
+          <w:rFonts w:hint="eastAsia"/>
+        </w:rPr>
       </w:pPr>
-      <w:ins w:id="6" w:author="linyoubin" w:date="2016-03-25T13:06:00Z">
-        <w:r>
-          <w:rPr>
-            <w:rFonts w:hint="eastAsia"/>
-          </w:rPr>
-          <w:t>只取小数的操作</w:t>
-        </w:r>
-      </w:ins>
-    </w:p>
-    <w:p/>
-    <w:p>
-      <w:r>
-        <w:rPr>
-          <w:rFonts w:hint="eastAsia"/>
-        </w:rPr>
-        <w:t>shell</w:t>
-      </w:r>
-      <w:r>
-        <w:rPr>
-          <w:rFonts w:hint="eastAsia"/>
-        </w:rPr>
-        <w:t>插入</w:t>
-      </w:r>
-      <w:r>
-        <w:rPr>
-          <w:rFonts w:hint="eastAsia"/>
-        </w:rPr>
-        <w:t xml:space="preserve">     db.cs.cl.insert({a:{$decimal:"1234.434", $options:{precision:10, scale:6}}})</w:t>
+      <w:r>
+        <w:rPr>
+          <w:rFonts w:hint="eastAsia"/>
+        </w:rPr>
+        <w:t xml:space="preserve">5.  </w:t>
+      </w:r>
+      <w:r>
+        <w:rPr>
+          <w:rFonts w:hint="eastAsia"/>
+        </w:rPr>
+        <w:t>聚集操作</w:t>
       </w:r>
     </w:p>
     <w:p>
-      <w:r>
-        <w:rPr>
-          <w:rFonts w:hint="eastAsia"/>
-        </w:rPr>
-        <w:t>shell</w:t>
-      </w:r>
-      <w:r>
-        <w:rPr>
-          <w:rFonts w:hint="eastAsia"/>
-        </w:rPr>
-        <w:t>查询</w:t>
-      </w:r>
-      <w:r>
-        <w:rPr>
-          <w:rFonts w:hint="eastAsia"/>
-        </w:rPr>
-        <w:t xml:space="preserve">     </w:t>
-      </w:r>
-      <w:r>
-        <w:rPr>
-          <w:rFonts w:hint="eastAsia"/>
-        </w:rPr>
-        <w:t>db.cs.cl.find()</w:t>
+      <w:pPr>
+        <w:ind w:firstLine="405"/>
+        <w:rPr>
+          <w:rFonts w:hint="eastAsia"/>
+        </w:rPr>
+      </w:pPr>
+      <w:r>
+        <w:rPr>
+          <w:rFonts w:hint="eastAsia"/>
+        </w:rPr>
+        <w:t>$avg</w:t>
+      </w:r>
+      <w:r>
+        <w:rPr>
+          <w:rFonts w:hint="eastAsia"/>
+        </w:rPr>
+        <w:t>、</w:t>
+      </w:r>
+      <w:r>
+        <w:rPr>
+          <w:rFonts w:hint="eastAsia"/>
+        </w:rPr>
+        <w:t>$sum</w:t>
+      </w:r>
+      <w:r>
+        <w:rPr>
+          <w:rFonts w:hint="eastAsia"/>
+        </w:rPr>
+        <w:t>、</w:t>
+      </w:r>
+      <w:r>
+        <w:rPr>
+          <w:rFonts w:hint="eastAsia"/>
+        </w:rPr>
+        <w:t>$max</w:t>
+      </w:r>
+      <w:r>
+        <w:rPr>
+          <w:rFonts w:hint="eastAsia"/>
+        </w:rPr>
+        <w:t>、</w:t>
+      </w:r>
+      <w:r>
+        <w:rPr>
+          <w:rFonts w:hint="eastAsia"/>
+        </w:rPr>
+        <w:t>$min</w:t>
       </w:r>
     </w:p>
     <w:p>
-      <w:r>
-        <w:rPr>
-          <w:rFonts w:hint="eastAsia"/>
-        </w:rPr>
-        <w:t xml:space="preserve">         </w:t>
-      </w:r>
-      <w:r>
-        <w:rPr>
-          <w:rFonts w:hint="eastAsia"/>
-        </w:rPr>
-        <w:t xml:space="preserve">    </w:t>
-      </w:r>
-      <w:r>
-        <w:rPr>
-          <w:rFonts w:hint="eastAsia"/>
-        </w:rPr>
-        <w:t>{a:{$decimal:"1234.434", $options:{precision:10, scale:6}}}</w:t>
+      <w:pPr>
+        <w:rPr>
+          <w:rFonts w:hint="eastAsia"/>
+        </w:rPr>
+      </w:pPr>
+    </w:p>
+    <w:p>
+      <w:r>
+        <w:rPr>
+          <w:rFonts w:hint="eastAsia"/>
+        </w:rPr>
+        <w:t xml:space="preserve">6.  </w:t>
+      </w:r>
+      <w:r>
+        <w:rPr>
+          <w:rFonts w:hint="eastAsia"/>
+        </w:rPr>
+        <w:t>排序</w:t>
       </w:r>
     </w:p>
     <w:p>
       <w:pPr>
         <w:pStyle w:val="Heading3"/>
+        <w:rPr>
+          <w:rFonts w:hint="eastAsia"/>
+        </w:rPr>
       </w:pPr>
       <w:r>
         <w:rPr>
@@ -636,14 +823,123 @@
     <w:p>
       <w:pPr>
         <w:rPr>
-          <w:rFonts w:asciiTheme="minorEastAsia" w:hAnsiTheme="minorEastAsia"/>
+          <w:rFonts w:hint="eastAsia"/>
         </w:rPr>
       </w:pPr>
       <w:r>
         <w:rPr>
-          <w:rFonts w:asciiTheme="minorEastAsia" w:hAnsiTheme="minorEastAsia" w:hint="eastAsia"/>
-        </w:rPr>
-        <w:t>struct bson_decimal</w:t>
+          <w:rFonts w:hint="eastAsia"/>
+        </w:rPr>
+        <w:t>内存运算结构</w:t>
+      </w:r>
+    </w:p>
+    <w:p>
+      <w:r>
+        <w:t>typedef struct {</w:t>
+      </w:r>
+    </w:p>
+    <w:p>
+      <w:r>
+        <w:t xml:space="preserve">   int typemod;    /* precision &amp; scale define:  </w:t>
+      </w:r>
+    </w:p>
+    <w:p>
+      <w:r>
+        <w:t xml:space="preserve">                         precision = (typmod &gt;&gt; 16) &amp; 0xffff</w:t>
+      </w:r>
+    </w:p>
+    <w:p>
+      <w:r>
+        <w:t xml:space="preserve">                         scale     = typmod &amp; 0xffff */</w:t>
+      </w:r>
+    </w:p>
+    <w:p>
+      <w:r>
+        <w:t xml:space="preserve">   int ndigits;    </w:t>
+      </w:r>
+      <w:r>
+        <w:rPr>
+          <w:rFonts w:hint="eastAsia"/>
+        </w:rPr>
+        <w:t xml:space="preserve">  </w:t>
+      </w:r>
+      <w:r>
+        <w:t>/* length of digits */</w:t>
+      </w:r>
+    </w:p>
+    <w:p>
+      <w:r>
+        <w:t xml:space="preserve">   int sign;       </w:t>
+      </w:r>
+      <w:r>
+        <w:rPr>
+          <w:rFonts w:hint="eastAsia"/>
+        </w:rPr>
+        <w:t xml:space="preserve"> </w:t>
+      </w:r>
+      <w:r>
+        <w:t>/* the decimal's sign */</w:t>
+      </w:r>
+    </w:p>
+    <w:p>
+      <w:r>
+        <w:t xml:space="preserve">   int dscale;     </w:t>
+      </w:r>
+      <w:r>
+        <w:rPr>
+          <w:rFonts w:hint="eastAsia"/>
+        </w:rPr>
+        <w:t xml:space="preserve"> </w:t>
+      </w:r>
+      <w:r>
+        <w:t>/* display scale */</w:t>
+      </w:r>
+    </w:p>
+    <w:p>
+      <w:r>
+        <w:t xml:space="preserve">   int weight;     </w:t>
+      </w:r>
+      <w:r>
+        <w:rPr>
+          <w:rFonts w:hint="eastAsia"/>
+        </w:rPr>
+        <w:t xml:space="preserve"> </w:t>
+      </w:r>
+      <w:r>
+        <w:t>/* weight of first digit */</w:t>
+      </w:r>
+    </w:p>
+    <w:p>
+      <w:r>
+        <w:t xml:space="preserve">   int isOwn;      /* is digits allocated self */</w:t>
+      </w:r>
+    </w:p>
+    <w:p>
+      <w:r>
+        <w:t xml:space="preserve">   short *buff ;   </w:t>
+      </w:r>
+      <w:r>
+        <w:rPr>
+          <w:rFonts w:hint="eastAsia"/>
+        </w:rPr>
+        <w:t xml:space="preserve"> </w:t>
+      </w:r>
+      <w:r>
+        <w:t>/* start of palloc'd space for digits[] */</w:t>
+      </w:r>
+    </w:p>
+    <w:p>
+      <w:r>
+        <w:t xml:space="preserve">   short *digits;  </w:t>
+      </w:r>
+      <w:r>
+        <w:rPr>
+          <w:rFonts w:hint="eastAsia"/>
+        </w:rPr>
+        <w:t xml:space="preserve"> </w:t>
+      </w:r>
+      <w:r>
+        <w:t>/* real decimal data */</w:t>
       </w:r>
     </w:p>
     <w:p>
@@ -653,296 +949,32 @@
         </w:rPr>
       </w:pPr>
       <w:r>
-        <w:rPr>
-          <w:rFonts w:asciiTheme="minorEastAsia" w:hAnsiTheme="minorEastAsia" w:hint="eastAsia"/>
-        </w:rPr>
-        <w:t>{</w:t>
-      </w:r>
-    </w:p>
-    <w:p>
-      <w:pPr>
-        <w:rPr>
-          <w:ins w:id="7" w:author="linyoubin" w:date="2016-03-25T13:08:00Z"/>
-          <w:rFonts w:asciiTheme="minorEastAsia" w:hAnsiTheme="minorEastAsia"/>
-        </w:rPr>
-      </w:pPr>
-      <w:r>
-        <w:rPr>
-          <w:rFonts w:asciiTheme="minorEastAsia" w:hAnsiTheme="minorEastAsia" w:hint="eastAsia"/>
-        </w:rPr>
-        <w:lastRenderedPageBreak/>
-        <w:t xml:space="preserve">  int32  typemod; //字段定义的精度范围</w:t>
-      </w:r>
-      <w:ins w:id="8" w:author="linyoubin" w:date="2016-03-25T13:08:00Z">
-        <w:r>
-          <w:rPr>
-            <w:rFonts w:asciiTheme="minorEastAsia" w:hAnsiTheme="minorEastAsia" w:hint="eastAsia"/>
-          </w:rPr>
-          <w:t xml:space="preserve"> precision + scale</w:t>
-        </w:r>
-      </w:ins>
-    </w:p>
-    <w:p>
-      <w:pPr>
-        <w:rPr>
-          <w:ins w:id="9" w:author="linyoubin" w:date="2016-03-25T13:08:00Z"/>
-          <w:rFonts w:asciiTheme="minorEastAsia" w:hAnsiTheme="minorEastAsia"/>
-        </w:rPr>
-      </w:pPr>
-      <w:ins w:id="10" w:author="linyoubin" w:date="2016-03-25T13:08:00Z">
-        <w:r>
-          <w:rPr>
-            <w:rFonts w:asciiTheme="minorEastAsia" w:hAnsiTheme="minorEastAsia" w:hint="eastAsia"/>
-          </w:rPr>
-          <w:t xml:space="preserve">                       </w:t>
-        </w:r>
-        <w:r>
-          <w:rPr>
-            <w:rFonts w:asciiTheme="minorEastAsia" w:hAnsiTheme="minorEastAsia"/>
-          </w:rPr>
-          <w:t xml:space="preserve">/* precision &amp; scale define:  </w:t>
-        </w:r>
-      </w:ins>
-    </w:p>
-    <w:p>
-      <w:pPr>
-        <w:rPr>
-          <w:ins w:id="11" w:author="linyoubin" w:date="2016-03-25T13:08:00Z"/>
-          <w:rFonts w:asciiTheme="minorEastAsia" w:hAnsiTheme="minorEastAsia"/>
-        </w:rPr>
-      </w:pPr>
-      <w:ins w:id="12" w:author="linyoubin" w:date="2016-03-25T13:08:00Z">
-        <w:r>
-          <w:rPr>
-            <w:rFonts w:asciiTheme="minorEastAsia" w:hAnsiTheme="minorEastAsia"/>
-          </w:rPr>
-          <w:t xml:space="preserve">                         precision = (typmod &gt;&gt; 16) &amp; 0xffff</w:t>
-        </w:r>
-      </w:ins>
-    </w:p>
-    <w:p>
-      <w:pPr>
-        <w:rPr>
-          <w:rFonts w:asciiTheme="minorEastAsia" w:hAnsiTheme="minorEastAsia"/>
-        </w:rPr>
-      </w:pPr>
-      <w:ins w:id="13" w:author="linyoubin" w:date="2016-03-25T13:08:00Z">
-        <w:r>
-          <w:rPr>
-            <w:rFonts w:asciiTheme="minorEastAsia" w:hAnsiTheme="minorEastAsia"/>
-          </w:rPr>
-          <w:t xml:space="preserve">                         scale     = typmod &amp; 0xffff */</w:t>
-        </w:r>
-      </w:ins>
-    </w:p>
-    <w:p>
-      <w:pPr>
-        <w:rPr>
-          <w:rFonts w:asciiTheme="minorEastAsia" w:hAnsiTheme="minorEastAsia"/>
-        </w:rPr>
-      </w:pPr>
-      <w:r>
-        <w:rPr>
-          <w:rFonts w:asciiTheme="minorEastAsia" w:hAnsiTheme="minorEastAsia" w:hint="eastAsia"/>
-        </w:rPr>
-        <w:t xml:space="preserve">  int32  ndigits; //digits数组个数</w:t>
-      </w:r>
-    </w:p>
-    <w:p>
-      <w:pPr>
-        <w:rPr>
-          <w:rFonts w:asciiTheme="minorEastAsia" w:hAnsiTheme="minorEastAsia"/>
-        </w:rPr>
-      </w:pPr>
-      <w:r>
-        <w:rPr>
-          <w:rFonts w:asciiTheme="minorEastAsia" w:hAnsiTheme="minorEastAsia" w:hint="eastAsia"/>
-        </w:rPr>
-        <w:t xml:space="preserve">  int16  sign;    //符号位</w:t>
-      </w:r>
-    </w:p>
-    <w:p>
-      <w:pPr>
-        <w:rPr>
-          <w:rFonts w:asciiTheme="minorEastAsia" w:hAnsiTheme="minorEastAsia"/>
-        </w:rPr>
-      </w:pPr>
-      <w:r>
-        <w:rPr>
-          <w:rFonts w:asciiTheme="minorEastAsia" w:hAnsiTheme="minorEastAsia" w:hint="eastAsia"/>
-        </w:rPr>
-        <w:t xml:space="preserve">  int16  dscale;</w:t>
-      </w:r>
-      <w:r>
-        <w:rPr>
-          <w:rFonts w:asciiTheme="minorEastAsia" w:hAnsiTheme="minorEastAsia" w:hint="eastAsia"/>
-        </w:rPr>
-        <w:t xml:space="preserve">  //显示的小数位位数</w:t>
-      </w:r>
-    </w:p>
-    <w:p>
-      <w:pPr>
-        <w:rPr>
-          <w:rFonts w:asciiTheme="minorEastAsia" w:hAnsiTheme="minorEastAsia"/>
-        </w:rPr>
-      </w:pPr>
-      <w:r>
-        <w:rPr>
-          <w:rFonts w:asciiTheme="minorEastAsia" w:hAnsiTheme="minorEastAsia" w:hint="eastAsia"/>
-        </w:rPr>
-        <w:t xml:space="preserve">  int16  weight;  //</w:t>
-      </w:r>
-      <w:r>
-        <w:rPr>
-          <w:rFonts w:asciiTheme="minorEastAsia" w:hAnsiTheme="minorEastAsia" w:hint="eastAsia"/>
-        </w:rPr>
-        <w:t>整数位位数(NBASE=10000)</w:t>
-      </w:r>
-    </w:p>
-    <w:p>
-      <w:pPr>
-        <w:rPr>
-          <w:rFonts w:asciiTheme="minorEastAsia" w:hAnsiTheme="minorEastAsia"/>
-        </w:rPr>
-      </w:pPr>
-      <w:r>
-        <w:rPr>
-          <w:rFonts w:asciiTheme="minorEastAsia" w:hAnsiTheme="minorEastAsia" w:hint="eastAsia"/>
-        </w:rPr>
-        <w:t xml:space="preserve">  int16  isOwn;   //是否自己持有digits数组</w:t>
-      </w:r>
-    </w:p>
-    <w:p>
-      <w:pPr>
-        <w:rPr>
-          <w:rFonts w:asciiTheme="minorEastAsia" w:hAnsiTheme="minorEastAsia"/>
-        </w:rPr>
-      </w:pPr>
-      <w:r>
-        <w:rPr>
-          <w:rFonts w:asciiTheme="minorEastAsia" w:hAnsiTheme="minorEastAsia" w:hint="eastAsia"/>
-        </w:rPr>
-        <w:t xml:space="preserve">  int16  *digitis;//数组起始位置</w:t>
-      </w:r>
-    </w:p>
-    <w:p>
-      <w:pPr>
-        <w:rPr>
-          <w:rFonts w:asciiTheme="minorEastAsia" w:hAnsiTheme="minorEastAsia"/>
-        </w:rPr>
-      </w:pPr>
-      <w:r>
-        <w:rPr>
-          <w:rFonts w:asciiTheme="minorEastAsia" w:hAnsiTheme="minorEastAsia" w:hint="eastAsia"/>
-        </w:rPr>
-        <w:t>}</w:t>
+        <w:t>} bson_decimal ;</w:t>
       </w:r>
     </w:p>
     <w:p/>
     <w:p>
       <w:pPr>
-        <w:ind w:leftChars="170" w:firstLineChars="50" w:firstLine="105"/>
-        <w:rPr>
-          <w:lang w:bidi="en-US"/>
-        </w:rPr>
+        <w:ind w:leftChars="170"/>
       </w:pPr>
       <w:r>
         <w:rPr>
           <w:rFonts w:hint="eastAsia"/>
         </w:rPr>
-        <w:t xml:space="preserve">       </w:t>
-      </w:r>
-      <w:r>
-        <w:rPr>
-          <w:rFonts w:hint="eastAsia"/>
-        </w:rPr>
-        <w:t xml:space="preserve"> </w:t>
-      </w:r>
-      <w:r>
-        <w:rPr>
-          <w:rFonts w:hint="eastAsia"/>
-          <w:lang w:bidi="en-US"/>
-        </w:rPr>
-        <w:t>bson_append_decimal(bson *b, const char *name, bson_decimal *decimal)</w:t>
-      </w:r>
-    </w:p>
-    <w:p>
-      <w:pPr>
-        <w:rPr>
-          <w:lang w:bidi="en-US"/>
-        </w:rPr>
-      </w:pPr>
-      <w:r>
-        <w:rPr>
-          <w:rFonts w:hint="eastAsia"/>
-          <w:lang w:bidi="en-US"/>
-        </w:rPr>
-        <w:t xml:space="preserve">         bson_append_decimal2(</w:t>
-      </w:r>
-      <w:r>
-        <w:rPr>
-          <w:rFonts w:hint="eastAsia"/>
-          <w:lang w:bidi="en-US"/>
-        </w:rPr>
-        <w:t>bson *b, const char *name, bson_decimal *decimal</w:t>
-      </w:r>
-      <w:r>
-        <w:rPr>
-          <w:rFonts w:hint="eastAsia"/>
-          <w:lang w:bidi="en-US"/>
-        </w:rPr>
-        <w:t>,const char *value, int32 precision, int32 scale)</w:t>
-      </w:r>
-    </w:p>
-    <w:p>
-      <w:r>
-        <w:rPr>
-          <w:rFonts w:hint="eastAsia"/>
-          <w:lang w:bidi="en-US"/>
-        </w:rPr>
-        <w:t xml:space="preserve">         </w:t>
-      </w:r>
-      <w:commentRangeStart w:id="14"/>
+        <w:t>新增</w:t>
+      </w:r>
       <w:r>
         <w:rPr>
           <w:rFonts w:hint="eastAsia"/>
         </w:rPr>
         <w:t>bson</w:t>
       </w:r>
-      <w:commentRangeEnd w:id="14"/>
-      <w:r>
-        <w:rPr>
-          <w:rStyle w:val="CommentReference"/>
-        </w:rPr>
-        <w:commentReference w:id="14"/>
-      </w:r>
-      <w:r>
-        <w:rPr>
-          <w:rFonts w:hint="eastAsia"/>
-        </w:rPr>
-        <w:t>_iterator_decimal(const bson_iterator *i, bson_decimal *decimal)</w:t>
-      </w:r>
-    </w:p>
-    <w:p>
-      <w:r>
-        <w:rPr>
-          <w:rFonts w:hint="eastAsia"/>
-        </w:rPr>
-        <w:t xml:space="preserve">        </w:t>
-      </w:r>
-      <w:del w:id="15" w:author="linyoubin" w:date="2016-03-25T15:19:00Z">
-        <w:r>
-          <w:rPr>
-            <w:rFonts w:hint="eastAsia"/>
-          </w:rPr>
-          <w:delText xml:space="preserve"> </w:delText>
-        </w:r>
-      </w:del>
-    </w:p>
-    <w:p>
-      <w:pPr>
-        <w:ind w:leftChars="170" w:firstLineChars="450" w:firstLine="945"/>
-      </w:pPr>
+      <w:r>
+        <w:rPr>
+          <w:rFonts w:hint="eastAsia"/>
+        </w:rPr>
+        <w:t>对外接口</w:t>
+      </w:r>
     </w:p>
     <w:tbl>
       <w:tblPr>
@@ -951,14 +983,14 @@
         <w:tblLook w:val="04A0"/>
       </w:tblPr>
       <w:tblGrid>
-        <w:gridCol w:w="5057"/>
-        <w:gridCol w:w="1155"/>
-        <w:gridCol w:w="1155"/>
+        <w:gridCol w:w="4662"/>
+        <w:gridCol w:w="2792"/>
+        <w:gridCol w:w="1068"/>
       </w:tblGrid>
       <w:tr>
         <w:tc>
           <w:tcPr>
-            <w:tcW w:w="5057" w:type="dxa"/>
+            <w:tcW w:w="4662" w:type="dxa"/>
           </w:tcPr>
           <w:p>
             <w:pPr>
@@ -978,7 +1010,7 @@
         </w:tc>
         <w:tc>
           <w:tcPr>
-            <w:tcW w:w="1155" w:type="dxa"/>
+            <w:tcW w:w="2792" w:type="dxa"/>
           </w:tcPr>
           <w:p>
             <w:pPr>
@@ -994,771 +1026,4573 @@
         </w:tc>
         <w:tc>
           <w:tcPr>
-            <w:tcW w:w="1155" w:type="dxa"/>
-          </w:tcPr>
-          <w:p/>
-        </w:tc>
-      </w:tr>
-      <w:tr>
-        <w:tc>
-          <w:tcPr>
-            <w:tcW w:w="5057" w:type="dxa"/>
-          </w:tcPr>
-          <w:p>
-            <w:pPr>
-              <w:ind w:left="0"/>
-              <w:rPr>
-                <w:rFonts w:asciiTheme="minorEastAsia" w:hAnsiTheme="minorEastAsia"/>
-              </w:rPr>
-            </w:pPr>
-            <w:r>
-              <w:rPr>
-                <w:rFonts w:asciiTheme="minorEastAsia" w:hAnsiTheme="minorEastAsia" w:hint="eastAsia"/>
-              </w:rPr>
-              <w:t>decimal_init(bson_decimal *decimal</w:t>
-            </w:r>
-            <w:r>
-              <w:rPr>
-                <w:rFonts w:asciiTheme="minorEastAsia" w:hAnsiTheme="minorEastAsia" w:hint="eastAsia"/>
-              </w:rPr>
-              <w:t>, int32 precision</w:t>
-            </w:r>
-            <w:r>
-              <w:rPr>
-                <w:rFonts w:asciiTheme="minorEastAsia" w:hAnsiTheme="minorEastAsia" w:hint="eastAsia"/>
-              </w:rPr>
-              <w:t>, int32 scale);</w:t>
-            </w:r>
-          </w:p>
-        </w:tc>
-        <w:tc>
-          <w:tcPr>
-            <w:tcW w:w="1155" w:type="dxa"/>
-          </w:tcPr>
-          <w:p>
-            <w:pPr>
-              <w:ind w:left="0"/>
-            </w:pPr>
-            <w:r>
-              <w:rPr>
-                <w:rFonts w:hint="eastAsia"/>
-              </w:rPr>
-              <w:t>初始化</w:t>
-            </w:r>
-          </w:p>
-        </w:tc>
-        <w:tc>
-          <w:tcPr>
-            <w:tcW w:w="1155" w:type="dxa"/>
-          </w:tcPr>
-          <w:p/>
-        </w:tc>
-      </w:tr>
-      <w:tr>
-        <w:tc>
-          <w:tcPr>
-            <w:tcW w:w="5057" w:type="dxa"/>
-          </w:tcPr>
-          <w:p>
-            <w:pPr>
-              <w:ind w:left="0"/>
-              <w:rPr>
-                <w:rFonts w:asciiTheme="minorEastAsia" w:hAnsiTheme="minorEastAsia"/>
-              </w:rPr>
-            </w:pPr>
-            <w:r>
-              <w:rPr>
-                <w:rFonts w:asciiTheme="minorEastAsia" w:hAnsiTheme="minorEastAsia" w:hint="eastAsia"/>
-              </w:rPr>
-              <w:t>INT32 decimal_alloc(bson_decimal *decimal, int ndigits);</w:t>
-            </w:r>
-          </w:p>
-        </w:tc>
-        <w:tc>
-          <w:tcPr>
-            <w:tcW w:w="1155" w:type="dxa"/>
-          </w:tcPr>
-          <w:p>
-            <w:pPr>
-              <w:ind w:left="0"/>
-            </w:pPr>
-            <w:r>
-              <w:rPr>
-                <w:rFonts w:hint="eastAsia"/>
-              </w:rPr>
-              <w:t>分配内存</w:t>
-            </w:r>
-          </w:p>
-        </w:tc>
-        <w:tc>
-          <w:tcPr>
-            <w:tcW w:w="1155" w:type="dxa"/>
-          </w:tcPr>
-          <w:p/>
-        </w:tc>
-      </w:tr>
-      <w:tr>
-        <w:tc>
-          <w:tcPr>
-            <w:tcW w:w="5057" w:type="dxa"/>
-          </w:tcPr>
-          <w:p>
-            <w:pPr>
-              <w:ind w:left="0"/>
-              <w:rPr>
-                <w:rFonts w:asciiTheme="minorEastAsia" w:hAnsiTheme="minorEastAsia"/>
-              </w:rPr>
-            </w:pPr>
-            <w:r>
-              <w:rPr>
-                <w:rFonts w:asciiTheme="minorEastAsia" w:hAnsiTheme="minorEastAsia" w:hint="eastAsia"/>
-              </w:rPr>
-              <w:t>decimal_free(bson_decimal *decimal);</w:t>
-            </w:r>
-          </w:p>
-        </w:tc>
-        <w:tc>
-          <w:tcPr>
-            <w:tcW w:w="1155" w:type="dxa"/>
-          </w:tcPr>
-          <w:p>
-            <w:pPr>
-              <w:ind w:left="0"/>
-            </w:pPr>
-            <w:r>
-              <w:rPr>
-                <w:rFonts w:hint="eastAsia"/>
-              </w:rPr>
-              <w:t>释放内存</w:t>
-            </w:r>
-          </w:p>
-        </w:tc>
-        <w:tc>
-          <w:tcPr>
-            <w:tcW w:w="1155" w:type="dxa"/>
-          </w:tcPr>
-          <w:p/>
-        </w:tc>
-      </w:tr>
-      <w:tr>
-        <w:tc>
-          <w:tcPr>
-            <w:tcW w:w="5057" w:type="dxa"/>
-          </w:tcPr>
-          <w:p>
-            <w:pPr>
-              <w:ind w:left="0"/>
-              <w:rPr>
-                <w:rFonts w:asciiTheme="minorEastAsia" w:hAnsiTheme="minorEastAsia"/>
-              </w:rPr>
-            </w:pPr>
-            <w:r>
-              <w:rPr>
-                <w:rFonts w:asciiTheme="minorEastAsia" w:hAnsiTheme="minorEastAsia" w:hint="eastAsia"/>
-              </w:rPr>
-              <w:t>decimal_set_zero(bson_decimal *decimal);</w:t>
-            </w:r>
-          </w:p>
-        </w:tc>
-        <w:tc>
-          <w:tcPr>
-            <w:tcW w:w="1155" w:type="dxa"/>
-          </w:tcPr>
-          <w:p/>
-        </w:tc>
-        <w:tc>
-          <w:tcPr>
-            <w:tcW w:w="1155" w:type="dxa"/>
-          </w:tcPr>
-          <w:p/>
-        </w:tc>
-      </w:tr>
-      <w:tr>
-        <w:tc>
-          <w:tcPr>
-            <w:tcW w:w="5057" w:type="dxa"/>
-          </w:tcPr>
-          <w:p>
-            <w:pPr>
-              <w:ind w:left="0"/>
-              <w:rPr>
-                <w:rFonts w:asciiTheme="minorEastAsia" w:hAnsiTheme="minorEastAsia"/>
-              </w:rPr>
-            </w:pPr>
-            <w:r>
-              <w:rPr>
-                <w:rFonts w:asciiTheme="minorEastAsia" w:hAnsiTheme="minorEastAsia" w:hint="eastAsia"/>
-              </w:rPr>
-              <w:t>decimal_apply_typmod(bson_de</w:t>
-            </w:r>
-            <w:r>
-              <w:rPr>
-                <w:rFonts w:asciiTheme="minorEastAsia" w:hAnsiTheme="minorEastAsia" w:hint="eastAsia"/>
-              </w:rPr>
-              <w:t>cimal *decimal, int32 precision</w:t>
-            </w:r>
-            <w:r>
-              <w:rPr>
-                <w:rFonts w:asciiTheme="minorEastAsia" w:hAnsiTheme="minorEastAsia" w:hint="eastAsia"/>
-              </w:rPr>
-              <w:t>, int32 scale);</w:t>
-            </w:r>
-          </w:p>
-        </w:tc>
-        <w:tc>
-          <w:tcPr>
-            <w:tcW w:w="1155" w:type="dxa"/>
-          </w:tcPr>
-          <w:p/>
-        </w:tc>
-        <w:tc>
-          <w:tcPr>
-            <w:tcW w:w="1155" w:type="dxa"/>
-          </w:tcPr>
-          <w:p/>
-        </w:tc>
-      </w:tr>
-      <w:tr>
-        <w:tc>
-          <w:tcPr>
-            <w:tcW w:w="5057" w:type="dxa"/>
-          </w:tcPr>
-          <w:p>
-            <w:pPr>
-              <w:ind w:left="0"/>
-              <w:rPr>
-                <w:rFonts w:asciiTheme="minorEastAsia" w:hAnsiTheme="minorEastAsia"/>
-              </w:rPr>
-            </w:pPr>
-            <w:r>
-              <w:rPr>
-                <w:rFonts w:asciiTheme="minorEastAsia" w:hAnsiTheme="minorEastAsia" w:hint="eastAsia"/>
-              </w:rPr>
-              <w:t>decimal_add(bson_decimal *v1, bson_decimal *v2, bson_decimal *result) ;</w:t>
-            </w:r>
-          </w:p>
-        </w:tc>
-        <w:tc>
-          <w:tcPr>
-            <w:tcW w:w="1155" w:type="dxa"/>
-          </w:tcPr>
-          <w:p/>
-        </w:tc>
-        <w:tc>
-          <w:tcPr>
-            <w:tcW w:w="1155" w:type="dxa"/>
-          </w:tcPr>
-          <w:p/>
-        </w:tc>
-      </w:tr>
-      <w:tr>
-        <w:tc>
-          <w:tcPr>
-            <w:tcW w:w="5057" w:type="dxa"/>
-          </w:tcPr>
-          <w:p>
-            <w:pPr>
-              <w:ind w:left="0"/>
-              <w:rPr>
-                <w:rFonts w:asciiTheme="minorEastAsia" w:hAnsiTheme="minorEastAsia"/>
-              </w:rPr>
-            </w:pPr>
-            <w:r>
-              <w:rPr>
-                <w:rFonts w:asciiTheme="minorEastAsia" w:hAnsiTheme="minorEastAsia" w:hint="eastAsia"/>
-              </w:rPr>
-              <w:t>decimal_sub(bson_decimal *v1, bson_decimal *v2, bson_decimal *result);</w:t>
-            </w:r>
-          </w:p>
-        </w:tc>
-        <w:tc>
-          <w:tcPr>
-            <w:tcW w:w="1155" w:type="dxa"/>
-          </w:tcPr>
-          <w:p/>
-        </w:tc>
-        <w:tc>
-          <w:tcPr>
-            <w:tcW w:w="1155" w:type="dxa"/>
-          </w:tcPr>
-          <w:p/>
-        </w:tc>
-      </w:tr>
-      <w:tr>
-        <w:tc>
-          <w:tcPr>
-            <w:tcW w:w="5057" w:type="dxa"/>
-          </w:tcPr>
-          <w:p>
-            <w:pPr>
-              <w:ind w:left="0"/>
-              <w:rPr>
-                <w:rFonts w:asciiTheme="minorEastAsia" w:hAnsiTheme="minorEastAsia"/>
-              </w:rPr>
-            </w:pPr>
-            <w:r>
-              <w:rPr>
-                <w:rFonts w:asciiTheme="minorEastAsia" w:hAnsiTheme="minorEastAsia" w:hint="eastAsia"/>
-              </w:rPr>
-              <w:t>decimal_mul(bson_decimal *v1, bson_decimal *v2, bson_decimal *result);</w:t>
-            </w:r>
-          </w:p>
-        </w:tc>
-        <w:tc>
-          <w:tcPr>
-            <w:tcW w:w="1155" w:type="dxa"/>
-          </w:tcPr>
-          <w:p/>
-        </w:tc>
-        <w:tc>
-          <w:tcPr>
-            <w:tcW w:w="1155" w:type="dxa"/>
-          </w:tcPr>
-          <w:p/>
-        </w:tc>
-      </w:tr>
-      <w:tr>
-        <w:tc>
-          <w:tcPr>
-            <w:tcW w:w="5057" w:type="dxa"/>
-          </w:tcPr>
-          <w:p>
-            <w:pPr>
-              <w:ind w:left="0"/>
-              <w:rPr>
-                <w:rFonts w:asciiTheme="minorEastAsia" w:hAnsiTheme="minorEastAsia"/>
-              </w:rPr>
-            </w:pPr>
-            <w:r>
-              <w:rPr>
-                <w:rFonts w:asciiTheme="minorEastAsia" w:hAnsiTheme="minorEastAsia" w:hint="eastAsia"/>
-              </w:rPr>
-              <w:t>decimal_div(bson_decimal *v1, bson_decimal *v2, bson_decimal *result);</w:t>
-            </w:r>
-          </w:p>
-        </w:tc>
-        <w:tc>
-          <w:tcPr>
-            <w:tcW w:w="1155" w:type="dxa"/>
-          </w:tcPr>
-          <w:p/>
-        </w:tc>
-        <w:tc>
-          <w:tcPr>
-            <w:tcW w:w="1155" w:type="dxa"/>
-          </w:tcPr>
-          <w:p/>
-        </w:tc>
-      </w:tr>
-      <w:tr>
-        <w:tc>
-          <w:tcPr>
-            <w:tcW w:w="5057" w:type="dxa"/>
-          </w:tcPr>
-          <w:p>
-            <w:pPr>
-              <w:ind w:left="0"/>
-              <w:rPr>
-                <w:rFonts w:asciiTheme="minorEastAsia" w:hAnsiTheme="minorEastAsia"/>
-              </w:rPr>
-            </w:pPr>
-            <w:r>
-              <w:rPr>
-                <w:rFonts w:asciiTheme="minorEastAsia" w:hAnsiTheme="minorEastAsia" w:hint="eastAsia"/>
-              </w:rPr>
-              <w:t>decimal_cmp(bson_decimal *left, bson_decimal *right);</w:t>
-            </w:r>
-          </w:p>
-        </w:tc>
-        <w:tc>
-          <w:tcPr>
-            <w:tcW w:w="1155" w:type="dxa"/>
-          </w:tcPr>
-          <w:p/>
-        </w:tc>
-        <w:tc>
-          <w:tcPr>
-            <w:tcW w:w="1155" w:type="dxa"/>
-          </w:tcPr>
-          <w:p/>
-        </w:tc>
-      </w:tr>
-      <w:tr>
-        <w:tc>
-          <w:tcPr>
-            <w:tcW w:w="5057" w:type="dxa"/>
-          </w:tcPr>
-          <w:p>
-            <w:pPr>
-              <w:ind w:left="0"/>
-              <w:rPr>
-                <w:rFonts w:asciiTheme="minorEastAsia" w:hAnsiTheme="minorEastAsia"/>
-              </w:rPr>
-            </w:pPr>
-            <w:r>
-              <w:rPr>
-                <w:rFonts w:asciiTheme="minorEastAsia" w:hAnsiTheme="minorEastAsia" w:hint="eastAsia"/>
-              </w:rPr>
-              <w:t>int decimal_to_int(bson_decimal *decimal);</w:t>
-            </w:r>
-          </w:p>
-        </w:tc>
-        <w:tc>
-          <w:tcPr>
-            <w:tcW w:w="1155" w:type="dxa"/>
-          </w:tcPr>
-          <w:p/>
-        </w:tc>
-        <w:tc>
-          <w:tcPr>
-            <w:tcW w:w="1155" w:type="dxa"/>
-          </w:tcPr>
-          <w:p/>
-        </w:tc>
-      </w:tr>
-      <w:tr>
-        <w:tc>
-          <w:tcPr>
-            <w:tcW w:w="5057" w:type="dxa"/>
-          </w:tcPr>
-          <w:p>
-            <w:pPr>
-              <w:ind w:left="0"/>
-              <w:rPr>
-                <w:rFonts w:asciiTheme="minorEastAsia" w:hAnsiTheme="minorEastAsia"/>
-              </w:rPr>
-            </w:pPr>
-            <w:r>
-              <w:rPr>
-                <w:rFonts w:asciiTheme="minorEastAsia" w:hAnsiTheme="minorEastAsia" w:hint="eastAsia"/>
-              </w:rPr>
-              <w:t>double decimal_to_double(bson_decimal *decimal);</w:t>
-            </w:r>
-          </w:p>
-        </w:tc>
-        <w:tc>
-          <w:tcPr>
-            <w:tcW w:w="1155" w:type="dxa"/>
-          </w:tcPr>
-          <w:p/>
-        </w:tc>
-        <w:tc>
-          <w:tcPr>
-            <w:tcW w:w="1155" w:type="dxa"/>
-          </w:tcPr>
-          <w:p/>
-        </w:tc>
-      </w:tr>
-      <w:tr>
-        <w:tc>
-          <w:tcPr>
-            <w:tcW w:w="5057" w:type="dxa"/>
-          </w:tcPr>
-          <w:p>
-            <w:pPr>
-              <w:ind w:left="0"/>
-              <w:rPr>
-                <w:rFonts w:asciiTheme="minorEastAsia" w:hAnsiTheme="minorEastAsia"/>
-              </w:rPr>
-            </w:pPr>
-            <w:r>
-              <w:rPr>
-                <w:rFonts w:asciiTheme="minorEastAsia" w:hAnsiTheme="minorEastAsia" w:hint="eastAsia"/>
-              </w:rPr>
-              <w:t>long decimal_to_long(bson_decimal *decimal);</w:t>
-            </w:r>
-          </w:p>
-        </w:tc>
-        <w:tc>
-          <w:tcPr>
-            <w:tcW w:w="1155" w:type="dxa"/>
-          </w:tcPr>
-          <w:p/>
-        </w:tc>
-        <w:tc>
-          <w:tcPr>
-            <w:tcW w:w="1155" w:type="dxa"/>
-          </w:tcPr>
-          <w:p/>
-        </w:tc>
-      </w:tr>
-      <w:tr>
-        <w:tc>
-          <w:tcPr>
-            <w:tcW w:w="5057" w:type="dxa"/>
-          </w:tcPr>
-          <w:p>
-            <w:pPr>
-              <w:ind w:left="0"/>
-              <w:rPr>
-                <w:rFonts w:asciiTheme="minorEastAsia" w:hAnsiTheme="minorEastAsia"/>
-              </w:rPr>
-            </w:pPr>
-            <w:r>
-              <w:rPr>
-                <w:rFonts w:asciiTheme="minorEastAsia" w:hAnsiTheme="minorEastAsia" w:hint="eastAsia"/>
-              </w:rPr>
-              <w:t>decimal_from_int(int value, bson_decimal *decimal);</w:t>
-            </w:r>
-          </w:p>
-        </w:tc>
-        <w:tc>
-          <w:tcPr>
-            <w:tcW w:w="1155" w:type="dxa"/>
-          </w:tcPr>
-          <w:p/>
-        </w:tc>
-        <w:tc>
-          <w:tcPr>
-            <w:tcW w:w="1155" w:type="dxa"/>
-          </w:tcPr>
-          <w:p/>
-        </w:tc>
-      </w:tr>
-      <w:tr>
-        <w:tc>
-          <w:tcPr>
-            <w:tcW w:w="5057" w:type="dxa"/>
-          </w:tcPr>
-          <w:p>
-            <w:pPr>
-              <w:ind w:left="0"/>
-              <w:rPr>
-                <w:rFonts w:asciiTheme="minorEastAsia" w:hAnsiTheme="minorEastAsia"/>
-              </w:rPr>
-            </w:pPr>
-            <w:r>
-              <w:rPr>
-                <w:rFonts w:asciiTheme="minorEastAsia" w:hAnsiTheme="minorEastAsia" w:hint="eastAsia"/>
-              </w:rPr>
-              <w:t xml:space="preserve">decimal_from_long(long value, bson_decimal </w:t>
-            </w:r>
-            <w:r>
-              <w:rPr>
-                <w:rFonts w:asciiTheme="minorEastAsia" w:hAnsiTheme="minorEastAsia" w:hint="eastAsia"/>
+            <w:tcW w:w="1068" w:type="dxa"/>
+          </w:tcPr>
+          <w:p>
+            <w:pPr>
+              <w:ind w:left="0"/>
+            </w:pPr>
+          </w:p>
+        </w:tc>
+      </w:tr>
+      <w:tr>
+        <w:tc>
+          <w:tcPr>
+            <w:tcW w:w="4662" w:type="dxa"/>
+          </w:tcPr>
+          <w:p>
+            <w:pPr>
+              <w:ind w:left="0"/>
+            </w:pPr>
+            <w:r>
+              <w:t>bson_append_decim</w:t>
+            </w:r>
+            <w:r>
+              <w:t xml:space="preserve">al( bson *b, const char *name, </w:t>
+            </w:r>
+            <w:r>
+              <w:rPr>
+                <w:rFonts w:hint="eastAsia"/>
+              </w:rPr>
+              <w:t xml:space="preserve"> </w:t>
+            </w:r>
+            <w:r>
+              <w:t>const bson_decimal *decimal ) ;</w:t>
+            </w:r>
+          </w:p>
+        </w:tc>
+        <w:tc>
+          <w:tcPr>
+            <w:tcW w:w="2792" w:type="dxa"/>
+          </w:tcPr>
+          <w:p>
+            <w:pPr>
+              <w:ind w:left="0"/>
+            </w:pPr>
+            <w:r>
+              <w:rPr>
+                <w:rFonts w:hint="eastAsia"/>
+              </w:rPr>
+              <w:t>插入</w:t>
+            </w:r>
+            <w:r>
+              <w:rPr>
+                <w:rFonts w:hint="eastAsia"/>
+              </w:rPr>
+              <w:t>decimal</w:t>
+            </w:r>
+            <w:r>
+              <w:rPr>
+                <w:rFonts w:hint="eastAsia"/>
+              </w:rPr>
+              <w:t>数据</w:t>
+            </w:r>
+          </w:p>
+        </w:tc>
+        <w:tc>
+          <w:tcPr>
+            <w:tcW w:w="1068" w:type="dxa"/>
+          </w:tcPr>
+          <w:p>
+            <w:pPr>
+              <w:ind w:left="0"/>
+            </w:pPr>
+          </w:p>
+        </w:tc>
+      </w:tr>
+      <w:tr>
+        <w:tc>
+          <w:tcPr>
+            <w:tcW w:w="4662" w:type="dxa"/>
+          </w:tcPr>
+          <w:p>
+            <w:pPr>
+              <w:ind w:left="0"/>
+            </w:pPr>
+            <w:r>
+              <w:t>bson_append_decimal2(bson *b, const char *name, const char *value, int precision, int scale )</w:t>
+            </w:r>
+          </w:p>
+        </w:tc>
+        <w:tc>
+          <w:tcPr>
+            <w:tcW w:w="2792" w:type="dxa"/>
+          </w:tcPr>
+          <w:p>
+            <w:pPr>
+              <w:ind w:left="0"/>
+            </w:pPr>
+            <w:r>
+              <w:rPr>
+                <w:rFonts w:hint="eastAsia"/>
+              </w:rPr>
+              <w:t>插入</w:t>
+            </w:r>
+            <w:r>
+              <w:rPr>
+                <w:rFonts w:hint="eastAsia"/>
+              </w:rPr>
+              <w:t>decimal</w:t>
+            </w:r>
+            <w:r>
+              <w:rPr>
+                <w:rFonts w:hint="eastAsia"/>
+              </w:rPr>
+              <w:t>数据</w:t>
+            </w:r>
+          </w:p>
+        </w:tc>
+        <w:tc>
+          <w:tcPr>
+            <w:tcW w:w="1068" w:type="dxa"/>
+          </w:tcPr>
+          <w:p>
+            <w:pPr>
+              <w:ind w:left="0"/>
+            </w:pPr>
+          </w:p>
+        </w:tc>
+      </w:tr>
+      <w:tr>
+        <w:tc>
+          <w:tcPr>
+            <w:tcW w:w="4662" w:type="dxa"/>
+          </w:tcPr>
+          <w:p>
+            <w:pPr>
+              <w:ind w:left="0"/>
+            </w:pPr>
+            <w:r>
+              <w:t xml:space="preserve">bson_append_decimal3( bson *b, const char *name, </w:t>
+            </w:r>
+            <w:r>
+              <w:rPr>
+                <w:rFonts w:hint="eastAsia"/>
+              </w:rPr>
+              <w:t xml:space="preserve"> </w:t>
+            </w:r>
+            <w:r>
+              <w:t>const char *value )</w:t>
+            </w:r>
+          </w:p>
+        </w:tc>
+        <w:tc>
+          <w:tcPr>
+            <w:tcW w:w="2792" w:type="dxa"/>
+          </w:tcPr>
+          <w:p>
+            <w:pPr>
+              <w:ind w:left="0"/>
+              <w:rPr>
+                <w:rFonts w:hint="eastAsia"/>
+              </w:rPr>
+            </w:pPr>
+            <w:r>
+              <w:rPr>
+                <w:rFonts w:hint="eastAsia"/>
+              </w:rPr>
+              <w:t>插入</w:t>
+            </w:r>
+            <w:r>
+              <w:rPr>
+                <w:rFonts w:hint="eastAsia"/>
+              </w:rPr>
+              <w:t>decimal</w:t>
+            </w:r>
+            <w:r>
+              <w:rPr>
+                <w:rFonts w:hint="eastAsia"/>
+              </w:rPr>
+              <w:t>数据</w:t>
+            </w:r>
+          </w:p>
+        </w:tc>
+        <w:tc>
+          <w:tcPr>
+            <w:tcW w:w="1068" w:type="dxa"/>
+          </w:tcPr>
+          <w:p>
+            <w:pPr>
+              <w:ind w:left="0"/>
+            </w:pPr>
+          </w:p>
+        </w:tc>
+      </w:tr>
+      <w:tr>
+        <w:tc>
+          <w:tcPr>
+            <w:tcW w:w="4662" w:type="dxa"/>
+          </w:tcPr>
+          <w:p>
+            <w:pPr>
+              <w:ind w:left="0"/>
+            </w:pPr>
+            <w:r>
+              <w:t>bson_iterator_decimal( const bson_iterator *i, bson_decimal *decimal )</w:t>
+            </w:r>
+          </w:p>
+        </w:tc>
+        <w:tc>
+          <w:tcPr>
+            <w:tcW w:w="2792" w:type="dxa"/>
+          </w:tcPr>
+          <w:p>
+            <w:pPr>
+              <w:ind w:left="0"/>
+              <w:rPr>
+                <w:rFonts w:hint="eastAsia"/>
+              </w:rPr>
+            </w:pPr>
+            <w:r>
+              <w:rPr>
+                <w:rFonts w:hint="eastAsia"/>
+              </w:rPr>
+              <w:t>获取</w:t>
+            </w:r>
+            <w:r>
+              <w:rPr>
+                <w:rFonts w:hint="eastAsia"/>
+              </w:rPr>
+              <w:t>decimal</w:t>
+            </w:r>
+            <w:r>
+              <w:rPr>
+                <w:rFonts w:hint="eastAsia"/>
+              </w:rPr>
+              <w:t>数据</w:t>
+            </w:r>
+          </w:p>
+        </w:tc>
+        <w:tc>
+          <w:tcPr>
+            <w:tcW w:w="1068" w:type="dxa"/>
+          </w:tcPr>
+          <w:p>
+            <w:pPr>
+              <w:ind w:left="0"/>
+            </w:pPr>
+          </w:p>
+        </w:tc>
+      </w:tr>
+    </w:tbl>
+    <w:p>
+      <w:pPr>
+        <w:rPr>
+          <w:rFonts w:hint="eastAsia"/>
+        </w:rPr>
+      </w:pPr>
+    </w:p>
+    <w:p>
+      <w:pPr>
+        <w:rPr>
+          <w:rFonts w:hint="eastAsia"/>
+        </w:rPr>
+      </w:pPr>
+      <w:r>
+        <w:rPr>
+          <w:rFonts w:hint="eastAsia"/>
+        </w:rPr>
+        <w:t>新增</w:t>
+      </w:r>
+      <w:r>
+        <w:rPr>
+          <w:rFonts w:hint="eastAsia"/>
+        </w:rPr>
+        <w:t>decimal</w:t>
+      </w:r>
+      <w:r>
+        <w:rPr>
+          <w:rFonts w:hint="eastAsia"/>
+        </w:rPr>
+        <w:t>对外操作</w:t>
+      </w:r>
+    </w:p>
+    <w:tbl>
+      <w:tblPr>
+        <w:tblStyle w:val="TableGrid"/>
+        <w:tblW w:w="0" w:type="auto"/>
+        <w:tblLook w:val="04A0"/>
+      </w:tblPr>
+      <w:tblGrid>
+        <w:gridCol w:w="2518"/>
+        <w:gridCol w:w="3260"/>
+        <w:gridCol w:w="2744"/>
+      </w:tblGrid>
+      <w:tr>
+        <w:tc>
+          <w:tcPr>
+            <w:tcW w:w="2518" w:type="dxa"/>
+            <w:vAlign w:val="bottom"/>
+          </w:tcPr>
+          <w:p>
+            <w:pPr>
+              <w:ind w:left="0"/>
+              <w:rPr>
+                <w:rFonts w:ascii="宋体" w:eastAsia="宋体" w:hAnsi="宋体" w:cs="宋体"/>
+                <w:color w:val="000000"/>
+                <w:sz w:val="22"/>
+              </w:rPr>
+            </w:pPr>
+            <w:r>
+              <w:rPr>
+                <w:rFonts w:ascii="宋体" w:eastAsia="宋体" w:hAnsi="宋体" w:cs="宋体" w:hint="eastAsia"/>
+                <w:color w:val="000000"/>
+                <w:sz w:val="22"/>
+              </w:rPr>
+              <w:t>接口</w:t>
+            </w:r>
+          </w:p>
+        </w:tc>
+        <w:tc>
+          <w:tcPr>
+            <w:tcW w:w="3260" w:type="dxa"/>
+          </w:tcPr>
+          <w:p>
+            <w:pPr>
+              <w:ind w:left="0"/>
+              <w:rPr>
+                <w:rFonts w:hint="eastAsia"/>
+              </w:rPr>
+            </w:pPr>
+            <w:r>
+              <w:rPr>
+                <w:rFonts w:hint="eastAsia"/>
+              </w:rPr>
+              <w:t>说明</w:t>
+            </w:r>
+          </w:p>
+        </w:tc>
+        <w:tc>
+          <w:tcPr>
+            <w:tcW w:w="2744" w:type="dxa"/>
+          </w:tcPr>
+          <w:p>
+            <w:pPr>
+              <w:ind w:left="0"/>
+            </w:pPr>
+          </w:p>
+        </w:tc>
+      </w:tr>
+      <w:tr>
+        <w:tc>
+          <w:tcPr>
+            <w:tcW w:w="2518" w:type="dxa"/>
+            <w:vAlign w:val="bottom"/>
+          </w:tcPr>
+          <w:p>
+            <w:pPr>
+              <w:ind w:left="0"/>
+              <w:rPr>
+                <w:rFonts w:hint="eastAsia"/>
+                <w:color w:val="000000"/>
+                <w:sz w:val="22"/>
+              </w:rPr>
+            </w:pPr>
+            <w:r>
+              <w:rPr>
+                <w:rFonts w:hint="eastAsia"/>
+                <w:color w:val="000000"/>
+                <w:sz w:val="22"/>
+              </w:rPr>
+              <w:t>decimal_init</w:t>
+            </w:r>
+          </w:p>
+        </w:tc>
+        <w:tc>
+          <w:tcPr>
+            <w:tcW w:w="3260" w:type="dxa"/>
+          </w:tcPr>
+          <w:p>
+            <w:pPr>
+              <w:ind w:left="0"/>
+              <w:rPr>
+                <w:rFonts w:hint="eastAsia"/>
+              </w:rPr>
+            </w:pPr>
+          </w:p>
+        </w:tc>
+        <w:tc>
+          <w:tcPr>
+            <w:tcW w:w="2744" w:type="dxa"/>
+          </w:tcPr>
+          <w:p>
+            <w:pPr>
+              <w:ind w:left="0"/>
+            </w:pPr>
+          </w:p>
+        </w:tc>
+      </w:tr>
+      <w:tr>
+        <w:tc>
+          <w:tcPr>
+            <w:tcW w:w="2518" w:type="dxa"/>
+            <w:vAlign w:val="bottom"/>
+          </w:tcPr>
+          <w:p>
+            <w:pPr>
+              <w:ind w:left="0"/>
+              <w:rPr>
+                <w:color w:val="000000"/>
+                <w:sz w:val="22"/>
+              </w:rPr>
+            </w:pPr>
+            <w:r>
+              <w:rPr>
+                <w:rFonts w:hint="eastAsia"/>
+                <w:color w:val="000000"/>
+                <w:sz w:val="22"/>
+              </w:rPr>
+              <w:t>decimal_init1</w:t>
+            </w:r>
+          </w:p>
+        </w:tc>
+        <w:tc>
+          <w:tcPr>
+            <w:tcW w:w="3260" w:type="dxa"/>
+          </w:tcPr>
+          <w:p>
+            <w:pPr>
+              <w:ind w:left="0"/>
+              <w:rPr>
+                <w:rFonts w:hint="eastAsia"/>
+              </w:rPr>
+            </w:pPr>
+          </w:p>
+        </w:tc>
+        <w:tc>
+          <w:tcPr>
+            <w:tcW w:w="2744" w:type="dxa"/>
+          </w:tcPr>
+          <w:p>
+            <w:pPr>
+              <w:ind w:left="0"/>
+            </w:pPr>
+          </w:p>
+        </w:tc>
+      </w:tr>
+      <w:tr>
+        <w:tc>
+          <w:tcPr>
+            <w:tcW w:w="2518" w:type="dxa"/>
+            <w:vAlign w:val="bottom"/>
+          </w:tcPr>
+          <w:p>
+            <w:pPr>
+              <w:ind w:left="0"/>
+              <w:rPr>
+                <w:color w:val="000000"/>
+                <w:sz w:val="22"/>
+              </w:rPr>
+            </w:pPr>
+            <w:r>
+              <w:rPr>
+                <w:rFonts w:hint="eastAsia"/>
+                <w:color w:val="000000"/>
+                <w:sz w:val="22"/>
+              </w:rPr>
+              <w:t>decimal_alloc</w:t>
+            </w:r>
+          </w:p>
+        </w:tc>
+        <w:tc>
+          <w:tcPr>
+            <w:tcW w:w="3260" w:type="dxa"/>
+          </w:tcPr>
+          <w:p>
+            <w:pPr>
+              <w:ind w:left="0"/>
+              <w:rPr>
+                <w:rFonts w:hint="eastAsia"/>
+              </w:rPr>
+            </w:pPr>
+          </w:p>
+        </w:tc>
+        <w:tc>
+          <w:tcPr>
+            <w:tcW w:w="2744" w:type="dxa"/>
+          </w:tcPr>
+          <w:p>
+            <w:pPr>
+              <w:ind w:left="0"/>
+            </w:pPr>
+          </w:p>
+        </w:tc>
+      </w:tr>
+      <w:tr>
+        <w:tc>
+          <w:tcPr>
+            <w:tcW w:w="2518" w:type="dxa"/>
+            <w:vAlign w:val="bottom"/>
+          </w:tcPr>
+          <w:p>
+            <w:pPr>
+              <w:ind w:left="0"/>
+              <w:rPr>
+                <w:color w:val="000000"/>
+                <w:sz w:val="22"/>
+              </w:rPr>
+            </w:pPr>
+            <w:r>
+              <w:rPr>
+                <w:rFonts w:hint="eastAsia"/>
+                <w:color w:val="000000"/>
+                <w:sz w:val="22"/>
+              </w:rPr>
+              <w:t>decimal_free</w:t>
+            </w:r>
+          </w:p>
+        </w:tc>
+        <w:tc>
+          <w:tcPr>
+            <w:tcW w:w="3260" w:type="dxa"/>
+          </w:tcPr>
+          <w:p>
+            <w:pPr>
+              <w:ind w:left="0"/>
+              <w:rPr>
+                <w:rFonts w:hint="eastAsia"/>
+              </w:rPr>
+            </w:pPr>
+          </w:p>
+        </w:tc>
+        <w:tc>
+          <w:tcPr>
+            <w:tcW w:w="2744" w:type="dxa"/>
+          </w:tcPr>
+          <w:p>
+            <w:pPr>
+              <w:ind w:left="0"/>
+            </w:pPr>
+          </w:p>
+        </w:tc>
+      </w:tr>
+      <w:tr>
+        <w:tc>
+          <w:tcPr>
+            <w:tcW w:w="2518" w:type="dxa"/>
+            <w:vAlign w:val="bottom"/>
+          </w:tcPr>
+          <w:p>
+            <w:pPr>
+              <w:ind w:left="0"/>
+              <w:rPr>
+                <w:color w:val="000000"/>
+                <w:sz w:val="22"/>
+              </w:rPr>
+            </w:pPr>
+            <w:r>
+              <w:rPr>
+                <w:rFonts w:hint="eastAsia"/>
+                <w:color w:val="000000"/>
+                <w:sz w:val="22"/>
               </w:rPr>
               <w:lastRenderedPageBreak/>
-              <w:t>*decimal);</w:t>
-            </w:r>
-          </w:p>
-        </w:tc>
-        <w:tc>
-          <w:tcPr>
-            <w:tcW w:w="1155" w:type="dxa"/>
-          </w:tcPr>
-          <w:p/>
-        </w:tc>
-        <w:tc>
-          <w:tcPr>
-            <w:tcW w:w="1155" w:type="dxa"/>
-          </w:tcPr>
-          <w:p/>
-        </w:tc>
-      </w:tr>
-      <w:tr>
-        <w:tc>
-          <w:tcPr>
-            <w:tcW w:w="5057" w:type="dxa"/>
-          </w:tcPr>
-          <w:p>
-            <w:pPr>
-              <w:ind w:left="0"/>
-              <w:rPr>
-                <w:rFonts w:asciiTheme="minorEastAsia" w:hAnsiTheme="minorEastAsia"/>
-              </w:rPr>
-            </w:pPr>
-            <w:r>
-              <w:rPr>
-                <w:rFonts w:asciiTheme="minorEastAsia" w:hAnsiTheme="minorEastAsia" w:hint="eastAsia"/>
+              <w:t>decimal_set_zero</w:t>
+            </w:r>
+          </w:p>
+        </w:tc>
+        <w:tc>
+          <w:tcPr>
+            <w:tcW w:w="3260" w:type="dxa"/>
+          </w:tcPr>
+          <w:p>
+            <w:pPr>
+              <w:ind w:left="0"/>
+              <w:rPr>
+                <w:rFonts w:hint="eastAsia"/>
+              </w:rPr>
+            </w:pPr>
+          </w:p>
+        </w:tc>
+        <w:tc>
+          <w:tcPr>
+            <w:tcW w:w="2744" w:type="dxa"/>
+          </w:tcPr>
+          <w:p>
+            <w:pPr>
+              <w:ind w:left="0"/>
+            </w:pPr>
+          </w:p>
+        </w:tc>
+      </w:tr>
+      <w:tr>
+        <w:tc>
+          <w:tcPr>
+            <w:tcW w:w="2518" w:type="dxa"/>
+            <w:vAlign w:val="bottom"/>
+          </w:tcPr>
+          <w:p>
+            <w:pPr>
+              <w:ind w:left="0"/>
+              <w:rPr>
+                <w:color w:val="000000"/>
+                <w:sz w:val="22"/>
+              </w:rPr>
+            </w:pPr>
+            <w:r>
+              <w:rPr>
+                <w:rFonts w:hint="eastAsia"/>
+                <w:color w:val="000000"/>
+                <w:sz w:val="22"/>
+              </w:rPr>
+              <w:t>decimal_is_zero</w:t>
+            </w:r>
+          </w:p>
+        </w:tc>
+        <w:tc>
+          <w:tcPr>
+            <w:tcW w:w="3260" w:type="dxa"/>
+          </w:tcPr>
+          <w:p>
+            <w:pPr>
+              <w:ind w:left="0"/>
+              <w:rPr>
+                <w:rFonts w:hint="eastAsia"/>
+              </w:rPr>
+            </w:pPr>
+          </w:p>
+        </w:tc>
+        <w:tc>
+          <w:tcPr>
+            <w:tcW w:w="2744" w:type="dxa"/>
+          </w:tcPr>
+          <w:p>
+            <w:pPr>
+              <w:ind w:left="0"/>
+            </w:pPr>
+          </w:p>
+        </w:tc>
+      </w:tr>
+      <w:tr>
+        <w:tc>
+          <w:tcPr>
+            <w:tcW w:w="2518" w:type="dxa"/>
+            <w:vAlign w:val="bottom"/>
+          </w:tcPr>
+          <w:p>
+            <w:pPr>
+              <w:ind w:left="0"/>
+              <w:rPr>
+                <w:color w:val="000000"/>
+                <w:sz w:val="22"/>
+              </w:rPr>
+            </w:pPr>
+            <w:r>
+              <w:rPr>
+                <w:rFonts w:hint="eastAsia"/>
+                <w:color w:val="000000"/>
+                <w:sz w:val="22"/>
+              </w:rPr>
+              <w:t>decimal_is_speical</w:t>
+            </w:r>
+          </w:p>
+        </w:tc>
+        <w:tc>
+          <w:tcPr>
+            <w:tcW w:w="3260" w:type="dxa"/>
+          </w:tcPr>
+          <w:p>
+            <w:pPr>
+              <w:ind w:left="0"/>
+              <w:rPr>
+                <w:rFonts w:hint="eastAsia"/>
+              </w:rPr>
+            </w:pPr>
+          </w:p>
+        </w:tc>
+        <w:tc>
+          <w:tcPr>
+            <w:tcW w:w="2744" w:type="dxa"/>
+          </w:tcPr>
+          <w:p>
+            <w:pPr>
+              <w:ind w:left="0"/>
+            </w:pPr>
+          </w:p>
+        </w:tc>
+      </w:tr>
+      <w:tr>
+        <w:tc>
+          <w:tcPr>
+            <w:tcW w:w="2518" w:type="dxa"/>
+            <w:vAlign w:val="bottom"/>
+          </w:tcPr>
+          <w:p>
+            <w:pPr>
+              <w:ind w:left="0"/>
+              <w:rPr>
+                <w:color w:val="000000"/>
+                <w:sz w:val="22"/>
+              </w:rPr>
+            </w:pPr>
+            <w:r>
+              <w:rPr>
+                <w:rFonts w:hint="eastAsia"/>
+                <w:color w:val="000000"/>
+                <w:sz w:val="22"/>
+              </w:rPr>
+              <w:t>decimal_set_nan</w:t>
+            </w:r>
+          </w:p>
+        </w:tc>
+        <w:tc>
+          <w:tcPr>
+            <w:tcW w:w="3260" w:type="dxa"/>
+          </w:tcPr>
+          <w:p>
+            <w:pPr>
+              <w:ind w:left="0"/>
+              <w:rPr>
+                <w:rFonts w:hint="eastAsia"/>
+              </w:rPr>
+            </w:pPr>
+          </w:p>
+        </w:tc>
+        <w:tc>
+          <w:tcPr>
+            <w:tcW w:w="2744" w:type="dxa"/>
+          </w:tcPr>
+          <w:p>
+            <w:pPr>
+              <w:ind w:left="0"/>
+            </w:pPr>
+          </w:p>
+        </w:tc>
+      </w:tr>
+      <w:tr>
+        <w:tc>
+          <w:tcPr>
+            <w:tcW w:w="2518" w:type="dxa"/>
+            <w:vAlign w:val="bottom"/>
+          </w:tcPr>
+          <w:p>
+            <w:pPr>
+              <w:ind w:left="0"/>
+              <w:rPr>
+                <w:color w:val="000000"/>
+                <w:sz w:val="22"/>
+              </w:rPr>
+            </w:pPr>
+            <w:r>
+              <w:rPr>
+                <w:rFonts w:hint="eastAsia"/>
+                <w:color w:val="000000"/>
+                <w:sz w:val="22"/>
+              </w:rPr>
+              <w:t>decimal_is_nan</w:t>
+            </w:r>
+          </w:p>
+        </w:tc>
+        <w:tc>
+          <w:tcPr>
+            <w:tcW w:w="3260" w:type="dxa"/>
+          </w:tcPr>
+          <w:p>
+            <w:pPr>
+              <w:ind w:left="0"/>
+              <w:rPr>
+                <w:rFonts w:hint="eastAsia"/>
+              </w:rPr>
+            </w:pPr>
+          </w:p>
+        </w:tc>
+        <w:tc>
+          <w:tcPr>
+            <w:tcW w:w="2744" w:type="dxa"/>
+          </w:tcPr>
+          <w:p>
+            <w:pPr>
+              <w:ind w:left="0"/>
+            </w:pPr>
+          </w:p>
+        </w:tc>
+      </w:tr>
+      <w:tr>
+        <w:tc>
+          <w:tcPr>
+            <w:tcW w:w="2518" w:type="dxa"/>
+            <w:vAlign w:val="bottom"/>
+          </w:tcPr>
+          <w:p>
+            <w:pPr>
+              <w:ind w:left="0"/>
+              <w:rPr>
+                <w:color w:val="000000"/>
+                <w:sz w:val="22"/>
+              </w:rPr>
+            </w:pPr>
+            <w:r>
+              <w:rPr>
+                <w:rFonts w:hint="eastAsia"/>
+                <w:color w:val="000000"/>
+                <w:sz w:val="22"/>
+              </w:rPr>
+              <w:t>decimal_set_min</w:t>
+            </w:r>
+          </w:p>
+        </w:tc>
+        <w:tc>
+          <w:tcPr>
+            <w:tcW w:w="3260" w:type="dxa"/>
+          </w:tcPr>
+          <w:p>
+            <w:pPr>
+              <w:ind w:left="0"/>
+              <w:rPr>
+                <w:rFonts w:hint="eastAsia"/>
+              </w:rPr>
+            </w:pPr>
+          </w:p>
+        </w:tc>
+        <w:tc>
+          <w:tcPr>
+            <w:tcW w:w="2744" w:type="dxa"/>
+          </w:tcPr>
+          <w:p>
+            <w:pPr>
+              <w:ind w:left="0"/>
+            </w:pPr>
+          </w:p>
+        </w:tc>
+      </w:tr>
+      <w:tr>
+        <w:tc>
+          <w:tcPr>
+            <w:tcW w:w="2518" w:type="dxa"/>
+            <w:vAlign w:val="bottom"/>
+          </w:tcPr>
+          <w:p>
+            <w:pPr>
+              <w:ind w:left="0"/>
+              <w:rPr>
+                <w:color w:val="000000"/>
+                <w:sz w:val="22"/>
+              </w:rPr>
+            </w:pPr>
+            <w:r>
+              <w:rPr>
+                <w:rFonts w:hint="eastAsia"/>
+                <w:color w:val="000000"/>
+                <w:sz w:val="22"/>
+              </w:rPr>
+              <w:t>decimal_is_min</w:t>
+            </w:r>
+          </w:p>
+        </w:tc>
+        <w:tc>
+          <w:tcPr>
+            <w:tcW w:w="3260" w:type="dxa"/>
+          </w:tcPr>
+          <w:p>
+            <w:pPr>
+              <w:ind w:left="0"/>
+              <w:rPr>
+                <w:rFonts w:hint="eastAsia"/>
+              </w:rPr>
+            </w:pPr>
+          </w:p>
+        </w:tc>
+        <w:tc>
+          <w:tcPr>
+            <w:tcW w:w="2744" w:type="dxa"/>
+          </w:tcPr>
+          <w:p>
+            <w:pPr>
+              <w:ind w:left="0"/>
+            </w:pPr>
+          </w:p>
+        </w:tc>
+      </w:tr>
+      <w:tr>
+        <w:tc>
+          <w:tcPr>
+            <w:tcW w:w="2518" w:type="dxa"/>
+            <w:vAlign w:val="bottom"/>
+          </w:tcPr>
+          <w:p>
+            <w:pPr>
+              <w:ind w:left="0"/>
+              <w:rPr>
+                <w:color w:val="000000"/>
+                <w:sz w:val="22"/>
+              </w:rPr>
+            </w:pPr>
+            <w:r>
+              <w:rPr>
+                <w:rFonts w:hint="eastAsia"/>
+                <w:color w:val="000000"/>
+                <w:sz w:val="22"/>
+              </w:rPr>
+              <w:t>decimal_set_max</w:t>
+            </w:r>
+          </w:p>
+        </w:tc>
+        <w:tc>
+          <w:tcPr>
+            <w:tcW w:w="3260" w:type="dxa"/>
+          </w:tcPr>
+          <w:p>
+            <w:pPr>
+              <w:ind w:left="0"/>
+              <w:rPr>
+                <w:rFonts w:hint="eastAsia"/>
+              </w:rPr>
+            </w:pPr>
+          </w:p>
+        </w:tc>
+        <w:tc>
+          <w:tcPr>
+            <w:tcW w:w="2744" w:type="dxa"/>
+          </w:tcPr>
+          <w:p>
+            <w:pPr>
+              <w:ind w:left="0"/>
+            </w:pPr>
+          </w:p>
+        </w:tc>
+      </w:tr>
+      <w:tr>
+        <w:tc>
+          <w:tcPr>
+            <w:tcW w:w="2518" w:type="dxa"/>
+            <w:vAlign w:val="bottom"/>
+          </w:tcPr>
+          <w:p>
+            <w:pPr>
+              <w:ind w:left="0"/>
+              <w:rPr>
+                <w:color w:val="000000"/>
+                <w:sz w:val="22"/>
+              </w:rPr>
+            </w:pPr>
+            <w:r>
+              <w:rPr>
+                <w:rFonts w:hint="eastAsia"/>
+                <w:color w:val="000000"/>
+                <w:sz w:val="22"/>
+              </w:rPr>
+              <w:t>decimal_is_max</w:t>
+            </w:r>
+          </w:p>
+        </w:tc>
+        <w:tc>
+          <w:tcPr>
+            <w:tcW w:w="3260" w:type="dxa"/>
+          </w:tcPr>
+          <w:p>
+            <w:pPr>
+              <w:ind w:left="0"/>
+              <w:rPr>
+                <w:rFonts w:hint="eastAsia"/>
+              </w:rPr>
+            </w:pPr>
+          </w:p>
+        </w:tc>
+        <w:tc>
+          <w:tcPr>
+            <w:tcW w:w="2744" w:type="dxa"/>
+          </w:tcPr>
+          <w:p>
+            <w:pPr>
+              <w:ind w:left="0"/>
+            </w:pPr>
+          </w:p>
+        </w:tc>
+      </w:tr>
+      <w:tr>
+        <w:tc>
+          <w:tcPr>
+            <w:tcW w:w="2518" w:type="dxa"/>
+            <w:vAlign w:val="bottom"/>
+          </w:tcPr>
+          <w:p>
+            <w:pPr>
+              <w:ind w:left="0"/>
+              <w:rPr>
+                <w:color w:val="000000"/>
+                <w:sz w:val="22"/>
+              </w:rPr>
+            </w:pPr>
+            <w:r>
+              <w:rPr>
+                <w:rFonts w:hint="eastAsia"/>
+                <w:color w:val="000000"/>
+                <w:sz w:val="22"/>
+              </w:rPr>
+              <w:t>decimal_round</w:t>
+            </w:r>
+          </w:p>
+        </w:tc>
+        <w:tc>
+          <w:tcPr>
+            <w:tcW w:w="3260" w:type="dxa"/>
+          </w:tcPr>
+          <w:p>
+            <w:pPr>
+              <w:ind w:left="0"/>
+              <w:rPr>
+                <w:rFonts w:hint="eastAsia"/>
+              </w:rPr>
+            </w:pPr>
+          </w:p>
+        </w:tc>
+        <w:tc>
+          <w:tcPr>
+            <w:tcW w:w="2744" w:type="dxa"/>
+          </w:tcPr>
+          <w:p>
+            <w:pPr>
+              <w:ind w:left="0"/>
+            </w:pPr>
+          </w:p>
+        </w:tc>
+      </w:tr>
+      <w:tr>
+        <w:tc>
+          <w:tcPr>
+            <w:tcW w:w="2518" w:type="dxa"/>
+            <w:vAlign w:val="bottom"/>
+          </w:tcPr>
+          <w:p>
+            <w:pPr>
+              <w:ind w:left="0"/>
+              <w:rPr>
+                <w:color w:val="000000"/>
+                <w:sz w:val="22"/>
+              </w:rPr>
+            </w:pPr>
+            <w:r>
+              <w:rPr>
+                <w:rFonts w:hint="eastAsia"/>
+                <w:color w:val="000000"/>
+                <w:sz w:val="22"/>
+              </w:rPr>
+              <w:t>decimal_to_int</w:t>
+            </w:r>
+          </w:p>
+        </w:tc>
+        <w:tc>
+          <w:tcPr>
+            <w:tcW w:w="3260" w:type="dxa"/>
+          </w:tcPr>
+          <w:p>
+            <w:pPr>
+              <w:ind w:left="0"/>
+              <w:rPr>
+                <w:rFonts w:hint="eastAsia"/>
+              </w:rPr>
+            </w:pPr>
+          </w:p>
+        </w:tc>
+        <w:tc>
+          <w:tcPr>
+            <w:tcW w:w="2744" w:type="dxa"/>
+          </w:tcPr>
+          <w:p>
+            <w:pPr>
+              <w:ind w:left="0"/>
+            </w:pPr>
+          </w:p>
+        </w:tc>
+      </w:tr>
+      <w:tr>
+        <w:tc>
+          <w:tcPr>
+            <w:tcW w:w="2518" w:type="dxa"/>
+            <w:vAlign w:val="bottom"/>
+          </w:tcPr>
+          <w:p>
+            <w:pPr>
+              <w:ind w:left="0"/>
+              <w:rPr>
+                <w:color w:val="000000"/>
+                <w:sz w:val="22"/>
+              </w:rPr>
+            </w:pPr>
+            <w:r>
+              <w:rPr>
+                <w:rFonts w:hint="eastAsia"/>
+                <w:color w:val="000000"/>
+                <w:sz w:val="22"/>
+              </w:rPr>
+              <w:t>decimal_to_double</w:t>
+            </w:r>
+          </w:p>
+        </w:tc>
+        <w:tc>
+          <w:tcPr>
+            <w:tcW w:w="3260" w:type="dxa"/>
+          </w:tcPr>
+          <w:p>
+            <w:pPr>
+              <w:ind w:left="0"/>
+              <w:rPr>
+                <w:rFonts w:hint="eastAsia"/>
+              </w:rPr>
+            </w:pPr>
+          </w:p>
+        </w:tc>
+        <w:tc>
+          <w:tcPr>
+            <w:tcW w:w="2744" w:type="dxa"/>
+          </w:tcPr>
+          <w:p>
+            <w:pPr>
+              <w:ind w:left="0"/>
+            </w:pPr>
+          </w:p>
+        </w:tc>
+      </w:tr>
+      <w:tr>
+        <w:tc>
+          <w:tcPr>
+            <w:tcW w:w="2518" w:type="dxa"/>
+            <w:vAlign w:val="bottom"/>
+          </w:tcPr>
+          <w:p>
+            <w:pPr>
+              <w:ind w:left="0"/>
+              <w:rPr>
+                <w:color w:val="000000"/>
+                <w:sz w:val="22"/>
+              </w:rPr>
+            </w:pPr>
+            <w:r>
+              <w:rPr>
+                <w:rFonts w:hint="eastAsia"/>
+                <w:color w:val="000000"/>
+                <w:sz w:val="22"/>
+              </w:rPr>
+              <w:t>decimal_to_long</w:t>
+            </w:r>
+          </w:p>
+        </w:tc>
+        <w:tc>
+          <w:tcPr>
+            <w:tcW w:w="3260" w:type="dxa"/>
+          </w:tcPr>
+          <w:p>
+            <w:pPr>
+              <w:ind w:left="0"/>
+              <w:rPr>
+                <w:rFonts w:hint="eastAsia"/>
+              </w:rPr>
+            </w:pPr>
+          </w:p>
+        </w:tc>
+        <w:tc>
+          <w:tcPr>
+            <w:tcW w:w="2744" w:type="dxa"/>
+          </w:tcPr>
+          <w:p>
+            <w:pPr>
+              <w:ind w:left="0"/>
+            </w:pPr>
+          </w:p>
+        </w:tc>
+      </w:tr>
+      <w:tr>
+        <w:tc>
+          <w:tcPr>
+            <w:tcW w:w="2518" w:type="dxa"/>
+            <w:vAlign w:val="bottom"/>
+          </w:tcPr>
+          <w:p>
+            <w:pPr>
+              <w:ind w:left="0"/>
+              <w:rPr>
+                <w:color w:val="000000"/>
+                <w:sz w:val="22"/>
+              </w:rPr>
+            </w:pPr>
+            <w:r>
+              <w:rPr>
+                <w:rFonts w:hint="eastAsia"/>
+                <w:color w:val="000000"/>
+                <w:sz w:val="22"/>
+              </w:rPr>
+              <w:t>decimal_to_str_get_len</w:t>
+            </w:r>
+          </w:p>
+        </w:tc>
+        <w:tc>
+          <w:tcPr>
+            <w:tcW w:w="3260" w:type="dxa"/>
+          </w:tcPr>
+          <w:p>
+            <w:pPr>
+              <w:ind w:left="0"/>
+              <w:rPr>
+                <w:rFonts w:hint="eastAsia"/>
+              </w:rPr>
+            </w:pPr>
+          </w:p>
+        </w:tc>
+        <w:tc>
+          <w:tcPr>
+            <w:tcW w:w="2744" w:type="dxa"/>
+          </w:tcPr>
+          <w:p>
+            <w:pPr>
+              <w:ind w:left="0"/>
+            </w:pPr>
+          </w:p>
+        </w:tc>
+      </w:tr>
+      <w:tr>
+        <w:tc>
+          <w:tcPr>
+            <w:tcW w:w="2518" w:type="dxa"/>
+            <w:vAlign w:val="bottom"/>
+          </w:tcPr>
+          <w:p>
+            <w:pPr>
+              <w:ind w:left="0"/>
+              <w:rPr>
+                <w:color w:val="000000"/>
+                <w:sz w:val="22"/>
+              </w:rPr>
+            </w:pPr>
+            <w:r>
+              <w:rPr>
+                <w:rFonts w:hint="eastAsia"/>
+                <w:color w:val="000000"/>
+                <w:sz w:val="22"/>
+              </w:rPr>
+              <w:t>decimal_to_str</w:t>
+            </w:r>
+          </w:p>
+        </w:tc>
+        <w:tc>
+          <w:tcPr>
+            <w:tcW w:w="3260" w:type="dxa"/>
+          </w:tcPr>
+          <w:p>
+            <w:pPr>
+              <w:ind w:left="0"/>
+              <w:rPr>
+                <w:rFonts w:hint="eastAsia"/>
+              </w:rPr>
+            </w:pPr>
+          </w:p>
+        </w:tc>
+        <w:tc>
+          <w:tcPr>
+            <w:tcW w:w="2744" w:type="dxa"/>
+          </w:tcPr>
+          <w:p>
+            <w:pPr>
+              <w:ind w:left="0"/>
+            </w:pPr>
+          </w:p>
+        </w:tc>
+      </w:tr>
+      <w:tr>
+        <w:tc>
+          <w:tcPr>
+            <w:tcW w:w="2518" w:type="dxa"/>
+            <w:vAlign w:val="bottom"/>
+          </w:tcPr>
+          <w:p>
+            <w:pPr>
+              <w:ind w:left="0"/>
+              <w:rPr>
+                <w:color w:val="000000"/>
+                <w:sz w:val="22"/>
+              </w:rPr>
+            </w:pPr>
+            <w:r>
+              <w:rPr>
+                <w:rFonts w:hint="eastAsia"/>
+                <w:color w:val="000000"/>
+                <w:sz w:val="22"/>
+              </w:rPr>
+              <w:t>decimal_from_int</w:t>
+            </w:r>
+          </w:p>
+        </w:tc>
+        <w:tc>
+          <w:tcPr>
+            <w:tcW w:w="3260" w:type="dxa"/>
+          </w:tcPr>
+          <w:p>
+            <w:pPr>
+              <w:ind w:left="0"/>
+              <w:rPr>
+                <w:rFonts w:hint="eastAsia"/>
+              </w:rPr>
+            </w:pPr>
+          </w:p>
+        </w:tc>
+        <w:tc>
+          <w:tcPr>
+            <w:tcW w:w="2744" w:type="dxa"/>
+          </w:tcPr>
+          <w:p>
+            <w:pPr>
+              <w:ind w:left="0"/>
+            </w:pPr>
+          </w:p>
+        </w:tc>
+      </w:tr>
+      <w:tr>
+        <w:tc>
+          <w:tcPr>
+            <w:tcW w:w="2518" w:type="dxa"/>
+            <w:vAlign w:val="bottom"/>
+          </w:tcPr>
+          <w:p>
+            <w:pPr>
+              <w:ind w:left="0"/>
+              <w:rPr>
+                <w:color w:val="000000"/>
+                <w:sz w:val="22"/>
+              </w:rPr>
+            </w:pPr>
+            <w:r>
+              <w:rPr>
+                <w:rFonts w:hint="eastAsia"/>
+                <w:color w:val="000000"/>
+                <w:sz w:val="22"/>
+              </w:rPr>
+              <w:t>decimal_from_long</w:t>
+            </w:r>
+          </w:p>
+        </w:tc>
+        <w:tc>
+          <w:tcPr>
+            <w:tcW w:w="3260" w:type="dxa"/>
+          </w:tcPr>
+          <w:p>
+            <w:pPr>
+              <w:ind w:left="0"/>
+              <w:rPr>
+                <w:rFonts w:hint="eastAsia"/>
+              </w:rPr>
+            </w:pPr>
+          </w:p>
+        </w:tc>
+        <w:tc>
+          <w:tcPr>
+            <w:tcW w:w="2744" w:type="dxa"/>
+          </w:tcPr>
+          <w:p>
+            <w:pPr>
+              <w:ind w:left="0"/>
+            </w:pPr>
+          </w:p>
+        </w:tc>
+      </w:tr>
+      <w:tr>
+        <w:tc>
+          <w:tcPr>
+            <w:tcW w:w="2518" w:type="dxa"/>
+            <w:vAlign w:val="bottom"/>
+          </w:tcPr>
+          <w:p>
+            <w:pPr>
+              <w:ind w:left="0"/>
+              <w:rPr>
+                <w:color w:val="000000"/>
+                <w:sz w:val="22"/>
+              </w:rPr>
+            </w:pPr>
+            <w:r>
+              <w:rPr>
+                <w:rFonts w:hint="eastAsia"/>
+                <w:color w:val="000000"/>
+                <w:sz w:val="22"/>
+              </w:rPr>
+              <w:t>decimal_from_double</w:t>
+            </w:r>
+          </w:p>
+        </w:tc>
+        <w:tc>
+          <w:tcPr>
+            <w:tcW w:w="3260" w:type="dxa"/>
+          </w:tcPr>
+          <w:p>
+            <w:pPr>
+              <w:ind w:left="0"/>
+              <w:rPr>
+                <w:rFonts w:hint="eastAsia"/>
+              </w:rPr>
+            </w:pPr>
+          </w:p>
+        </w:tc>
+        <w:tc>
+          <w:tcPr>
+            <w:tcW w:w="2744" w:type="dxa"/>
+          </w:tcPr>
+          <w:p>
+            <w:pPr>
+              <w:ind w:left="0"/>
+            </w:pPr>
+          </w:p>
+        </w:tc>
+      </w:tr>
+      <w:tr>
+        <w:tc>
+          <w:tcPr>
+            <w:tcW w:w="2518" w:type="dxa"/>
+            <w:vAlign w:val="bottom"/>
+          </w:tcPr>
+          <w:p>
+            <w:pPr>
+              <w:ind w:left="0"/>
+              <w:rPr>
+                <w:color w:val="000000"/>
+                <w:sz w:val="22"/>
+              </w:rPr>
+            </w:pPr>
+            <w:r>
+              <w:rPr>
+                <w:rFonts w:hint="eastAsia"/>
+                <w:color w:val="000000"/>
+                <w:sz w:val="22"/>
+              </w:rPr>
+              <w:t>decimal_from_str</w:t>
+            </w:r>
+          </w:p>
+        </w:tc>
+        <w:tc>
+          <w:tcPr>
+            <w:tcW w:w="3260" w:type="dxa"/>
+          </w:tcPr>
+          <w:p>
+            <w:pPr>
+              <w:ind w:left="0"/>
+              <w:rPr>
+                <w:rFonts w:hint="eastAsia"/>
+              </w:rPr>
+            </w:pPr>
+          </w:p>
+        </w:tc>
+        <w:tc>
+          <w:tcPr>
+            <w:tcW w:w="2744" w:type="dxa"/>
+          </w:tcPr>
+          <w:p>
+            <w:pPr>
+              <w:ind w:left="0"/>
+            </w:pPr>
+          </w:p>
+        </w:tc>
+      </w:tr>
+      <w:tr>
+        <w:tc>
+          <w:tcPr>
+            <w:tcW w:w="2518" w:type="dxa"/>
+            <w:vAlign w:val="bottom"/>
+          </w:tcPr>
+          <w:p>
+            <w:pPr>
+              <w:ind w:left="0"/>
+              <w:rPr>
+                <w:color w:val="000000"/>
+                <w:sz w:val="22"/>
+              </w:rPr>
+            </w:pPr>
+            <w:r>
+              <w:rPr>
+                <w:rFonts w:hint="eastAsia"/>
+                <w:color w:val="000000"/>
+                <w:sz w:val="22"/>
+              </w:rPr>
+              <w:t>decimal_get_typemod</w:t>
+            </w:r>
+          </w:p>
+        </w:tc>
+        <w:tc>
+          <w:tcPr>
+            <w:tcW w:w="3260" w:type="dxa"/>
+          </w:tcPr>
+          <w:p>
+            <w:pPr>
+              <w:ind w:left="0"/>
+              <w:rPr>
+                <w:rFonts w:hint="eastAsia"/>
+              </w:rPr>
+            </w:pPr>
+          </w:p>
+        </w:tc>
+        <w:tc>
+          <w:tcPr>
+            <w:tcW w:w="2744" w:type="dxa"/>
+          </w:tcPr>
+          <w:p>
+            <w:pPr>
+              <w:ind w:left="0"/>
+            </w:pPr>
+          </w:p>
+        </w:tc>
+      </w:tr>
+      <w:tr>
+        <w:tc>
+          <w:tcPr>
+            <w:tcW w:w="2518" w:type="dxa"/>
+            <w:vAlign w:val="bottom"/>
+          </w:tcPr>
+          <w:p>
+            <w:pPr>
+              <w:ind w:left="0"/>
+              <w:rPr>
+                <w:color w:val="000000"/>
+                <w:sz w:val="22"/>
+              </w:rPr>
+            </w:pPr>
+            <w:r>
+              <w:rPr>
+                <w:rFonts w:hint="eastAsia"/>
+                <w:color w:val="000000"/>
+                <w:sz w:val="22"/>
+              </w:rPr>
+              <w:t>decimal_copy</w:t>
+            </w:r>
+          </w:p>
+        </w:tc>
+        <w:tc>
+          <w:tcPr>
+            <w:tcW w:w="3260" w:type="dxa"/>
+          </w:tcPr>
+          <w:p>
+            <w:pPr>
+              <w:ind w:left="0"/>
+              <w:rPr>
+                <w:rFonts w:hint="eastAsia"/>
+              </w:rPr>
+            </w:pPr>
+          </w:p>
+        </w:tc>
+        <w:tc>
+          <w:tcPr>
+            <w:tcW w:w="2744" w:type="dxa"/>
+          </w:tcPr>
+          <w:p>
+            <w:pPr>
+              <w:ind w:left="0"/>
+            </w:pPr>
+          </w:p>
+        </w:tc>
+      </w:tr>
+      <w:tr>
+        <w:tc>
+          <w:tcPr>
+            <w:tcW w:w="2518" w:type="dxa"/>
+            <w:vAlign w:val="bottom"/>
+          </w:tcPr>
+          <w:p>
+            <w:pPr>
+              <w:ind w:left="0"/>
+              <w:rPr>
+                <w:color w:val="000000"/>
+                <w:sz w:val="22"/>
+              </w:rPr>
+            </w:pPr>
+            <w:r>
+              <w:rPr>
+                <w:rFonts w:hint="eastAsia"/>
+                <w:color w:val="000000"/>
+                <w:sz w:val="22"/>
+              </w:rPr>
+              <w:t>decimal_cmp</w:t>
+            </w:r>
+          </w:p>
+        </w:tc>
+        <w:tc>
+          <w:tcPr>
+            <w:tcW w:w="3260" w:type="dxa"/>
+          </w:tcPr>
+          <w:p>
+            <w:pPr>
+              <w:ind w:left="0"/>
+              <w:rPr>
+                <w:rFonts w:hint="eastAsia"/>
+              </w:rPr>
+            </w:pPr>
+          </w:p>
+        </w:tc>
+        <w:tc>
+          <w:tcPr>
+            <w:tcW w:w="2744" w:type="dxa"/>
+          </w:tcPr>
+          <w:p>
+            <w:pPr>
+              <w:ind w:left="0"/>
+            </w:pPr>
+          </w:p>
+        </w:tc>
+      </w:tr>
+      <w:tr>
+        <w:tc>
+          <w:tcPr>
+            <w:tcW w:w="2518" w:type="dxa"/>
+            <w:vAlign w:val="bottom"/>
+          </w:tcPr>
+          <w:p>
+            <w:pPr>
+              <w:ind w:left="0"/>
+              <w:rPr>
+                <w:color w:val="000000"/>
+                <w:sz w:val="22"/>
+              </w:rPr>
+            </w:pPr>
+            <w:r>
+              <w:rPr>
+                <w:rFonts w:hint="eastAsia"/>
+                <w:color w:val="000000"/>
+                <w:sz w:val="22"/>
+              </w:rPr>
+              <w:t>decimal_add</w:t>
+            </w:r>
+          </w:p>
+        </w:tc>
+        <w:tc>
+          <w:tcPr>
+            <w:tcW w:w="3260" w:type="dxa"/>
+          </w:tcPr>
+          <w:p>
+            <w:pPr>
+              <w:ind w:left="0"/>
+              <w:rPr>
+                <w:rFonts w:hint="eastAsia"/>
+              </w:rPr>
+            </w:pPr>
+          </w:p>
+        </w:tc>
+        <w:tc>
+          <w:tcPr>
+            <w:tcW w:w="2744" w:type="dxa"/>
+          </w:tcPr>
+          <w:p>
+            <w:pPr>
+              <w:ind w:left="0"/>
+            </w:pPr>
+          </w:p>
+        </w:tc>
+      </w:tr>
+      <w:tr>
+        <w:tc>
+          <w:tcPr>
+            <w:tcW w:w="2518" w:type="dxa"/>
+            <w:vAlign w:val="bottom"/>
+          </w:tcPr>
+          <w:p>
+            <w:pPr>
+              <w:ind w:left="0"/>
+              <w:rPr>
+                <w:color w:val="000000"/>
+                <w:sz w:val="22"/>
+              </w:rPr>
+            </w:pPr>
+            <w:r>
+              <w:rPr>
+                <w:rFonts w:hint="eastAsia"/>
+                <w:color w:val="000000"/>
+                <w:sz w:val="22"/>
+              </w:rPr>
+              <w:t>decimal_sub</w:t>
+            </w:r>
+          </w:p>
+        </w:tc>
+        <w:tc>
+          <w:tcPr>
+            <w:tcW w:w="3260" w:type="dxa"/>
+          </w:tcPr>
+          <w:p>
+            <w:pPr>
+              <w:ind w:left="0"/>
+              <w:rPr>
+                <w:rFonts w:hint="eastAsia"/>
+              </w:rPr>
+            </w:pPr>
+          </w:p>
+        </w:tc>
+        <w:tc>
+          <w:tcPr>
+            <w:tcW w:w="2744" w:type="dxa"/>
+          </w:tcPr>
+          <w:p>
+            <w:pPr>
+              <w:ind w:left="0"/>
+            </w:pPr>
+          </w:p>
+        </w:tc>
+      </w:tr>
+      <w:tr>
+        <w:tc>
+          <w:tcPr>
+            <w:tcW w:w="2518" w:type="dxa"/>
+            <w:vAlign w:val="bottom"/>
+          </w:tcPr>
+          <w:p>
+            <w:pPr>
+              <w:ind w:left="0"/>
+              <w:rPr>
+                <w:color w:val="000000"/>
+                <w:sz w:val="22"/>
+              </w:rPr>
+            </w:pPr>
+            <w:r>
+              <w:rPr>
+                <w:rFonts w:hint="eastAsia"/>
+                <w:color w:val="000000"/>
+                <w:sz w:val="22"/>
+              </w:rPr>
+              <w:t>decimal_mul</w:t>
+            </w:r>
+          </w:p>
+        </w:tc>
+        <w:tc>
+          <w:tcPr>
+            <w:tcW w:w="3260" w:type="dxa"/>
+          </w:tcPr>
+          <w:p>
+            <w:pPr>
+              <w:ind w:left="0"/>
+              <w:rPr>
+                <w:rFonts w:hint="eastAsia"/>
+              </w:rPr>
+            </w:pPr>
+          </w:p>
+        </w:tc>
+        <w:tc>
+          <w:tcPr>
+            <w:tcW w:w="2744" w:type="dxa"/>
+          </w:tcPr>
+          <w:p>
+            <w:pPr>
+              <w:ind w:left="0"/>
+            </w:pPr>
+          </w:p>
+        </w:tc>
+      </w:tr>
+      <w:tr>
+        <w:tc>
+          <w:tcPr>
+            <w:tcW w:w="2518" w:type="dxa"/>
+            <w:vAlign w:val="bottom"/>
+          </w:tcPr>
+          <w:p>
+            <w:pPr>
+              <w:ind w:left="0"/>
+              <w:rPr>
+                <w:color w:val="000000"/>
+                <w:sz w:val="22"/>
+              </w:rPr>
+            </w:pPr>
+            <w:r>
+              <w:rPr>
+                <w:rFonts w:hint="eastAsia"/>
+                <w:color w:val="000000"/>
+                <w:sz w:val="22"/>
+              </w:rPr>
+              <w:t>decimal_div</w:t>
+            </w:r>
+          </w:p>
+        </w:tc>
+        <w:tc>
+          <w:tcPr>
+            <w:tcW w:w="3260" w:type="dxa"/>
+          </w:tcPr>
+          <w:p>
+            <w:pPr>
+              <w:ind w:left="0"/>
+              <w:rPr>
+                <w:rFonts w:hint="eastAsia"/>
+              </w:rPr>
+            </w:pPr>
+          </w:p>
+        </w:tc>
+        <w:tc>
+          <w:tcPr>
+            <w:tcW w:w="2744" w:type="dxa"/>
+          </w:tcPr>
+          <w:p>
+            <w:pPr>
+              <w:ind w:left="0"/>
+            </w:pPr>
+          </w:p>
+        </w:tc>
+      </w:tr>
+      <w:tr>
+        <w:tc>
+          <w:tcPr>
+            <w:tcW w:w="2518" w:type="dxa"/>
+            <w:vAlign w:val="bottom"/>
+          </w:tcPr>
+          <w:p>
+            <w:pPr>
+              <w:ind w:left="0"/>
+              <w:rPr>
+                <w:color w:val="000000"/>
+                <w:sz w:val="22"/>
+              </w:rPr>
+            </w:pPr>
+            <w:r>
+              <w:rPr>
+                <w:rFonts w:hint="eastAsia"/>
+                <w:color w:val="000000"/>
+                <w:sz w:val="22"/>
+              </w:rPr>
+              <w:t>decimal_abs</w:t>
+            </w:r>
+          </w:p>
+        </w:tc>
+        <w:tc>
+          <w:tcPr>
+            <w:tcW w:w="3260" w:type="dxa"/>
+          </w:tcPr>
+          <w:p>
+            <w:pPr>
+              <w:ind w:left="0"/>
+              <w:rPr>
+                <w:rFonts w:hint="eastAsia"/>
+              </w:rPr>
+            </w:pPr>
+          </w:p>
+        </w:tc>
+        <w:tc>
+          <w:tcPr>
+            <w:tcW w:w="2744" w:type="dxa"/>
+          </w:tcPr>
+          <w:p>
+            <w:pPr>
+              <w:ind w:left="0"/>
+            </w:pPr>
+          </w:p>
+        </w:tc>
+      </w:tr>
+      <w:tr>
+        <w:tc>
+          <w:tcPr>
+            <w:tcW w:w="2518" w:type="dxa"/>
+            <w:vAlign w:val="bottom"/>
+          </w:tcPr>
+          <w:p>
+            <w:pPr>
+              <w:ind w:left="0"/>
+              <w:rPr>
+                <w:color w:val="000000"/>
+                <w:sz w:val="22"/>
+              </w:rPr>
+            </w:pPr>
+            <w:r>
+              <w:rPr>
+                <w:rFonts w:hint="eastAsia"/>
+                <w:color w:val="000000"/>
+                <w:sz w:val="22"/>
+              </w:rPr>
+              <w:t>decimal_ceil</w:t>
+            </w:r>
+          </w:p>
+        </w:tc>
+        <w:tc>
+          <w:tcPr>
+            <w:tcW w:w="3260" w:type="dxa"/>
+          </w:tcPr>
+          <w:p>
+            <w:pPr>
+              <w:ind w:left="0"/>
+              <w:rPr>
+                <w:rFonts w:hint="eastAsia"/>
+              </w:rPr>
+            </w:pPr>
+          </w:p>
+        </w:tc>
+        <w:tc>
+          <w:tcPr>
+            <w:tcW w:w="2744" w:type="dxa"/>
+          </w:tcPr>
+          <w:p>
+            <w:pPr>
+              <w:ind w:left="0"/>
+            </w:pPr>
+          </w:p>
+        </w:tc>
+      </w:tr>
+      <w:tr>
+        <w:tc>
+          <w:tcPr>
+            <w:tcW w:w="2518" w:type="dxa"/>
+            <w:vAlign w:val="bottom"/>
+          </w:tcPr>
+          <w:p>
+            <w:pPr>
+              <w:ind w:left="0"/>
+              <w:rPr>
+                <w:color w:val="000000"/>
+                <w:sz w:val="22"/>
+              </w:rPr>
+            </w:pPr>
+            <w:r>
+              <w:rPr>
+                <w:rFonts w:hint="eastAsia"/>
+                <w:color w:val="000000"/>
+                <w:sz w:val="22"/>
+              </w:rPr>
+              <w:t>decimal_floor</w:t>
+            </w:r>
+          </w:p>
+        </w:tc>
+        <w:tc>
+          <w:tcPr>
+            <w:tcW w:w="3260" w:type="dxa"/>
+          </w:tcPr>
+          <w:p>
+            <w:pPr>
+              <w:ind w:left="0"/>
+              <w:rPr>
+                <w:rFonts w:hint="eastAsia"/>
+              </w:rPr>
+            </w:pPr>
+          </w:p>
+        </w:tc>
+        <w:tc>
+          <w:tcPr>
+            <w:tcW w:w="2744" w:type="dxa"/>
+          </w:tcPr>
+          <w:p>
+            <w:pPr>
+              <w:ind w:left="0"/>
+            </w:pPr>
+          </w:p>
+        </w:tc>
+      </w:tr>
+      <w:tr>
+        <w:tc>
+          <w:tcPr>
+            <w:tcW w:w="2518" w:type="dxa"/>
+            <w:vAlign w:val="bottom"/>
+          </w:tcPr>
+          <w:p>
+            <w:pPr>
+              <w:ind w:left="0"/>
+              <w:rPr>
+                <w:color w:val="000000"/>
+                <w:sz w:val="22"/>
+              </w:rPr>
+            </w:pPr>
+            <w:r>
+              <w:rPr>
+                <w:rFonts w:hint="eastAsia"/>
+                <w:color w:val="000000"/>
+                <w:sz w:val="22"/>
+              </w:rPr>
+              <w:t>decimal_mod</w:t>
+            </w:r>
+          </w:p>
+        </w:tc>
+        <w:tc>
+          <w:tcPr>
+            <w:tcW w:w="3260" w:type="dxa"/>
+          </w:tcPr>
+          <w:p>
+            <w:pPr>
+              <w:ind w:left="0"/>
+              <w:rPr>
+                <w:rFonts w:hint="eastAsia"/>
+              </w:rPr>
+            </w:pPr>
+          </w:p>
+        </w:tc>
+        <w:tc>
+          <w:tcPr>
+            <w:tcW w:w="2744" w:type="dxa"/>
+          </w:tcPr>
+          <w:p>
+            <w:pPr>
+              <w:ind w:left="0"/>
+            </w:pPr>
+          </w:p>
+        </w:tc>
+      </w:tr>
+    </w:tbl>
+    <w:p>
+      <w:pPr>
+        <w:ind w:left="0"/>
+      </w:pPr>
+    </w:p>
+    <w:p>
+      <w:pPr>
+        <w:pStyle w:val="Heading3"/>
+        <w:rPr>
+          <w:rFonts w:hint="eastAsia"/>
+        </w:rPr>
+      </w:pPr>
+      <w:r>
+        <w:rPr>
+          <w:rFonts w:hint="eastAsia"/>
+        </w:rPr>
+        <w:t>C++</w:t>
+      </w:r>
+      <w:r>
+        <w:rPr>
+          <w:rFonts w:hint="eastAsia"/>
+        </w:rPr>
+        <w:t>驱动</w:t>
+      </w:r>
+    </w:p>
+    <w:p>
+      <w:pPr>
+        <w:rPr>
+          <w:rFonts w:hint="eastAsia"/>
+        </w:rPr>
+      </w:pPr>
+      <w:r>
+        <w:rPr>
+          <w:rFonts w:hint="eastAsia"/>
+        </w:rPr>
+        <w:t>新增</w:t>
+      </w:r>
+      <w:r>
+        <w:rPr>
+          <w:rFonts w:hint="eastAsia"/>
+        </w:rPr>
+        <w:t>bson</w:t>
+      </w:r>
+      <w:r>
+        <w:rPr>
+          <w:rFonts w:hint="eastAsia"/>
+        </w:rPr>
+        <w:t>接口</w:t>
+      </w:r>
+    </w:p>
+    <w:tbl>
+      <w:tblPr>
+        <w:tblStyle w:val="TableGrid"/>
+        <w:tblW w:w="0" w:type="auto"/>
+        <w:tblInd w:w="357" w:type="dxa"/>
+        <w:tblLook w:val="04A0"/>
+      </w:tblPr>
+      <w:tblGrid>
+        <w:gridCol w:w="3437"/>
+        <w:gridCol w:w="2551"/>
+        <w:gridCol w:w="2177"/>
+      </w:tblGrid>
+      <w:tr>
+        <w:tc>
+          <w:tcPr>
+            <w:tcW w:w="3437" w:type="dxa"/>
+          </w:tcPr>
+          <w:p>
+            <w:pPr>
+              <w:ind w:left="0"/>
+              <w:rPr>
+                <w:rFonts w:hint="eastAsia"/>
+              </w:rPr>
+            </w:pPr>
+            <w:r>
+              <w:rPr>
+                <w:rFonts w:hint="eastAsia"/>
+              </w:rPr>
+              <w:t>接口</w:t>
+            </w:r>
+          </w:p>
+        </w:tc>
+        <w:tc>
+          <w:tcPr>
+            <w:tcW w:w="2551" w:type="dxa"/>
+          </w:tcPr>
+          <w:p>
+            <w:pPr>
+              <w:ind w:left="0"/>
+              <w:rPr>
+                <w:rFonts w:hint="eastAsia"/>
+              </w:rPr>
+            </w:pPr>
+            <w:r>
+              <w:rPr>
+                <w:rFonts w:hint="eastAsia"/>
+              </w:rPr>
+              <w:t>说明</w:t>
+            </w:r>
+          </w:p>
+        </w:tc>
+        <w:tc>
+          <w:tcPr>
+            <w:tcW w:w="2177" w:type="dxa"/>
+          </w:tcPr>
+          <w:p>
+            <w:pPr>
+              <w:ind w:left="0"/>
+              <w:rPr>
+                <w:rFonts w:hint="eastAsia"/>
+              </w:rPr>
+            </w:pPr>
+          </w:p>
+        </w:tc>
+      </w:tr>
+      <w:tr>
+        <w:tc>
+          <w:tcPr>
+            <w:tcW w:w="3437" w:type="dxa"/>
+          </w:tcPr>
+          <w:p>
+            <w:pPr>
+              <w:ind w:left="0"/>
+              <w:rPr>
+                <w:rFonts w:hint="eastAsia"/>
+              </w:rPr>
+            </w:pPr>
+            <w:r>
+              <w:t>BSONObjBuilder::appendDecimal</w:t>
+            </w:r>
+          </w:p>
+        </w:tc>
+        <w:tc>
+          <w:tcPr>
+            <w:tcW w:w="2551" w:type="dxa"/>
+          </w:tcPr>
+          <w:p>
+            <w:pPr>
+              <w:ind w:left="0"/>
+              <w:rPr>
+                <w:rFonts w:hint="eastAsia"/>
+              </w:rPr>
+            </w:pPr>
+            <w:r>
+              <w:rPr>
+                <w:rFonts w:hint="eastAsia"/>
+              </w:rPr>
+              <w:t>字符串，</w:t>
+            </w:r>
+            <w:r>
+              <w:rPr>
+                <w:rFonts w:hint="eastAsia"/>
+              </w:rPr>
+              <w:t>带精度限制</w:t>
+            </w:r>
+          </w:p>
+        </w:tc>
+        <w:tc>
+          <w:tcPr>
+            <w:tcW w:w="2177" w:type="dxa"/>
+          </w:tcPr>
+          <w:p>
+            <w:pPr>
+              <w:ind w:left="0"/>
+              <w:rPr>
+                <w:rFonts w:hint="eastAsia"/>
+              </w:rPr>
+            </w:pPr>
+          </w:p>
+        </w:tc>
+      </w:tr>
+      <w:tr>
+        <w:tc>
+          <w:tcPr>
+            <w:tcW w:w="3437" w:type="dxa"/>
+          </w:tcPr>
+          <w:p>
+            <w:pPr>
+              <w:ind w:left="0"/>
+              <w:rPr>
+                <w:rFonts w:hint="eastAsia"/>
+              </w:rPr>
+            </w:pPr>
+            <w:r>
+              <w:t>BSONObjBuilder::appendDecimal</w:t>
+            </w:r>
+          </w:p>
+        </w:tc>
+        <w:tc>
+          <w:tcPr>
+            <w:tcW w:w="2551" w:type="dxa"/>
+          </w:tcPr>
+          <w:p>
+            <w:pPr>
+              <w:ind w:left="0"/>
+              <w:rPr>
+                <w:rFonts w:hint="eastAsia"/>
+              </w:rPr>
+            </w:pPr>
+            <w:r>
+              <w:rPr>
+                <w:rFonts w:hint="eastAsia"/>
+              </w:rPr>
+              <w:t>字符串，</w:t>
+            </w:r>
+            <w:r>
+              <w:rPr>
+                <w:rFonts w:hint="eastAsia"/>
+              </w:rPr>
+              <w:t>不带精度</w:t>
+            </w:r>
+          </w:p>
+        </w:tc>
+        <w:tc>
+          <w:tcPr>
+            <w:tcW w:w="2177" w:type="dxa"/>
+          </w:tcPr>
+          <w:p>
+            <w:pPr>
+              <w:ind w:left="0"/>
+              <w:rPr>
+                <w:rFonts w:hint="eastAsia"/>
+              </w:rPr>
+            </w:pPr>
+          </w:p>
+        </w:tc>
+      </w:tr>
+      <w:tr>
+        <w:tc>
+          <w:tcPr>
+            <w:tcW w:w="3437" w:type="dxa"/>
+          </w:tcPr>
+          <w:p>
+            <w:pPr>
+              <w:ind w:left="0"/>
+              <w:rPr>
+                <w:rFonts w:hint="eastAsia"/>
+              </w:rPr>
+            </w:pPr>
+            <w:r>
+              <w:t>BSONObjBuilder::append</w:t>
+            </w:r>
+          </w:p>
+        </w:tc>
+        <w:tc>
+          <w:tcPr>
+            <w:tcW w:w="2551" w:type="dxa"/>
+          </w:tcPr>
+          <w:p>
+            <w:pPr>
+              <w:ind w:left="0"/>
+              <w:rPr>
+                <w:rFonts w:hint="eastAsia"/>
+              </w:rPr>
+            </w:pPr>
+            <w:r>
+              <w:t>bsonDecimal&amp; decimal</w:t>
+            </w:r>
+          </w:p>
+        </w:tc>
+        <w:tc>
+          <w:tcPr>
+            <w:tcW w:w="2177" w:type="dxa"/>
+          </w:tcPr>
+          <w:p>
+            <w:pPr>
+              <w:ind w:left="0"/>
+              <w:rPr>
+                <w:rFonts w:hint="eastAsia"/>
+              </w:rPr>
+            </w:pPr>
+          </w:p>
+        </w:tc>
+      </w:tr>
+      <w:tr>
+        <w:tc>
+          <w:tcPr>
+            <w:tcW w:w="3437" w:type="dxa"/>
+          </w:tcPr>
+          <w:p>
+            <w:pPr>
+              <w:ind w:left="0"/>
+              <w:rPr>
+                <w:rFonts w:hint="eastAsia"/>
+              </w:rPr>
+            </w:pPr>
+            <w:r>
+              <w:t>BSONElement::numberDecimal()</w:t>
+            </w:r>
+          </w:p>
+        </w:tc>
+        <w:tc>
+          <w:tcPr>
+            <w:tcW w:w="2551" w:type="dxa"/>
+          </w:tcPr>
+          <w:p>
+            <w:pPr>
+              <w:ind w:left="0"/>
+              <w:rPr>
+                <w:rFonts w:hint="eastAsia"/>
+              </w:rPr>
+            </w:pPr>
+            <w:r>
+              <w:rPr>
+                <w:rFonts w:hint="eastAsia"/>
+              </w:rPr>
+              <w:t>获取</w:t>
+            </w:r>
+            <w:r>
+              <w:rPr>
+                <w:rFonts w:hint="eastAsia"/>
+              </w:rPr>
+              <w:t>decimal</w:t>
+            </w:r>
+            <w:r>
+              <w:rPr>
+                <w:rFonts w:hint="eastAsia"/>
+              </w:rPr>
+              <w:t>类型</w:t>
+            </w:r>
+            <w:r>
+              <w:rPr>
+                <w:rFonts w:hint="eastAsia"/>
+              </w:rPr>
+              <w:t>，数字自动转换</w:t>
+            </w:r>
+          </w:p>
+        </w:tc>
+        <w:tc>
+          <w:tcPr>
+            <w:tcW w:w="2177" w:type="dxa"/>
+          </w:tcPr>
+          <w:p>
+            <w:pPr>
+              <w:ind w:left="0"/>
+              <w:rPr>
+                <w:rFonts w:hint="eastAsia"/>
+              </w:rPr>
+            </w:pPr>
+          </w:p>
+        </w:tc>
+      </w:tr>
+      <w:tr>
+        <w:tc>
+          <w:tcPr>
+            <w:tcW w:w="3437" w:type="dxa"/>
+          </w:tcPr>
+          <w:p>
+            <w:pPr>
+              <w:ind w:left="0"/>
+            </w:pPr>
+            <w:r>
+              <w:t>BSONElement::</w:t>
+            </w:r>
+            <w:r>
+              <w:t>Decimal()</w:t>
+            </w:r>
+          </w:p>
+        </w:tc>
+        <w:tc>
+          <w:tcPr>
+            <w:tcW w:w="2551" w:type="dxa"/>
+          </w:tcPr>
+          <w:p>
+            <w:pPr>
+              <w:ind w:left="0"/>
+              <w:rPr>
+                <w:rFonts w:hint="eastAsia"/>
+              </w:rPr>
+            </w:pPr>
+            <w:r>
+              <w:rPr>
+                <w:rFonts w:hint="eastAsia"/>
+              </w:rPr>
+              <w:t>获取</w:t>
+            </w:r>
+            <w:r>
+              <w:rPr>
+                <w:rFonts w:hint="eastAsia"/>
+              </w:rPr>
+              <w:t>decimal</w:t>
+            </w:r>
+            <w:r>
+              <w:rPr>
+                <w:rFonts w:hint="eastAsia"/>
+              </w:rPr>
+              <w:t>类型</w:t>
+            </w:r>
+            <w:r>
+              <w:rPr>
+                <w:rFonts w:hint="eastAsia"/>
+              </w:rPr>
+              <w:t>，类型</w:t>
+            </w:r>
+            <w:r>
+              <w:rPr>
+                <w:rFonts w:hint="eastAsia"/>
               </w:rPr>
               <w:lastRenderedPageBreak/>
-              <w:t>decimal_from_double(double value, bson_decimal *decimal);</w:t>
-            </w:r>
-          </w:p>
-        </w:tc>
-        <w:tc>
-          <w:tcPr>
-            <w:tcW w:w="1155" w:type="dxa"/>
-          </w:tcPr>
-          <w:p/>
-        </w:tc>
-        <w:tc>
-          <w:tcPr>
-            <w:tcW w:w="1155" w:type="dxa"/>
-          </w:tcPr>
-          <w:p/>
-        </w:tc>
-      </w:tr>
-      <w:tr>
-        <w:tc>
-          <w:tcPr>
-            <w:tcW w:w="5057" w:type="dxa"/>
-          </w:tcPr>
-          <w:p>
-            <w:pPr>
-              <w:ind w:left="0"/>
-              <w:rPr>
-                <w:rFonts w:asciiTheme="minorEastAsia" w:hAnsiTheme="minorEastAsia"/>
-              </w:rPr>
-            </w:pPr>
-            <w:r>
-              <w:rPr>
-                <w:rFonts w:asciiTheme="minorEastAsia" w:hAnsiTheme="minorEastAsia" w:hint="eastAsia"/>
-              </w:rPr>
-              <w:t>decimal_from_str(const char *value, bson_decimal *decimal);</w:t>
-            </w:r>
-          </w:p>
-        </w:tc>
-        <w:tc>
-          <w:tcPr>
-            <w:tcW w:w="1155" w:type="dxa"/>
-          </w:tcPr>
-          <w:p/>
-        </w:tc>
-        <w:tc>
-          <w:tcPr>
-            <w:tcW w:w="1155" w:type="dxa"/>
-          </w:tcPr>
-          <w:p/>
-        </w:tc>
-      </w:tr>
-      <w:tr>
-        <w:tc>
-          <w:tcPr>
-            <w:tcW w:w="5057" w:type="dxa"/>
-          </w:tcPr>
-          <w:p>
-            <w:pPr>
-              <w:ind w:left="0"/>
-              <w:rPr>
-                <w:rFonts w:asciiTheme="minorEastAsia" w:hAnsiTheme="minorEastAsia"/>
-              </w:rPr>
-            </w:pPr>
-            <w:r>
-              <w:rPr>
-                <w:rFonts w:asciiTheme="minorEastAsia" w:hAnsiTheme="minorEastAsia" w:hint="eastAsia"/>
-              </w:rPr>
-              <w:t>INT32 decimal_to_str(bson_decimal *decimal, char *&amp;value);</w:t>
-            </w:r>
-          </w:p>
-        </w:tc>
-        <w:tc>
-          <w:tcPr>
-            <w:tcW w:w="1155" w:type="dxa"/>
-          </w:tcPr>
-          <w:p/>
-        </w:tc>
-        <w:tc>
-          <w:tcPr>
-            <w:tcW w:w="1155" w:type="dxa"/>
-          </w:tcPr>
-          <w:p/>
-        </w:tc>
-      </w:tr>
-      <w:tr>
-        <w:trPr>
-          <w:del w:id="16" w:author="linyoubin" w:date="2016-04-12T10:26:00Z"/>
-        </w:trPr>
-        <w:tc>
-          <w:tcPr>
-            <w:tcW w:w="5057" w:type="dxa"/>
-          </w:tcPr>
-          <w:p>
-            <w:pPr>
-              <w:ind w:left="0"/>
-              <w:rPr>
-                <w:del w:id="17" w:author="linyoubin" w:date="2016-04-12T10:26:00Z"/>
-                <w:rFonts w:asciiTheme="minorEastAsia" w:hAnsiTheme="minorEastAsia"/>
-              </w:rPr>
-            </w:pPr>
-            <w:del w:id="18" w:author="linyoubin" w:date="2016-04-12T10:26:00Z">
-              <w:r>
-                <w:rPr>
-                  <w:rFonts w:asciiTheme="minorEastAsia" w:hAnsiTheme="minorEastAsia" w:hint="eastAsia"/>
-                </w:rPr>
-                <w:delText>decimal_hash();</w:delText>
-              </w:r>
-            </w:del>
-          </w:p>
-        </w:tc>
-        <w:tc>
-          <w:tcPr>
-            <w:tcW w:w="1155" w:type="dxa"/>
-          </w:tcPr>
-          <w:p>
-            <w:pPr>
-              <w:rPr>
-                <w:del w:id="19" w:author="linyoubin" w:date="2016-04-12T10:26:00Z"/>
-              </w:rPr>
-            </w:pPr>
-          </w:p>
-        </w:tc>
-        <w:tc>
-          <w:tcPr>
-            <w:tcW w:w="1155" w:type="dxa"/>
-          </w:tcPr>
-          <w:p>
-            <w:pPr>
-              <w:rPr>
-                <w:del w:id="20" w:author="linyoubin" w:date="2016-04-12T10:26:00Z"/>
-              </w:rPr>
-            </w:pPr>
-          </w:p>
-        </w:tc>
-      </w:tr>
-      <w:tr>
-        <w:trPr>
-          <w:del w:id="21" w:author="linyoubin" w:date="2016-04-12T10:26:00Z"/>
-        </w:trPr>
-        <w:tc>
-          <w:tcPr>
-            <w:tcW w:w="5057" w:type="dxa"/>
-          </w:tcPr>
-          <w:p>
-            <w:pPr>
-              <w:ind w:left="0"/>
-              <w:rPr>
-                <w:del w:id="22" w:author="linyoubin" w:date="2016-04-12T10:26:00Z"/>
-                <w:rFonts w:asciiTheme="minorEastAsia" w:hAnsiTheme="minorEastAsia"/>
-              </w:rPr>
-            </w:pPr>
-            <w:del w:id="23" w:author="linyoubin" w:date="2016-04-12T10:26:00Z">
-              <w:r>
-                <w:rPr>
-                  <w:rFonts w:asciiTheme="minorEastAsia" w:hAnsiTheme="minorEastAsia" w:hint="eastAsia"/>
-                </w:rPr>
-                <w:delText>decimal_getOwn();</w:delText>
-              </w:r>
-            </w:del>
-          </w:p>
-        </w:tc>
-        <w:tc>
-          <w:tcPr>
-            <w:tcW w:w="1155" w:type="dxa"/>
-          </w:tcPr>
-          <w:p>
-            <w:pPr>
-              <w:rPr>
-                <w:del w:id="24" w:author="linyoubin" w:date="2016-04-12T10:26:00Z"/>
-              </w:rPr>
-            </w:pPr>
-          </w:p>
-        </w:tc>
-        <w:tc>
-          <w:tcPr>
-            <w:tcW w:w="1155" w:type="dxa"/>
-          </w:tcPr>
-          <w:p>
-            <w:pPr>
-              <w:rPr>
-                <w:del w:id="25" w:author="linyoubin" w:date="2016-04-12T10:26:00Z"/>
+              <w:t>严格</w:t>
+            </w:r>
+          </w:p>
+        </w:tc>
+        <w:tc>
+          <w:tcPr>
+            <w:tcW w:w="2177" w:type="dxa"/>
+          </w:tcPr>
+          <w:p>
+            <w:pPr>
+              <w:ind w:left="0"/>
+              <w:rPr>
+                <w:rFonts w:hint="eastAsia"/>
+              </w:rPr>
+            </w:pPr>
+          </w:p>
+        </w:tc>
+      </w:tr>
+      <w:tr>
+        <w:tc>
+          <w:tcPr>
+            <w:tcW w:w="3437" w:type="dxa"/>
+          </w:tcPr>
+          <w:p>
+            <w:pPr>
+              <w:ind w:left="0"/>
+            </w:pPr>
+            <w:r>
+              <w:lastRenderedPageBreak/>
+              <w:t>BSONElement::</w:t>
+            </w:r>
+            <w:r>
+              <w:t>Val(bsonDecimal&amp; v)</w:t>
+            </w:r>
+          </w:p>
+        </w:tc>
+        <w:tc>
+          <w:tcPr>
+            <w:tcW w:w="2551" w:type="dxa"/>
+          </w:tcPr>
+          <w:p>
+            <w:pPr>
+              <w:ind w:left="0"/>
+              <w:rPr>
+                <w:rFonts w:hint="eastAsia"/>
+              </w:rPr>
+            </w:pPr>
+          </w:p>
+        </w:tc>
+        <w:tc>
+          <w:tcPr>
+            <w:tcW w:w="2177" w:type="dxa"/>
+          </w:tcPr>
+          <w:p>
+            <w:pPr>
+              <w:ind w:left="0"/>
+              <w:rPr>
+                <w:rFonts w:hint="eastAsia"/>
               </w:rPr>
             </w:pPr>
           </w:p>
         </w:tc>
       </w:tr>
     </w:tbl>
+    <w:p>
+      <w:pPr>
+        <w:rPr>
+          <w:rFonts w:hint="eastAsia"/>
+        </w:rPr>
+      </w:pPr>
+    </w:p>
+    <w:p>
+      <w:pPr>
+        <w:rPr>
+          <w:rFonts w:hint="eastAsia"/>
+        </w:rPr>
+      </w:pPr>
+      <w:r>
+        <w:rPr>
+          <w:rFonts w:hint="eastAsia"/>
+        </w:rPr>
+        <w:t>新增</w:t>
+      </w:r>
+      <w:r>
+        <w:rPr>
+          <w:rFonts w:hint="eastAsia"/>
+        </w:rPr>
+        <w:t>bsonDecimal</w:t>
+      </w:r>
+      <w:r>
+        <w:rPr>
+          <w:rFonts w:hint="eastAsia"/>
+        </w:rPr>
+        <w:t>操作</w:t>
+      </w:r>
+    </w:p>
+    <w:tbl>
+      <w:tblPr>
+        <w:tblStyle w:val="TableGrid"/>
+        <w:tblW w:w="0" w:type="auto"/>
+        <w:tblInd w:w="357" w:type="dxa"/>
+        <w:tblLook w:val="04A0"/>
+      </w:tblPr>
+      <w:tblGrid>
+        <w:gridCol w:w="3862"/>
+        <w:gridCol w:w="2074"/>
+        <w:gridCol w:w="2229"/>
+      </w:tblGrid>
+      <w:tr>
+        <w:tc>
+          <w:tcPr>
+            <w:tcW w:w="3862" w:type="dxa"/>
+          </w:tcPr>
+          <w:p>
+            <w:pPr>
+              <w:ind w:left="0"/>
+              <w:rPr>
+                <w:rFonts w:hint="eastAsia"/>
+              </w:rPr>
+            </w:pPr>
+            <w:r>
+              <w:rPr>
+                <w:rFonts w:hint="eastAsia"/>
+              </w:rPr>
+              <w:t>接口</w:t>
+            </w:r>
+          </w:p>
+        </w:tc>
+        <w:tc>
+          <w:tcPr>
+            <w:tcW w:w="2074" w:type="dxa"/>
+          </w:tcPr>
+          <w:p>
+            <w:pPr>
+              <w:ind w:left="0"/>
+              <w:rPr>
+                <w:rFonts w:hint="eastAsia"/>
+              </w:rPr>
+            </w:pPr>
+            <w:r>
+              <w:rPr>
+                <w:rFonts w:hint="eastAsia"/>
+              </w:rPr>
+              <w:t>说明</w:t>
+            </w:r>
+          </w:p>
+        </w:tc>
+        <w:tc>
+          <w:tcPr>
+            <w:tcW w:w="2229" w:type="dxa"/>
+          </w:tcPr>
+          <w:p>
+            <w:pPr>
+              <w:ind w:left="0"/>
+              <w:rPr>
+                <w:rFonts w:hint="eastAsia"/>
+              </w:rPr>
+            </w:pPr>
+          </w:p>
+        </w:tc>
+      </w:tr>
+      <w:tr>
+        <w:tc>
+          <w:tcPr>
+            <w:tcW w:w="3862" w:type="dxa"/>
+          </w:tcPr>
+          <w:p>
+            <w:pPr>
+              <w:ind w:left="0"/>
+            </w:pPr>
+            <w:r>
+              <w:t>bsonDecimal::bsonDecimal()</w:t>
+            </w:r>
+          </w:p>
+        </w:tc>
+        <w:tc>
+          <w:tcPr>
+            <w:tcW w:w="2074" w:type="dxa"/>
+          </w:tcPr>
+          <w:p>
+            <w:pPr>
+              <w:ind w:left="0"/>
+              <w:rPr>
+                <w:rFonts w:hint="eastAsia"/>
+              </w:rPr>
+            </w:pPr>
+          </w:p>
+        </w:tc>
+        <w:tc>
+          <w:tcPr>
+            <w:tcW w:w="2229" w:type="dxa"/>
+          </w:tcPr>
+          <w:p>
+            <w:pPr>
+              <w:ind w:left="0"/>
+              <w:rPr>
+                <w:rFonts w:hint="eastAsia"/>
+              </w:rPr>
+            </w:pPr>
+          </w:p>
+        </w:tc>
+      </w:tr>
+      <w:tr>
+        <w:tc>
+          <w:tcPr>
+            <w:tcW w:w="3862" w:type="dxa"/>
+          </w:tcPr>
+          <w:p>
+            <w:pPr>
+              <w:ind w:left="0"/>
+            </w:pPr>
+            <w:r>
+              <w:t>bsonDecimal::bsonDecimal( const bsonDecimal &amp;right )</w:t>
+            </w:r>
+          </w:p>
+        </w:tc>
+        <w:tc>
+          <w:tcPr>
+            <w:tcW w:w="2074" w:type="dxa"/>
+          </w:tcPr>
+          <w:p>
+            <w:pPr>
+              <w:ind w:left="0"/>
+              <w:rPr>
+                <w:rFonts w:hint="eastAsia"/>
+              </w:rPr>
+            </w:pPr>
+          </w:p>
+        </w:tc>
+        <w:tc>
+          <w:tcPr>
+            <w:tcW w:w="2229" w:type="dxa"/>
+          </w:tcPr>
+          <w:p>
+            <w:pPr>
+              <w:ind w:left="0"/>
+              <w:rPr>
+                <w:rFonts w:hint="eastAsia"/>
+              </w:rPr>
+            </w:pPr>
+          </w:p>
+        </w:tc>
+      </w:tr>
+      <w:tr>
+        <w:tc>
+          <w:tcPr>
+            <w:tcW w:w="3862" w:type="dxa"/>
+          </w:tcPr>
+          <w:p>
+            <w:pPr>
+              <w:ind w:left="0"/>
+            </w:pPr>
+            <w:r>
+              <w:t>bsonDecimal::~bsonDecimal()</w:t>
+            </w:r>
+          </w:p>
+        </w:tc>
+        <w:tc>
+          <w:tcPr>
+            <w:tcW w:w="2074" w:type="dxa"/>
+          </w:tcPr>
+          <w:p>
+            <w:pPr>
+              <w:ind w:left="0"/>
+              <w:rPr>
+                <w:rFonts w:hint="eastAsia"/>
+              </w:rPr>
+            </w:pPr>
+          </w:p>
+        </w:tc>
+        <w:tc>
+          <w:tcPr>
+            <w:tcW w:w="2229" w:type="dxa"/>
+          </w:tcPr>
+          <w:p>
+            <w:pPr>
+              <w:ind w:left="0"/>
+              <w:rPr>
+                <w:rFonts w:hint="eastAsia"/>
+              </w:rPr>
+            </w:pPr>
+          </w:p>
+        </w:tc>
+      </w:tr>
+      <w:tr>
+        <w:tc>
+          <w:tcPr>
+            <w:tcW w:w="3862" w:type="dxa"/>
+          </w:tcPr>
+          <w:p>
+            <w:pPr>
+              <w:ind w:left="0"/>
+            </w:pPr>
+            <w:r>
+              <w:t>bsonDecimal::bsonDecimal&amp; operator= ( const bsonDecimal &amp;right )</w:t>
+            </w:r>
+          </w:p>
+        </w:tc>
+        <w:tc>
+          <w:tcPr>
+            <w:tcW w:w="2074" w:type="dxa"/>
+          </w:tcPr>
+          <w:p>
+            <w:pPr>
+              <w:ind w:left="0"/>
+              <w:rPr>
+                <w:rFonts w:hint="eastAsia"/>
+              </w:rPr>
+            </w:pPr>
+          </w:p>
+        </w:tc>
+        <w:tc>
+          <w:tcPr>
+            <w:tcW w:w="2229" w:type="dxa"/>
+          </w:tcPr>
+          <w:p>
+            <w:pPr>
+              <w:ind w:left="0"/>
+              <w:rPr>
+                <w:rFonts w:hint="eastAsia"/>
+              </w:rPr>
+            </w:pPr>
+          </w:p>
+        </w:tc>
+      </w:tr>
+      <w:tr>
+        <w:tc>
+          <w:tcPr>
+            <w:tcW w:w="3862" w:type="dxa"/>
+          </w:tcPr>
+          <w:p>
+            <w:pPr>
+              <w:ind w:left="0"/>
+            </w:pPr>
+            <w:r>
+              <w:t>bsonDecimal::init()</w:t>
+            </w:r>
+          </w:p>
+        </w:tc>
+        <w:tc>
+          <w:tcPr>
+            <w:tcW w:w="2074" w:type="dxa"/>
+          </w:tcPr>
+          <w:p>
+            <w:pPr>
+              <w:ind w:left="0"/>
+              <w:rPr>
+                <w:rFonts w:hint="eastAsia"/>
+              </w:rPr>
+            </w:pPr>
+          </w:p>
+        </w:tc>
+        <w:tc>
+          <w:tcPr>
+            <w:tcW w:w="2229" w:type="dxa"/>
+          </w:tcPr>
+          <w:p>
+            <w:pPr>
+              <w:ind w:left="0"/>
+              <w:rPr>
+                <w:rFonts w:hint="eastAsia"/>
+              </w:rPr>
+            </w:pPr>
+          </w:p>
+        </w:tc>
+      </w:tr>
+      <w:tr>
+        <w:tc>
+          <w:tcPr>
+            <w:tcW w:w="3862" w:type="dxa"/>
+          </w:tcPr>
+          <w:p>
+            <w:pPr>
+              <w:ind w:left="0"/>
+            </w:pPr>
+            <w:r>
+              <w:t>bsonDecimal::init( INT32 precision, INT32 scale )</w:t>
+            </w:r>
+          </w:p>
+        </w:tc>
+        <w:tc>
+          <w:tcPr>
+            <w:tcW w:w="2074" w:type="dxa"/>
+          </w:tcPr>
+          <w:p>
+            <w:pPr>
+              <w:ind w:left="0"/>
+              <w:rPr>
+                <w:rFonts w:hint="eastAsia"/>
+              </w:rPr>
+            </w:pPr>
+          </w:p>
+        </w:tc>
+        <w:tc>
+          <w:tcPr>
+            <w:tcW w:w="2229" w:type="dxa"/>
+          </w:tcPr>
+          <w:p>
+            <w:pPr>
+              <w:ind w:left="0"/>
+              <w:rPr>
+                <w:rFonts w:hint="eastAsia"/>
+              </w:rPr>
+            </w:pPr>
+          </w:p>
+        </w:tc>
+      </w:tr>
+      <w:tr>
+        <w:tc>
+          <w:tcPr>
+            <w:tcW w:w="3862" w:type="dxa"/>
+          </w:tcPr>
+          <w:p>
+            <w:pPr>
+              <w:ind w:left="0"/>
+            </w:pPr>
+            <w:r>
+              <w:t>bsonDecimal::setZero()</w:t>
+            </w:r>
+          </w:p>
+        </w:tc>
+        <w:tc>
+          <w:tcPr>
+            <w:tcW w:w="2074" w:type="dxa"/>
+          </w:tcPr>
+          <w:p>
+            <w:pPr>
+              <w:ind w:left="0"/>
+              <w:rPr>
+                <w:rFonts w:hint="eastAsia"/>
+              </w:rPr>
+            </w:pPr>
+          </w:p>
+        </w:tc>
+        <w:tc>
+          <w:tcPr>
+            <w:tcW w:w="2229" w:type="dxa"/>
+          </w:tcPr>
+          <w:p>
+            <w:pPr>
+              <w:ind w:left="0"/>
+              <w:rPr>
+                <w:rFonts w:hint="eastAsia"/>
+              </w:rPr>
+            </w:pPr>
+          </w:p>
+        </w:tc>
+      </w:tr>
+      <w:tr>
+        <w:tc>
+          <w:tcPr>
+            <w:tcW w:w="3862" w:type="dxa"/>
+          </w:tcPr>
+          <w:p>
+            <w:pPr>
+              <w:ind w:left="0"/>
+            </w:pPr>
+            <w:r>
+              <w:t>bsonDecimal::isZero()</w:t>
+            </w:r>
+          </w:p>
+        </w:tc>
+        <w:tc>
+          <w:tcPr>
+            <w:tcW w:w="2074" w:type="dxa"/>
+          </w:tcPr>
+          <w:p>
+            <w:pPr>
+              <w:ind w:left="0"/>
+              <w:rPr>
+                <w:rFonts w:hint="eastAsia"/>
+              </w:rPr>
+            </w:pPr>
+          </w:p>
+        </w:tc>
+        <w:tc>
+          <w:tcPr>
+            <w:tcW w:w="2229" w:type="dxa"/>
+          </w:tcPr>
+          <w:p>
+            <w:pPr>
+              <w:ind w:left="0"/>
+              <w:rPr>
+                <w:rFonts w:hint="eastAsia"/>
+              </w:rPr>
+            </w:pPr>
+          </w:p>
+        </w:tc>
+      </w:tr>
+      <w:tr>
+        <w:tc>
+          <w:tcPr>
+            <w:tcW w:w="3862" w:type="dxa"/>
+          </w:tcPr>
+          <w:p>
+            <w:pPr>
+              <w:ind w:left="0"/>
+            </w:pPr>
+            <w:r>
+              <w:t>bsonDecimal::setMin()</w:t>
+            </w:r>
+          </w:p>
+        </w:tc>
+        <w:tc>
+          <w:tcPr>
+            <w:tcW w:w="2074" w:type="dxa"/>
+          </w:tcPr>
+          <w:p>
+            <w:pPr>
+              <w:ind w:left="0"/>
+              <w:rPr>
+                <w:rFonts w:hint="eastAsia"/>
+              </w:rPr>
+            </w:pPr>
+          </w:p>
+        </w:tc>
+        <w:tc>
+          <w:tcPr>
+            <w:tcW w:w="2229" w:type="dxa"/>
+          </w:tcPr>
+          <w:p>
+            <w:pPr>
+              <w:ind w:left="0"/>
+              <w:rPr>
+                <w:rFonts w:hint="eastAsia"/>
+              </w:rPr>
+            </w:pPr>
+          </w:p>
+        </w:tc>
+      </w:tr>
+      <w:tr>
+        <w:tc>
+          <w:tcPr>
+            <w:tcW w:w="3862" w:type="dxa"/>
+          </w:tcPr>
+          <w:p>
+            <w:pPr>
+              <w:ind w:left="0"/>
+            </w:pPr>
+            <w:r>
+              <w:t>bsonDecimal::isMin()</w:t>
+            </w:r>
+          </w:p>
+        </w:tc>
+        <w:tc>
+          <w:tcPr>
+            <w:tcW w:w="2074" w:type="dxa"/>
+          </w:tcPr>
+          <w:p>
+            <w:pPr>
+              <w:ind w:left="0"/>
+              <w:rPr>
+                <w:rFonts w:hint="eastAsia"/>
+              </w:rPr>
+            </w:pPr>
+          </w:p>
+        </w:tc>
+        <w:tc>
+          <w:tcPr>
+            <w:tcW w:w="2229" w:type="dxa"/>
+          </w:tcPr>
+          <w:p>
+            <w:pPr>
+              <w:ind w:left="0"/>
+              <w:rPr>
+                <w:rFonts w:hint="eastAsia"/>
+              </w:rPr>
+            </w:pPr>
+          </w:p>
+        </w:tc>
+      </w:tr>
+      <w:tr>
+        <w:tc>
+          <w:tcPr>
+            <w:tcW w:w="3862" w:type="dxa"/>
+          </w:tcPr>
+          <w:p>
+            <w:pPr>
+              <w:ind w:left="0"/>
+            </w:pPr>
+            <w:r>
+              <w:t>bsonDecimal::setMax()</w:t>
+            </w:r>
+          </w:p>
+        </w:tc>
+        <w:tc>
+          <w:tcPr>
+            <w:tcW w:w="2074" w:type="dxa"/>
+          </w:tcPr>
+          <w:p>
+            <w:pPr>
+              <w:ind w:left="0"/>
+              <w:rPr>
+                <w:rFonts w:hint="eastAsia"/>
+              </w:rPr>
+            </w:pPr>
+          </w:p>
+        </w:tc>
+        <w:tc>
+          <w:tcPr>
+            <w:tcW w:w="2229" w:type="dxa"/>
+          </w:tcPr>
+          <w:p>
+            <w:pPr>
+              <w:ind w:left="0"/>
+              <w:rPr>
+                <w:rFonts w:hint="eastAsia"/>
+              </w:rPr>
+            </w:pPr>
+          </w:p>
+        </w:tc>
+      </w:tr>
+      <w:tr>
+        <w:tc>
+          <w:tcPr>
+            <w:tcW w:w="3862" w:type="dxa"/>
+          </w:tcPr>
+          <w:p>
+            <w:pPr>
+              <w:ind w:left="0"/>
+            </w:pPr>
+            <w:r>
+              <w:t>bsonDecimal::isMax()</w:t>
+            </w:r>
+          </w:p>
+        </w:tc>
+        <w:tc>
+          <w:tcPr>
+            <w:tcW w:w="2074" w:type="dxa"/>
+          </w:tcPr>
+          <w:p>
+            <w:pPr>
+              <w:ind w:left="0"/>
+              <w:rPr>
+                <w:rFonts w:hint="eastAsia"/>
+              </w:rPr>
+            </w:pPr>
+          </w:p>
+        </w:tc>
+        <w:tc>
+          <w:tcPr>
+            <w:tcW w:w="2229" w:type="dxa"/>
+          </w:tcPr>
+          <w:p>
+            <w:pPr>
+              <w:ind w:left="0"/>
+              <w:rPr>
+                <w:rFonts w:hint="eastAsia"/>
+              </w:rPr>
+            </w:pPr>
+          </w:p>
+        </w:tc>
+      </w:tr>
+      <w:tr>
+        <w:tc>
+          <w:tcPr>
+            <w:tcW w:w="3862" w:type="dxa"/>
+          </w:tcPr>
+          <w:p>
+            <w:pPr>
+              <w:ind w:left="0"/>
+            </w:pPr>
+            <w:r>
+              <w:t>bsonDecimal::fromInt( INT32 value )</w:t>
+            </w:r>
+          </w:p>
+        </w:tc>
+        <w:tc>
+          <w:tcPr>
+            <w:tcW w:w="2074" w:type="dxa"/>
+          </w:tcPr>
+          <w:p>
+            <w:pPr>
+              <w:ind w:left="0"/>
+              <w:rPr>
+                <w:rFonts w:hint="eastAsia"/>
+              </w:rPr>
+            </w:pPr>
+          </w:p>
+        </w:tc>
+        <w:tc>
+          <w:tcPr>
+            <w:tcW w:w="2229" w:type="dxa"/>
+          </w:tcPr>
+          <w:p>
+            <w:pPr>
+              <w:ind w:left="0"/>
+              <w:rPr>
+                <w:rFonts w:hint="eastAsia"/>
+              </w:rPr>
+            </w:pPr>
+          </w:p>
+        </w:tc>
+      </w:tr>
+      <w:tr>
+        <w:tc>
+          <w:tcPr>
+            <w:tcW w:w="3862" w:type="dxa"/>
+          </w:tcPr>
+          <w:p>
+            <w:pPr>
+              <w:ind w:left="0"/>
+            </w:pPr>
+            <w:r>
+              <w:t>bsonDecimal::toInt( INT32 *value ) const</w:t>
+            </w:r>
+          </w:p>
+        </w:tc>
+        <w:tc>
+          <w:tcPr>
+            <w:tcW w:w="2074" w:type="dxa"/>
+          </w:tcPr>
+          <w:p>
+            <w:pPr>
+              <w:ind w:left="0"/>
+              <w:rPr>
+                <w:rFonts w:hint="eastAsia"/>
+              </w:rPr>
+            </w:pPr>
+          </w:p>
+        </w:tc>
+        <w:tc>
+          <w:tcPr>
+            <w:tcW w:w="2229" w:type="dxa"/>
+          </w:tcPr>
+          <w:p>
+            <w:pPr>
+              <w:ind w:left="0"/>
+              <w:rPr>
+                <w:rFonts w:hint="eastAsia"/>
+              </w:rPr>
+            </w:pPr>
+          </w:p>
+        </w:tc>
+      </w:tr>
+      <w:tr>
+        <w:tc>
+          <w:tcPr>
+            <w:tcW w:w="3862" w:type="dxa"/>
+          </w:tcPr>
+          <w:p>
+            <w:pPr>
+              <w:ind w:left="0"/>
+            </w:pPr>
+            <w:r>
+              <w:t>bsonDecimal::fromLong( INT64 value )</w:t>
+            </w:r>
+          </w:p>
+        </w:tc>
+        <w:tc>
+          <w:tcPr>
+            <w:tcW w:w="2074" w:type="dxa"/>
+          </w:tcPr>
+          <w:p>
+            <w:pPr>
+              <w:ind w:left="0"/>
+              <w:rPr>
+                <w:rFonts w:hint="eastAsia"/>
+              </w:rPr>
+            </w:pPr>
+          </w:p>
+        </w:tc>
+        <w:tc>
+          <w:tcPr>
+            <w:tcW w:w="2229" w:type="dxa"/>
+          </w:tcPr>
+          <w:p>
+            <w:pPr>
+              <w:ind w:left="0"/>
+              <w:rPr>
+                <w:rFonts w:hint="eastAsia"/>
+              </w:rPr>
+            </w:pPr>
+          </w:p>
+        </w:tc>
+      </w:tr>
+      <w:tr>
+        <w:tc>
+          <w:tcPr>
+            <w:tcW w:w="3862" w:type="dxa"/>
+          </w:tcPr>
+          <w:p>
+            <w:pPr>
+              <w:ind w:left="0"/>
+            </w:pPr>
+            <w:r>
+              <w:t>bsonDecimal::toLong( INT64 *value ) const</w:t>
+            </w:r>
+          </w:p>
+        </w:tc>
+        <w:tc>
+          <w:tcPr>
+            <w:tcW w:w="2074" w:type="dxa"/>
+          </w:tcPr>
+          <w:p>
+            <w:pPr>
+              <w:ind w:left="0"/>
+              <w:rPr>
+                <w:rFonts w:hint="eastAsia"/>
+              </w:rPr>
+            </w:pPr>
+          </w:p>
+        </w:tc>
+        <w:tc>
+          <w:tcPr>
+            <w:tcW w:w="2229" w:type="dxa"/>
+          </w:tcPr>
+          <w:p>
+            <w:pPr>
+              <w:ind w:left="0"/>
+              <w:rPr>
+                <w:rFonts w:hint="eastAsia"/>
+              </w:rPr>
+            </w:pPr>
+          </w:p>
+        </w:tc>
+      </w:tr>
+      <w:tr>
+        <w:tc>
+          <w:tcPr>
+            <w:tcW w:w="3862" w:type="dxa"/>
+          </w:tcPr>
+          <w:p>
+            <w:pPr>
+              <w:ind w:left="0"/>
+            </w:pPr>
+            <w:r>
+              <w:t>bsonDecimal::fromDouble( FLOAT64 value )</w:t>
+            </w:r>
+          </w:p>
+        </w:tc>
+        <w:tc>
+          <w:tcPr>
+            <w:tcW w:w="2074" w:type="dxa"/>
+          </w:tcPr>
+          <w:p>
+            <w:pPr>
+              <w:ind w:left="0"/>
+              <w:rPr>
+                <w:rFonts w:hint="eastAsia"/>
+              </w:rPr>
+            </w:pPr>
+          </w:p>
+        </w:tc>
+        <w:tc>
+          <w:tcPr>
+            <w:tcW w:w="2229" w:type="dxa"/>
+          </w:tcPr>
+          <w:p>
+            <w:pPr>
+              <w:ind w:left="0"/>
+              <w:rPr>
+                <w:rFonts w:hint="eastAsia"/>
+              </w:rPr>
+            </w:pPr>
+          </w:p>
+        </w:tc>
+      </w:tr>
+      <w:tr>
+        <w:tc>
+          <w:tcPr>
+            <w:tcW w:w="3862" w:type="dxa"/>
+          </w:tcPr>
+          <w:p>
+            <w:pPr>
+              <w:ind w:left="0"/>
+            </w:pPr>
+            <w:r>
+              <w:t>bsonDecimal::toDouble( FLOAT64 *value ) const</w:t>
+            </w:r>
+          </w:p>
+        </w:tc>
+        <w:tc>
+          <w:tcPr>
+            <w:tcW w:w="2074" w:type="dxa"/>
+          </w:tcPr>
+          <w:p>
+            <w:pPr>
+              <w:ind w:left="0"/>
+              <w:rPr>
+                <w:rFonts w:hint="eastAsia"/>
+              </w:rPr>
+            </w:pPr>
+          </w:p>
+        </w:tc>
+        <w:tc>
+          <w:tcPr>
+            <w:tcW w:w="2229" w:type="dxa"/>
+          </w:tcPr>
+          <w:p>
+            <w:pPr>
+              <w:ind w:left="0"/>
+              <w:rPr>
+                <w:rFonts w:hint="eastAsia"/>
+              </w:rPr>
+            </w:pPr>
+          </w:p>
+        </w:tc>
+      </w:tr>
+      <w:tr>
+        <w:tc>
+          <w:tcPr>
+            <w:tcW w:w="3862" w:type="dxa"/>
+          </w:tcPr>
+          <w:p>
+            <w:pPr>
+              <w:ind w:left="0"/>
+            </w:pPr>
+            <w:r>
+              <w:t>bsonDecimal::fromString( const CHAR *value )</w:t>
+            </w:r>
+          </w:p>
+        </w:tc>
+        <w:tc>
+          <w:tcPr>
+            <w:tcW w:w="2074" w:type="dxa"/>
+          </w:tcPr>
+          <w:p>
+            <w:pPr>
+              <w:ind w:left="0"/>
+              <w:rPr>
+                <w:rFonts w:hint="eastAsia"/>
+              </w:rPr>
+            </w:pPr>
+          </w:p>
+        </w:tc>
+        <w:tc>
+          <w:tcPr>
+            <w:tcW w:w="2229" w:type="dxa"/>
+          </w:tcPr>
+          <w:p>
+            <w:pPr>
+              <w:ind w:left="0"/>
+              <w:rPr>
+                <w:rFonts w:hint="eastAsia"/>
+              </w:rPr>
+            </w:pPr>
+          </w:p>
+        </w:tc>
+      </w:tr>
+      <w:tr>
+        <w:tc>
+          <w:tcPr>
+            <w:tcW w:w="3862" w:type="dxa"/>
+          </w:tcPr>
+          <w:p>
+            <w:pPr>
+              <w:ind w:left="0"/>
+            </w:pPr>
+            <w:r>
+              <w:t>bsonDecimal::toString() const</w:t>
+            </w:r>
+          </w:p>
+        </w:tc>
+        <w:tc>
+          <w:tcPr>
+            <w:tcW w:w="2074" w:type="dxa"/>
+          </w:tcPr>
+          <w:p>
+            <w:pPr>
+              <w:ind w:left="0"/>
+              <w:rPr>
+                <w:rFonts w:hint="eastAsia"/>
+              </w:rPr>
+            </w:pPr>
+          </w:p>
+        </w:tc>
+        <w:tc>
+          <w:tcPr>
+            <w:tcW w:w="2229" w:type="dxa"/>
+          </w:tcPr>
+          <w:p>
+            <w:pPr>
+              <w:ind w:left="0"/>
+              <w:rPr>
+                <w:rFonts w:hint="eastAsia"/>
+              </w:rPr>
+            </w:pPr>
+          </w:p>
+        </w:tc>
+      </w:tr>
+      <w:tr>
+        <w:tc>
+          <w:tcPr>
+            <w:tcW w:w="3862" w:type="dxa"/>
+          </w:tcPr>
+          <w:p>
+            <w:pPr>
+              <w:ind w:left="0"/>
+            </w:pPr>
+            <w:r>
+              <w:t>bsonDecimal::toJsonString()</w:t>
+            </w:r>
+          </w:p>
+        </w:tc>
+        <w:tc>
+          <w:tcPr>
+            <w:tcW w:w="2074" w:type="dxa"/>
+          </w:tcPr>
+          <w:p>
+            <w:pPr>
+              <w:ind w:left="0"/>
+              <w:rPr>
+                <w:rFonts w:hint="eastAsia"/>
+              </w:rPr>
+            </w:pPr>
+          </w:p>
+        </w:tc>
+        <w:tc>
+          <w:tcPr>
+            <w:tcW w:w="2229" w:type="dxa"/>
+          </w:tcPr>
+          <w:p>
+            <w:pPr>
+              <w:ind w:left="0"/>
+              <w:rPr>
+                <w:rFonts w:hint="eastAsia"/>
+              </w:rPr>
+            </w:pPr>
+          </w:p>
+        </w:tc>
+      </w:tr>
+      <w:tr>
+        <w:tc>
+          <w:tcPr>
+            <w:tcW w:w="3862" w:type="dxa"/>
+          </w:tcPr>
+          <w:p>
+            <w:pPr>
+              <w:ind w:left="0"/>
+            </w:pPr>
+            <w:r>
+              <w:t>bsonDecimal::fromBsonValue( const CHAR *bsonValue )</w:t>
+            </w:r>
+          </w:p>
+        </w:tc>
+        <w:tc>
+          <w:tcPr>
+            <w:tcW w:w="2074" w:type="dxa"/>
+          </w:tcPr>
+          <w:p>
+            <w:pPr>
+              <w:ind w:left="0"/>
+              <w:rPr>
+                <w:rFonts w:hint="eastAsia"/>
+              </w:rPr>
+            </w:pPr>
+          </w:p>
+        </w:tc>
+        <w:tc>
+          <w:tcPr>
+            <w:tcW w:w="2229" w:type="dxa"/>
+          </w:tcPr>
+          <w:p>
+            <w:pPr>
+              <w:ind w:left="0"/>
+              <w:rPr>
+                <w:rFonts w:hint="eastAsia"/>
+              </w:rPr>
+            </w:pPr>
+          </w:p>
+        </w:tc>
+      </w:tr>
+      <w:tr>
+        <w:tc>
+          <w:tcPr>
+            <w:tcW w:w="3862" w:type="dxa"/>
+          </w:tcPr>
+          <w:p>
+            <w:pPr>
+              <w:ind w:left="0"/>
+            </w:pPr>
+            <w:r>
+              <w:t>bsonDecimal::compare( const bsonDecimal &amp;right ) const</w:t>
+            </w:r>
+          </w:p>
+        </w:tc>
+        <w:tc>
+          <w:tcPr>
+            <w:tcW w:w="2074" w:type="dxa"/>
+          </w:tcPr>
+          <w:p>
+            <w:pPr>
+              <w:ind w:left="0"/>
+              <w:rPr>
+                <w:rFonts w:hint="eastAsia"/>
+              </w:rPr>
+            </w:pPr>
+          </w:p>
+        </w:tc>
+        <w:tc>
+          <w:tcPr>
+            <w:tcW w:w="2229" w:type="dxa"/>
+          </w:tcPr>
+          <w:p>
+            <w:pPr>
+              <w:ind w:left="0"/>
+              <w:rPr>
+                <w:rFonts w:hint="eastAsia"/>
+              </w:rPr>
+            </w:pPr>
+          </w:p>
+        </w:tc>
+      </w:tr>
+      <w:tr>
+        <w:tc>
+          <w:tcPr>
+            <w:tcW w:w="3862" w:type="dxa"/>
+          </w:tcPr>
+          <w:p>
+            <w:pPr>
+              <w:ind w:left="0"/>
+            </w:pPr>
+            <w:r>
+              <w:t>bsonDecimal::compare( int right ) const</w:t>
+            </w:r>
+          </w:p>
+        </w:tc>
+        <w:tc>
+          <w:tcPr>
+            <w:tcW w:w="2074" w:type="dxa"/>
+          </w:tcPr>
+          <w:p>
+            <w:pPr>
+              <w:ind w:left="0"/>
+              <w:rPr>
+                <w:rFonts w:hint="eastAsia"/>
+              </w:rPr>
+            </w:pPr>
+          </w:p>
+        </w:tc>
+        <w:tc>
+          <w:tcPr>
+            <w:tcW w:w="2229" w:type="dxa"/>
+          </w:tcPr>
+          <w:p>
+            <w:pPr>
+              <w:ind w:left="0"/>
+              <w:rPr>
+                <w:rFonts w:hint="eastAsia"/>
+              </w:rPr>
+            </w:pPr>
+          </w:p>
+        </w:tc>
+      </w:tr>
+      <w:tr>
+        <w:tc>
+          <w:tcPr>
+            <w:tcW w:w="3862" w:type="dxa"/>
+          </w:tcPr>
+          <w:p>
+            <w:pPr>
+              <w:ind w:left="0"/>
+            </w:pPr>
+            <w:r>
+              <w:t>bsonDecimal::add( const bsonDecimal &amp;right, bsonDecimal &amp;result )</w:t>
+            </w:r>
+          </w:p>
+        </w:tc>
+        <w:tc>
+          <w:tcPr>
+            <w:tcW w:w="2074" w:type="dxa"/>
+          </w:tcPr>
+          <w:p>
+            <w:pPr>
+              <w:ind w:left="0"/>
+              <w:rPr>
+                <w:rFonts w:hint="eastAsia"/>
+              </w:rPr>
+            </w:pPr>
+          </w:p>
+        </w:tc>
+        <w:tc>
+          <w:tcPr>
+            <w:tcW w:w="2229" w:type="dxa"/>
+          </w:tcPr>
+          <w:p>
+            <w:pPr>
+              <w:ind w:left="0"/>
+              <w:rPr>
+                <w:rFonts w:hint="eastAsia"/>
+              </w:rPr>
+            </w:pPr>
+          </w:p>
+        </w:tc>
+      </w:tr>
+      <w:tr>
+        <w:tc>
+          <w:tcPr>
+            <w:tcW w:w="3862" w:type="dxa"/>
+          </w:tcPr>
+          <w:p>
+            <w:pPr>
+              <w:ind w:left="0"/>
+            </w:pPr>
+            <w:r>
+              <w:t>bsonDecimal::add( const bsonDecimal &amp;right )</w:t>
+            </w:r>
+          </w:p>
+        </w:tc>
+        <w:tc>
+          <w:tcPr>
+            <w:tcW w:w="2074" w:type="dxa"/>
+          </w:tcPr>
+          <w:p>
+            <w:pPr>
+              <w:ind w:left="0"/>
+              <w:rPr>
+                <w:rFonts w:hint="eastAsia"/>
+              </w:rPr>
+            </w:pPr>
+          </w:p>
+        </w:tc>
+        <w:tc>
+          <w:tcPr>
+            <w:tcW w:w="2229" w:type="dxa"/>
+          </w:tcPr>
+          <w:p>
+            <w:pPr>
+              <w:ind w:left="0"/>
+              <w:rPr>
+                <w:rFonts w:hint="eastAsia"/>
+              </w:rPr>
+            </w:pPr>
+          </w:p>
+        </w:tc>
+      </w:tr>
+      <w:tr>
+        <w:tc>
+          <w:tcPr>
+            <w:tcW w:w="3862" w:type="dxa"/>
+          </w:tcPr>
+          <w:p>
+            <w:pPr>
+              <w:ind w:left="0"/>
+            </w:pPr>
+            <w:r>
+              <w:t>bsonDecimal::sub( const bsonDecimal &amp;right, bsonDecimal &amp;result )</w:t>
+            </w:r>
+          </w:p>
+        </w:tc>
+        <w:tc>
+          <w:tcPr>
+            <w:tcW w:w="2074" w:type="dxa"/>
+          </w:tcPr>
+          <w:p>
+            <w:pPr>
+              <w:ind w:left="0"/>
+              <w:rPr>
+                <w:rFonts w:hint="eastAsia"/>
+              </w:rPr>
+            </w:pPr>
+          </w:p>
+        </w:tc>
+        <w:tc>
+          <w:tcPr>
+            <w:tcW w:w="2229" w:type="dxa"/>
+          </w:tcPr>
+          <w:p>
+            <w:pPr>
+              <w:ind w:left="0"/>
+              <w:rPr>
+                <w:rFonts w:hint="eastAsia"/>
+              </w:rPr>
+            </w:pPr>
+          </w:p>
+        </w:tc>
+      </w:tr>
+      <w:tr>
+        <w:tc>
+          <w:tcPr>
+            <w:tcW w:w="3862" w:type="dxa"/>
+          </w:tcPr>
+          <w:p>
+            <w:pPr>
+              <w:ind w:left="0"/>
+            </w:pPr>
+            <w:r>
+              <w:lastRenderedPageBreak/>
+              <w:t>bsonDecimal::mul( const bsonDecimal &amp;right, bsonDecimal &amp;result )</w:t>
+            </w:r>
+          </w:p>
+        </w:tc>
+        <w:tc>
+          <w:tcPr>
+            <w:tcW w:w="2074" w:type="dxa"/>
+          </w:tcPr>
+          <w:p>
+            <w:pPr>
+              <w:ind w:left="0"/>
+              <w:rPr>
+                <w:rFonts w:hint="eastAsia"/>
+              </w:rPr>
+            </w:pPr>
+          </w:p>
+        </w:tc>
+        <w:tc>
+          <w:tcPr>
+            <w:tcW w:w="2229" w:type="dxa"/>
+          </w:tcPr>
+          <w:p>
+            <w:pPr>
+              <w:ind w:left="0"/>
+              <w:rPr>
+                <w:rFonts w:hint="eastAsia"/>
+              </w:rPr>
+            </w:pPr>
+          </w:p>
+        </w:tc>
+      </w:tr>
+      <w:tr>
+        <w:tc>
+          <w:tcPr>
+            <w:tcW w:w="3862" w:type="dxa"/>
+          </w:tcPr>
+          <w:p>
+            <w:pPr>
+              <w:ind w:left="0"/>
+            </w:pPr>
+            <w:r>
+              <w:t>bsonDecimal::div( const bsonDecimal &amp;right, bsonDecimal &amp;result )</w:t>
+            </w:r>
+          </w:p>
+        </w:tc>
+        <w:tc>
+          <w:tcPr>
+            <w:tcW w:w="2074" w:type="dxa"/>
+          </w:tcPr>
+          <w:p>
+            <w:pPr>
+              <w:ind w:left="0"/>
+              <w:rPr>
+                <w:rFonts w:hint="eastAsia"/>
+              </w:rPr>
+            </w:pPr>
+          </w:p>
+        </w:tc>
+        <w:tc>
+          <w:tcPr>
+            <w:tcW w:w="2229" w:type="dxa"/>
+          </w:tcPr>
+          <w:p>
+            <w:pPr>
+              <w:ind w:left="0"/>
+              <w:rPr>
+                <w:rFonts w:hint="eastAsia"/>
+              </w:rPr>
+            </w:pPr>
+          </w:p>
+        </w:tc>
+      </w:tr>
+      <w:tr>
+        <w:tc>
+          <w:tcPr>
+            <w:tcW w:w="3862" w:type="dxa"/>
+          </w:tcPr>
+          <w:p>
+            <w:pPr>
+              <w:ind w:left="0"/>
+            </w:pPr>
+            <w:r>
+              <w:t>bsonDecimal::div( INT64 right, bsonDecimal &amp;result )</w:t>
+            </w:r>
+          </w:p>
+        </w:tc>
+        <w:tc>
+          <w:tcPr>
+            <w:tcW w:w="2074" w:type="dxa"/>
+          </w:tcPr>
+          <w:p>
+            <w:pPr>
+              <w:ind w:left="0"/>
+              <w:rPr>
+                <w:rFonts w:hint="eastAsia"/>
+              </w:rPr>
+            </w:pPr>
+          </w:p>
+        </w:tc>
+        <w:tc>
+          <w:tcPr>
+            <w:tcW w:w="2229" w:type="dxa"/>
+          </w:tcPr>
+          <w:p>
+            <w:pPr>
+              <w:ind w:left="0"/>
+              <w:rPr>
+                <w:rFonts w:hint="eastAsia"/>
+              </w:rPr>
+            </w:pPr>
+          </w:p>
+        </w:tc>
+      </w:tr>
+      <w:tr>
+        <w:tc>
+          <w:tcPr>
+            <w:tcW w:w="3862" w:type="dxa"/>
+          </w:tcPr>
+          <w:p>
+            <w:pPr>
+              <w:ind w:left="0"/>
+            </w:pPr>
+            <w:r>
+              <w:t>bsonDecimal::abs()</w:t>
+            </w:r>
+          </w:p>
+        </w:tc>
+        <w:tc>
+          <w:tcPr>
+            <w:tcW w:w="2074" w:type="dxa"/>
+          </w:tcPr>
+          <w:p>
+            <w:pPr>
+              <w:ind w:left="0"/>
+              <w:rPr>
+                <w:rFonts w:hint="eastAsia"/>
+              </w:rPr>
+            </w:pPr>
+          </w:p>
+        </w:tc>
+        <w:tc>
+          <w:tcPr>
+            <w:tcW w:w="2229" w:type="dxa"/>
+          </w:tcPr>
+          <w:p>
+            <w:pPr>
+              <w:ind w:left="0"/>
+              <w:rPr>
+                <w:rFonts w:hint="eastAsia"/>
+              </w:rPr>
+            </w:pPr>
+          </w:p>
+        </w:tc>
+      </w:tr>
+      <w:tr>
+        <w:tc>
+          <w:tcPr>
+            <w:tcW w:w="3862" w:type="dxa"/>
+          </w:tcPr>
+          <w:p>
+            <w:pPr>
+              <w:ind w:left="0"/>
+            </w:pPr>
+            <w:r>
+              <w:t>bsonDecimal::ceil( bsonDecimal &amp;result )</w:t>
+            </w:r>
+          </w:p>
+        </w:tc>
+        <w:tc>
+          <w:tcPr>
+            <w:tcW w:w="2074" w:type="dxa"/>
+          </w:tcPr>
+          <w:p>
+            <w:pPr>
+              <w:ind w:left="0"/>
+              <w:rPr>
+                <w:rFonts w:hint="eastAsia"/>
+              </w:rPr>
+            </w:pPr>
+          </w:p>
+        </w:tc>
+        <w:tc>
+          <w:tcPr>
+            <w:tcW w:w="2229" w:type="dxa"/>
+          </w:tcPr>
+          <w:p>
+            <w:pPr>
+              <w:ind w:left="0"/>
+              <w:rPr>
+                <w:rFonts w:hint="eastAsia"/>
+              </w:rPr>
+            </w:pPr>
+          </w:p>
+        </w:tc>
+      </w:tr>
+      <w:tr>
+        <w:tc>
+          <w:tcPr>
+            <w:tcW w:w="3862" w:type="dxa"/>
+          </w:tcPr>
+          <w:p>
+            <w:pPr>
+              <w:ind w:left="0"/>
+            </w:pPr>
+            <w:r>
+              <w:t>bsonDecimal::floor( bsonDecimal &amp;result )</w:t>
+            </w:r>
+          </w:p>
+        </w:tc>
+        <w:tc>
+          <w:tcPr>
+            <w:tcW w:w="2074" w:type="dxa"/>
+          </w:tcPr>
+          <w:p>
+            <w:pPr>
+              <w:ind w:left="0"/>
+              <w:rPr>
+                <w:rFonts w:hint="eastAsia"/>
+              </w:rPr>
+            </w:pPr>
+          </w:p>
+        </w:tc>
+        <w:tc>
+          <w:tcPr>
+            <w:tcW w:w="2229" w:type="dxa"/>
+          </w:tcPr>
+          <w:p>
+            <w:pPr>
+              <w:ind w:left="0"/>
+              <w:rPr>
+                <w:rFonts w:hint="eastAsia"/>
+              </w:rPr>
+            </w:pPr>
+          </w:p>
+        </w:tc>
+      </w:tr>
+      <w:tr>
+        <w:tc>
+          <w:tcPr>
+            <w:tcW w:w="3862" w:type="dxa"/>
+          </w:tcPr>
+          <w:p>
+            <w:pPr>
+              <w:ind w:left="0"/>
+            </w:pPr>
+            <w:r>
+              <w:t>bsonDecimal::mod( bsonDecimal &amp;right, bsonDecimal &amp;result )</w:t>
+            </w:r>
+          </w:p>
+        </w:tc>
+        <w:tc>
+          <w:tcPr>
+            <w:tcW w:w="2074" w:type="dxa"/>
+          </w:tcPr>
+          <w:p>
+            <w:pPr>
+              <w:ind w:left="0"/>
+              <w:rPr>
+                <w:rFonts w:hint="eastAsia"/>
+              </w:rPr>
+            </w:pPr>
+          </w:p>
+        </w:tc>
+        <w:tc>
+          <w:tcPr>
+            <w:tcW w:w="2229" w:type="dxa"/>
+          </w:tcPr>
+          <w:p>
+            <w:pPr>
+              <w:ind w:left="0"/>
+              <w:rPr>
+                <w:rFonts w:hint="eastAsia"/>
+              </w:rPr>
+            </w:pPr>
+          </w:p>
+        </w:tc>
+      </w:tr>
+      <w:tr>
+        <w:tc>
+          <w:tcPr>
+            <w:tcW w:w="3862" w:type="dxa"/>
+          </w:tcPr>
+          <w:p>
+            <w:pPr>
+              <w:ind w:left="0"/>
+            </w:pPr>
+            <w:r>
+              <w:t>bsonDecimal::getWeight() const</w:t>
+            </w:r>
+          </w:p>
+        </w:tc>
+        <w:tc>
+          <w:tcPr>
+            <w:tcW w:w="2074" w:type="dxa"/>
+          </w:tcPr>
+          <w:p>
+            <w:pPr>
+              <w:ind w:left="0"/>
+              <w:rPr>
+                <w:rFonts w:hint="eastAsia"/>
+              </w:rPr>
+            </w:pPr>
+          </w:p>
+        </w:tc>
+        <w:tc>
+          <w:tcPr>
+            <w:tcW w:w="2229" w:type="dxa"/>
+          </w:tcPr>
+          <w:p>
+            <w:pPr>
+              <w:ind w:left="0"/>
+              <w:rPr>
+                <w:rFonts w:hint="eastAsia"/>
+              </w:rPr>
+            </w:pPr>
+          </w:p>
+        </w:tc>
+      </w:tr>
+      <w:tr>
+        <w:tc>
+          <w:tcPr>
+            <w:tcW w:w="3862" w:type="dxa"/>
+          </w:tcPr>
+          <w:p>
+            <w:pPr>
+              <w:ind w:left="0"/>
+            </w:pPr>
+            <w:r>
+              <w:t>bsonDecimal::getTypemod() const</w:t>
+            </w:r>
+          </w:p>
+        </w:tc>
+        <w:tc>
+          <w:tcPr>
+            <w:tcW w:w="2074" w:type="dxa"/>
+          </w:tcPr>
+          <w:p>
+            <w:pPr>
+              <w:ind w:left="0"/>
+              <w:rPr>
+                <w:rFonts w:hint="eastAsia"/>
+              </w:rPr>
+            </w:pPr>
+          </w:p>
+        </w:tc>
+        <w:tc>
+          <w:tcPr>
+            <w:tcW w:w="2229" w:type="dxa"/>
+          </w:tcPr>
+          <w:p>
+            <w:pPr>
+              <w:ind w:left="0"/>
+              <w:rPr>
+                <w:rFonts w:hint="eastAsia"/>
+              </w:rPr>
+            </w:pPr>
+          </w:p>
+        </w:tc>
+      </w:tr>
+      <w:tr>
+        <w:tc>
+          <w:tcPr>
+            <w:tcW w:w="3862" w:type="dxa"/>
+          </w:tcPr>
+          <w:p>
+            <w:pPr>
+              <w:ind w:left="0"/>
+            </w:pPr>
+            <w:r>
+              <w:t>bsonDecimal::getPrecision( INT32 *precision, INT32 *scale ) const</w:t>
+            </w:r>
+          </w:p>
+        </w:tc>
+        <w:tc>
+          <w:tcPr>
+            <w:tcW w:w="2074" w:type="dxa"/>
+          </w:tcPr>
+          <w:p>
+            <w:pPr>
+              <w:ind w:left="0"/>
+              <w:rPr>
+                <w:rFonts w:hint="eastAsia"/>
+              </w:rPr>
+            </w:pPr>
+          </w:p>
+        </w:tc>
+        <w:tc>
+          <w:tcPr>
+            <w:tcW w:w="2229" w:type="dxa"/>
+          </w:tcPr>
+          <w:p>
+            <w:pPr>
+              <w:ind w:left="0"/>
+              <w:rPr>
+                <w:rFonts w:hint="eastAsia"/>
+              </w:rPr>
+            </w:pPr>
+          </w:p>
+        </w:tc>
+      </w:tr>
+      <w:tr>
+        <w:tc>
+          <w:tcPr>
+            <w:tcW w:w="3862" w:type="dxa"/>
+          </w:tcPr>
+          <w:p>
+            <w:pPr>
+              <w:ind w:left="0"/>
+            </w:pPr>
+            <w:r>
+              <w:t>bsonDecimal::getStorageScale() const</w:t>
+            </w:r>
+          </w:p>
+        </w:tc>
+        <w:tc>
+          <w:tcPr>
+            <w:tcW w:w="2074" w:type="dxa"/>
+          </w:tcPr>
+          <w:p>
+            <w:pPr>
+              <w:ind w:left="0"/>
+              <w:rPr>
+                <w:rFonts w:hint="eastAsia"/>
+              </w:rPr>
+            </w:pPr>
+          </w:p>
+        </w:tc>
+        <w:tc>
+          <w:tcPr>
+            <w:tcW w:w="2229" w:type="dxa"/>
+          </w:tcPr>
+          <w:p>
+            <w:pPr>
+              <w:ind w:left="0"/>
+              <w:rPr>
+                <w:rFonts w:hint="eastAsia"/>
+              </w:rPr>
+            </w:pPr>
+          </w:p>
+        </w:tc>
+      </w:tr>
+      <w:tr>
+        <w:tc>
+          <w:tcPr>
+            <w:tcW w:w="3862" w:type="dxa"/>
+          </w:tcPr>
+          <w:p>
+            <w:pPr>
+              <w:ind w:left="0"/>
+            </w:pPr>
+            <w:r>
+              <w:t>bsonDecimal::getScale() const</w:t>
+            </w:r>
+          </w:p>
+        </w:tc>
+        <w:tc>
+          <w:tcPr>
+            <w:tcW w:w="2074" w:type="dxa"/>
+          </w:tcPr>
+          <w:p>
+            <w:pPr>
+              <w:ind w:left="0"/>
+              <w:rPr>
+                <w:rFonts w:hint="eastAsia"/>
+              </w:rPr>
+            </w:pPr>
+          </w:p>
+        </w:tc>
+        <w:tc>
+          <w:tcPr>
+            <w:tcW w:w="2229" w:type="dxa"/>
+          </w:tcPr>
+          <w:p>
+            <w:pPr>
+              <w:ind w:left="0"/>
+              <w:rPr>
+                <w:rFonts w:hint="eastAsia"/>
+              </w:rPr>
+            </w:pPr>
+          </w:p>
+        </w:tc>
+      </w:tr>
+      <w:tr>
+        <w:tc>
+          <w:tcPr>
+            <w:tcW w:w="3862" w:type="dxa"/>
+          </w:tcPr>
+          <w:p>
+            <w:pPr>
+              <w:ind w:left="0"/>
+            </w:pPr>
+            <w:r>
+              <w:t>bsonDecimal::getSign() const</w:t>
+            </w:r>
+          </w:p>
+        </w:tc>
+        <w:tc>
+          <w:tcPr>
+            <w:tcW w:w="2074" w:type="dxa"/>
+          </w:tcPr>
+          <w:p>
+            <w:pPr>
+              <w:ind w:left="0"/>
+              <w:rPr>
+                <w:rFonts w:hint="eastAsia"/>
+              </w:rPr>
+            </w:pPr>
+          </w:p>
+        </w:tc>
+        <w:tc>
+          <w:tcPr>
+            <w:tcW w:w="2229" w:type="dxa"/>
+          </w:tcPr>
+          <w:p>
+            <w:pPr>
+              <w:ind w:left="0"/>
+              <w:rPr>
+                <w:rFonts w:hint="eastAsia"/>
+              </w:rPr>
+            </w:pPr>
+          </w:p>
+        </w:tc>
+      </w:tr>
+      <w:tr>
+        <w:tc>
+          <w:tcPr>
+            <w:tcW w:w="3862" w:type="dxa"/>
+          </w:tcPr>
+          <w:p>
+            <w:pPr>
+              <w:ind w:left="0"/>
+            </w:pPr>
+            <w:r>
+              <w:t>bsonDecimal::getNdigit() const</w:t>
+            </w:r>
+          </w:p>
+        </w:tc>
+        <w:tc>
+          <w:tcPr>
+            <w:tcW w:w="2074" w:type="dxa"/>
+          </w:tcPr>
+          <w:p>
+            <w:pPr>
+              <w:ind w:left="0"/>
+              <w:rPr>
+                <w:rFonts w:hint="eastAsia"/>
+              </w:rPr>
+            </w:pPr>
+          </w:p>
+        </w:tc>
+        <w:tc>
+          <w:tcPr>
+            <w:tcW w:w="2229" w:type="dxa"/>
+          </w:tcPr>
+          <w:p>
+            <w:pPr>
+              <w:ind w:left="0"/>
+              <w:rPr>
+                <w:rFonts w:hint="eastAsia"/>
+              </w:rPr>
+            </w:pPr>
+          </w:p>
+        </w:tc>
+      </w:tr>
+      <w:tr>
+        <w:tc>
+          <w:tcPr>
+            <w:tcW w:w="3862" w:type="dxa"/>
+          </w:tcPr>
+          <w:p>
+            <w:pPr>
+              <w:ind w:left="0"/>
+            </w:pPr>
+            <w:r>
+              <w:t>bsonDecimal::getDigits() const</w:t>
+            </w:r>
+          </w:p>
+        </w:tc>
+        <w:tc>
+          <w:tcPr>
+            <w:tcW w:w="2074" w:type="dxa"/>
+          </w:tcPr>
+          <w:p>
+            <w:pPr>
+              <w:ind w:left="0"/>
+              <w:rPr>
+                <w:rFonts w:hint="eastAsia"/>
+              </w:rPr>
+            </w:pPr>
+          </w:p>
+        </w:tc>
+        <w:tc>
+          <w:tcPr>
+            <w:tcW w:w="2229" w:type="dxa"/>
+          </w:tcPr>
+          <w:p>
+            <w:pPr>
+              <w:ind w:left="0"/>
+              <w:rPr>
+                <w:rFonts w:hint="eastAsia"/>
+              </w:rPr>
+            </w:pPr>
+          </w:p>
+        </w:tc>
+      </w:tr>
+      <w:tr>
+        <w:tc>
+          <w:tcPr>
+            <w:tcW w:w="3862" w:type="dxa"/>
+          </w:tcPr>
+          <w:p>
+            <w:pPr>
+              <w:ind w:left="0"/>
+            </w:pPr>
+            <w:r>
+              <w:t>bsonDecimal::getSize() const</w:t>
+            </w:r>
+          </w:p>
+        </w:tc>
+        <w:tc>
+          <w:tcPr>
+            <w:tcW w:w="2074" w:type="dxa"/>
+          </w:tcPr>
+          <w:p>
+            <w:pPr>
+              <w:ind w:left="0"/>
+              <w:rPr>
+                <w:rFonts w:hint="eastAsia"/>
+              </w:rPr>
+            </w:pPr>
+          </w:p>
+        </w:tc>
+        <w:tc>
+          <w:tcPr>
+            <w:tcW w:w="2229" w:type="dxa"/>
+          </w:tcPr>
+          <w:p>
+            <w:pPr>
+              <w:ind w:left="0"/>
+              <w:rPr>
+                <w:rFonts w:hint="eastAsia"/>
+              </w:rPr>
+            </w:pPr>
+          </w:p>
+        </w:tc>
+      </w:tr>
+    </w:tbl>
+    <w:p>
+      <w:pPr>
+        <w:ind w:left="0"/>
+      </w:pPr>
+    </w:p>
+    <w:p>
+      <w:pPr>
+        <w:pStyle w:val="Heading3"/>
+        <w:rPr>
+          <w:rFonts w:hint="eastAsia"/>
+        </w:rPr>
+      </w:pPr>
+      <w:r>
+        <w:rPr>
+          <w:rFonts w:hint="eastAsia"/>
+        </w:rPr>
+        <w:t>fdw</w:t>
+      </w:r>
+    </w:p>
+    <w:p>
+      <w:pPr>
+        <w:rPr>
+          <w:rFonts w:hint="eastAsia"/>
+        </w:rPr>
+      </w:pPr>
+      <w:r>
+        <w:rPr>
+          <w:rFonts w:hint="eastAsia"/>
+        </w:rPr>
+        <w:t>fdw</w:t>
+      </w:r>
+      <w:r>
+        <w:rPr>
+          <w:rFonts w:hint="eastAsia"/>
+        </w:rPr>
+        <w:t>直接拷贝</w:t>
+      </w:r>
+      <w:r>
+        <w:rPr>
+          <w:rFonts w:hint="eastAsia"/>
+        </w:rPr>
+        <w:t>c</w:t>
+      </w:r>
+      <w:r>
+        <w:rPr>
+          <w:rFonts w:hint="eastAsia"/>
+        </w:rPr>
+        <w:t>的</w:t>
+      </w:r>
+      <w:r>
+        <w:rPr>
+          <w:rFonts w:hint="eastAsia"/>
+        </w:rPr>
+        <w:t>bson</w:t>
+      </w:r>
+      <w:r>
+        <w:rPr>
+          <w:rFonts w:hint="eastAsia"/>
+        </w:rPr>
+        <w:t>代码进行编译，需要调整</w:t>
+      </w:r>
+      <w:r>
+        <w:rPr>
+          <w:rFonts w:hint="eastAsia"/>
+        </w:rPr>
+        <w:t>fdw</w:t>
+      </w:r>
+      <w:r>
+        <w:rPr>
+          <w:rFonts w:hint="eastAsia"/>
+        </w:rPr>
+        <w:t>的编译脚本</w:t>
+      </w:r>
+      <w:r>
+        <w:rPr>
+          <w:rFonts w:hint="eastAsia"/>
+        </w:rPr>
+        <w:t>。兼容性</w:t>
+      </w:r>
+      <w:r>
+        <w:rPr>
+          <w:rFonts w:hint="eastAsia"/>
+        </w:rPr>
+        <w:t>问题</w:t>
+      </w:r>
+      <w:r>
+        <w:rPr>
+          <w:rFonts w:hint="eastAsia"/>
+        </w:rPr>
+        <w:t>遗留</w:t>
+      </w:r>
+    </w:p>
+    <w:p>
+      <w:pPr>
+        <w:pStyle w:val="Heading3"/>
+        <w:rPr>
+          <w:rFonts w:hint="eastAsia"/>
+        </w:rPr>
+      </w:pPr>
+      <w:r>
+        <w:rPr>
+          <w:rFonts w:hint="eastAsia"/>
+        </w:rPr>
+        <w:t>其他</w:t>
+      </w:r>
+    </w:p>
+    <w:p>
+      <w:r>
+        <w:rPr>
+          <w:rFonts w:hint="eastAsia"/>
+        </w:rPr>
+        <w:t>本次</w:t>
+      </w:r>
+      <w:r>
+        <w:rPr>
+          <w:rFonts w:hint="eastAsia"/>
+        </w:rPr>
+        <w:t>story</w:t>
+      </w:r>
+      <w:r>
+        <w:rPr>
+          <w:rFonts w:hint="eastAsia"/>
+        </w:rPr>
+        <w:t>不处理</w:t>
+      </w:r>
+    </w:p>
+    <w:p>
+      <w:pPr>
+        <w:rPr>
+          <w:color w:val="FF0000"/>
+        </w:rPr>
+      </w:pPr>
+      <w:r>
+        <w:rPr>
+          <w:rFonts w:hint="eastAsia"/>
+          <w:color w:val="FF0000"/>
+        </w:rPr>
+        <w:t>c#</w:t>
+      </w:r>
+    </w:p>
+    <w:p>
+      <w:pPr>
+        <w:rPr>
+          <w:color w:val="FF0000"/>
+        </w:rPr>
+      </w:pPr>
+      <w:r>
+        <w:rPr>
+          <w:rFonts w:hint="eastAsia"/>
+          <w:color w:val="FF0000"/>
+        </w:rPr>
+        <w:t>java</w:t>
+      </w:r>
+    </w:p>
+    <w:p>
+      <w:pPr>
+        <w:rPr>
+          <w:color w:val="FF0000"/>
+        </w:rPr>
+      </w:pPr>
+      <w:r>
+        <w:rPr>
+          <w:rFonts w:hint="eastAsia"/>
+          <w:color w:val="FF0000"/>
+        </w:rPr>
+        <w:t>python</w:t>
+      </w:r>
+    </w:p>
+    <w:p>
+      <w:pPr>
+        <w:rPr>
+          <w:color w:val="FF0000"/>
+        </w:rPr>
+      </w:pPr>
+      <w:r>
+        <w:rPr>
+          <w:rFonts w:hint="eastAsia"/>
+          <w:color w:val="FF0000"/>
+        </w:rPr>
+        <w:t>php</w:t>
+      </w:r>
+    </w:p>
+    <w:p>
+      <w:pPr>
+        <w:rPr>
+          <w:color w:val="FF0000"/>
+        </w:rPr>
+      </w:pPr>
+      <w:r>
+        <w:rPr>
+          <w:rFonts w:hint="eastAsia"/>
+          <w:color w:val="FF0000"/>
+        </w:rPr>
+        <w:t>js</w:t>
+      </w:r>
+    </w:p>
+    <w:p>
+      <w:pPr>
+        <w:rPr>
+          <w:color w:val="FF0000"/>
+        </w:rPr>
+      </w:pPr>
+      <w:r>
+        <w:rPr>
+          <w:rFonts w:hint="eastAsia"/>
+          <w:color w:val="FF0000"/>
+        </w:rPr>
+        <w:t>导入导出工具</w:t>
+      </w:r>
+    </w:p>
+    <w:p>
+      <w:pPr>
+        <w:rPr>
+          <w:color w:val="7F7F7F" w:themeColor="text1" w:themeTint="80"/>
+        </w:rPr>
+      </w:pPr>
+      <w:r>
+        <w:rPr>
+          <w:rFonts w:hint="eastAsia"/>
+          <w:color w:val="FF0000"/>
+        </w:rPr>
+        <w:t>csv</w:t>
+      </w:r>
+    </w:p>
+    <w:p>
+      <w:pPr>
+        <w:pStyle w:val="Heading2"/>
+      </w:pPr>
+      <w:r>
+        <w:rPr>
+          <w:rFonts w:hint="eastAsia"/>
+        </w:rPr>
+        <w:t>Story</w:t>
+      </w:r>
+      <w:r>
+        <w:rPr>
+          <w:rFonts w:hint="eastAsia"/>
+        </w:rPr>
+        <w:t>约束和依赖</w:t>
+      </w:r>
+    </w:p>
     <w:p/>
+    <w:p>
+      <w:pPr>
+        <w:pStyle w:val="Heading2"/>
+      </w:pPr>
+      <w:r>
+        <w:rPr>
+          <w:rFonts w:hint="eastAsia"/>
+        </w:rPr>
+        <w:lastRenderedPageBreak/>
+        <w:t xml:space="preserve">Story </w:t>
+      </w:r>
+      <w:r>
+        <w:rPr>
+          <w:rFonts w:hint="eastAsia"/>
+        </w:rPr>
+        <w:t>简单设计</w:t>
+      </w:r>
+    </w:p>
     <w:p>
       <w:pPr>
         <w:pStyle w:val="Heading3"/>
@@ -1767,76 +5601,7 @@
         <w:rPr>
           <w:rFonts w:hint="eastAsia"/>
         </w:rPr>
-        <w:t>C++</w:t>
-      </w:r>
-      <w:r>
-        <w:rPr>
-          <w:rFonts w:hint="eastAsia"/>
-        </w:rPr>
-        <w:t>驱动</w:t>
-      </w:r>
-    </w:p>
-    <w:p>
-      <w:r>
-        <w:rPr>
-          <w:rFonts w:hint="eastAsia"/>
-        </w:rPr>
-        <w:t>c++      bsonDecimal BSONElement::decimal()</w:t>
-      </w:r>
-      <w:r>
-        <w:rPr>
-          <w:rFonts w:hint="eastAsia"/>
-        </w:rPr>
-        <w:tab/>
-      </w:r>
-      <w:r>
-        <w:rPr>
-          <w:rFonts w:hint="eastAsia"/>
-        </w:rPr>
-        <w:t>获取</w:t>
-      </w:r>
-      <w:r>
-        <w:rPr>
-          <w:rFonts w:hint="eastAsia"/>
-        </w:rPr>
-        <w:t>decimal</w:t>
-      </w:r>
-    </w:p>
-    <w:p>
-      <w:pPr>
-        <w:ind w:leftChars="170" w:firstLineChars="450" w:firstLine="945"/>
-      </w:pPr>
-      <w:r>
-        <w:rPr>
-          <w:rFonts w:hint="eastAsia"/>
-        </w:rPr>
-        <w:t>void BSONElement::Val(bsonDecimal &amp;v)</w:t>
-      </w:r>
-      <w:r>
-        <w:rPr>
-          <w:rFonts w:hint="eastAsia"/>
-        </w:rPr>
-        <w:tab/>
-      </w:r>
-      <w:r>
-        <w:rPr>
-          <w:rFonts w:hint="eastAsia"/>
-        </w:rPr>
-        <w:t>获取</w:t>
-      </w:r>
-      <w:r>
-        <w:rPr>
-          <w:rFonts w:hint="eastAsia"/>
-        </w:rPr>
-        <w:t>decimal</w:t>
-      </w:r>
-    </w:p>
-    <w:p>
-      <w:pPr>
-        <w:ind w:leftChars="170" w:firstLineChars="450" w:firstLine="945"/>
-      </w:pPr>
-      <w:r>
-        <w:t>BSONObjBuilder::append(const StringData &amp;fieldname, bsonDecimal *decimal)</w:t>
+        <w:t>相关模块架构图</w:t>
       </w:r>
     </w:p>
     <w:p/>
@@ -1848,214 +5613,6 @@
         <w:rPr>
           <w:rFonts w:hint="eastAsia"/>
         </w:rPr>
-        <w:t>其他</w:t>
-      </w:r>
-    </w:p>
-    <w:p>
-      <w:pPr>
-        <w:rPr>
-          <w:color w:val="FF0000"/>
-        </w:rPr>
-      </w:pPr>
-      <w:r>
-        <w:rPr>
-          <w:rFonts w:hint="eastAsia"/>
-          <w:color w:val="FF0000"/>
-        </w:rPr>
-        <w:t>c#</w:t>
-      </w:r>
-    </w:p>
-    <w:p>
-      <w:pPr>
-        <w:rPr>
-          <w:color w:val="FF0000"/>
-        </w:rPr>
-      </w:pPr>
-      <w:r>
-        <w:rPr>
-          <w:rFonts w:hint="eastAsia"/>
-          <w:color w:val="FF0000"/>
-        </w:rPr>
-        <w:t>java</w:t>
-      </w:r>
-    </w:p>
-    <w:p>
-      <w:pPr>
-        <w:rPr>
-          <w:color w:val="FF0000"/>
-        </w:rPr>
-      </w:pPr>
-      <w:r>
-        <w:rPr>
-          <w:rFonts w:hint="eastAsia"/>
-          <w:color w:val="FF0000"/>
-        </w:rPr>
-        <w:t>python</w:t>
-      </w:r>
-    </w:p>
-    <w:p>
-      <w:pPr>
-        <w:rPr>
-          <w:color w:val="FF0000"/>
-        </w:rPr>
-      </w:pPr>
-      <w:r>
-        <w:rPr>
-          <w:rFonts w:hint="eastAsia"/>
-          <w:color w:val="FF0000"/>
-        </w:rPr>
-        <w:t>php</w:t>
-      </w:r>
-    </w:p>
-    <w:p>
-      <w:pPr>
-        <w:rPr>
-          <w:color w:val="FF0000"/>
-        </w:rPr>
-      </w:pPr>
-      <w:r>
-        <w:rPr>
-          <w:rFonts w:hint="eastAsia"/>
-          <w:color w:val="FF0000"/>
-        </w:rPr>
-        <w:t>js</w:t>
-      </w:r>
-    </w:p>
-    <w:p>
-      <w:pPr>
-        <w:rPr>
-          <w:color w:val="FF0000"/>
-        </w:rPr>
-      </w:pPr>
-      <w:r>
-        <w:rPr>
-          <w:rFonts w:hint="eastAsia"/>
-          <w:color w:val="FF0000"/>
-        </w:rPr>
-        <w:t>导入导出工具</w:t>
-      </w:r>
-    </w:p>
-    <w:p>
-      <w:pPr>
-        <w:rPr>
-          <w:color w:val="7F7F7F" w:themeColor="text1" w:themeTint="80"/>
-        </w:rPr>
-      </w:pPr>
-      <w:r>
-        <w:rPr>
-          <w:rFonts w:hint="eastAsia"/>
-          <w:color w:val="FF0000"/>
-        </w:rPr>
-        <w:t>csv</w:t>
-      </w:r>
-    </w:p>
-    <w:p/>
-    <w:p>
-      <w:pPr>
-        <w:pStyle w:val="Heading2"/>
-      </w:pPr>
-      <w:r>
-        <w:rPr>
-          <w:rFonts w:hint="eastAsia"/>
-        </w:rPr>
-        <w:t>Story</w:t>
-      </w:r>
-      <w:r>
-        <w:rPr>
-          <w:rFonts w:hint="eastAsia"/>
-        </w:rPr>
-        <w:t>约束和依赖</w:t>
-      </w:r>
-    </w:p>
-    <w:p>
-      <w:r>
-        <w:rPr>
-          <w:rFonts w:hint="eastAsia"/>
-        </w:rPr>
-        <w:t>fdw</w:t>
-      </w:r>
-      <w:r>
-        <w:rPr>
-          <w:rFonts w:hint="eastAsia"/>
-        </w:rPr>
-        <w:t>直接拷贝</w:t>
-      </w:r>
-      <w:r>
-        <w:rPr>
-          <w:rFonts w:hint="eastAsia"/>
-        </w:rPr>
-        <w:t>c</w:t>
-      </w:r>
-      <w:r>
-        <w:rPr>
-          <w:rFonts w:hint="eastAsia"/>
-        </w:rPr>
-        <w:t>的</w:t>
-      </w:r>
-      <w:r>
-        <w:rPr>
-          <w:rFonts w:hint="eastAsia"/>
-        </w:rPr>
-        <w:t>bson</w:t>
-      </w:r>
-      <w:r>
-        <w:rPr>
-          <w:rFonts w:hint="eastAsia"/>
-        </w:rPr>
-        <w:t>代码进行编译，需要调整</w:t>
-      </w:r>
-      <w:r>
-        <w:rPr>
-          <w:rFonts w:hint="eastAsia"/>
-        </w:rPr>
-        <w:t>fdw</w:t>
-      </w:r>
-      <w:r>
-        <w:rPr>
-          <w:rFonts w:hint="eastAsia"/>
-        </w:rPr>
-        <w:t>的编译脚本</w:t>
-      </w:r>
-    </w:p>
-    <w:p/>
-    <w:p>
-      <w:pPr>
-        <w:pStyle w:val="Heading2"/>
-      </w:pPr>
-      <w:r>
-        <w:rPr>
-          <w:rFonts w:hint="eastAsia"/>
-        </w:rPr>
-        <w:t xml:space="preserve">Story </w:t>
-      </w:r>
-      <w:r>
-        <w:rPr>
-          <w:rFonts w:hint="eastAsia"/>
-        </w:rPr>
-        <w:t>简单设计</w:t>
-      </w:r>
-    </w:p>
-    <w:p>
-      <w:pPr>
-        <w:pStyle w:val="Heading3"/>
-      </w:pPr>
-      <w:r>
-        <w:rPr>
-          <w:rFonts w:hint="eastAsia"/>
-        </w:rPr>
-        <w:t>相关模块架构图</w:t>
-      </w:r>
-    </w:p>
-    <w:p/>
-    <w:p>
-      <w:pPr>
-        <w:pStyle w:val="Heading3"/>
-      </w:pPr>
-      <w:r>
-        <w:rPr>
-          <w:rFonts w:hint="eastAsia"/>
-        </w:rPr>
-        <w:lastRenderedPageBreak/>
         <w:t>主要操作流程</w:t>
       </w:r>
     </w:p>
@@ -2672,20 +6229,18 @@
               </w:rPr>
               <w:t>、</w:t>
             </w:r>
-            <w:ins w:id="26" w:author="linyoubin" w:date="2016-03-25T15:45:00Z">
-              <w:r>
-                <w:rPr>
-                  <w:rFonts w:hint="eastAsia"/>
-                  <w:color w:val="1F497D" w:themeColor="text2"/>
-                </w:rPr>
-                <w:t>升级工具、</w:t>
-              </w:r>
-            </w:ins>
             <w:r>
               <w:rPr>
                 <w:rFonts w:hint="eastAsia"/>
                 <w:color w:val="1F497D" w:themeColor="text2"/>
               </w:rPr>
+              <w:t>升级工具、</w:t>
+            </w:r>
+            <w:r>
+              <w:rPr>
+                <w:rFonts w:hint="eastAsia"/>
+                <w:color w:val="1F497D" w:themeColor="text2"/>
+              </w:rPr>
               <w:t>更新以前的数据类型为</w:t>
             </w:r>
             <w:r>
@@ -2722,7 +6277,6 @@
             <w:pPr>
               <w:ind w:left="0"/>
               <w:rPr>
-                <w:ins w:id="27" w:author="linyoubin" w:date="2016-03-25T15:43:00Z"/>
                 <w:color w:val="1F497D" w:themeColor="text2"/>
               </w:rPr>
             </w:pPr>
@@ -2741,88 +6295,62 @@
                 <w:color w:val="1F497D" w:themeColor="text2"/>
               </w:rPr>
             </w:pPr>
-            <w:ins w:id="28" w:author="linyoubin" w:date="2016-03-25T15:43:00Z">
-              <w:r>
-                <w:rPr>
-                  <w:rFonts w:hint="eastAsia"/>
-                  <w:color w:val="1F497D" w:themeColor="text2"/>
-                </w:rPr>
-                <w:t>2</w:t>
-              </w:r>
-              <w:r>
-                <w:rPr>
-                  <w:rFonts w:hint="eastAsia"/>
-                  <w:color w:val="1F497D" w:themeColor="text2"/>
-                </w:rPr>
-                <w:t>、</w:t>
-              </w:r>
-            </w:ins>
-            <w:ins w:id="29" w:author="linyoubin" w:date="2016-03-25T15:45:00Z">
-              <w:r>
-                <w:rPr>
-                  <w:rFonts w:hint="eastAsia"/>
-                  <w:color w:val="1F497D" w:themeColor="text2"/>
-                </w:rPr>
-                <w:t>在</w:t>
-              </w:r>
-              <w:r>
-                <w:rPr>
-                  <w:rFonts w:hint="eastAsia"/>
-                  <w:color w:val="1F497D" w:themeColor="text2"/>
-                </w:rPr>
-                <w:t>fdw</w:t>
-              </w:r>
-              <w:r>
-                <w:rPr>
-                  <w:rFonts w:hint="eastAsia"/>
-                  <w:color w:val="1F497D" w:themeColor="text2"/>
-                </w:rPr>
-                <w:t>中</w:t>
-              </w:r>
-            </w:ins>
-            <w:ins w:id="30" w:author="linyoubin" w:date="2016-03-25T15:43:00Z">
-              <w:r>
-                <w:rPr>
-                  <w:rFonts w:hint="eastAsia"/>
-                  <w:color w:val="1F497D" w:themeColor="text2"/>
-                </w:rPr>
-                <w:t>根据</w:t>
-              </w:r>
-              <w:r>
-                <w:rPr>
-                  <w:rFonts w:hint="eastAsia"/>
-                  <w:color w:val="1F497D" w:themeColor="text2"/>
-                </w:rPr>
-                <w:t>sdb</w:t>
-              </w:r>
-            </w:ins>
-            <w:ins w:id="31" w:author="linyoubin" w:date="2016-03-25T15:44:00Z">
-              <w:r>
-                <w:rPr>
-                  <w:rFonts w:hint="eastAsia"/>
-                  <w:color w:val="1F497D" w:themeColor="text2"/>
-                </w:rPr>
-                <w:t xml:space="preserve"> collection</w:t>
-              </w:r>
-            </w:ins>
-            <w:ins w:id="32" w:author="linyoubin" w:date="2016-03-25T15:43:00Z">
-              <w:r>
-                <w:rPr>
-                  <w:rFonts w:hint="eastAsia"/>
-                  <w:color w:val="1F497D" w:themeColor="text2"/>
-                </w:rPr>
-                <w:t>的版本号</w:t>
-              </w:r>
-            </w:ins>
-            <w:ins w:id="33" w:author="linyoubin" w:date="2016-03-25T15:44:00Z">
-              <w:r>
-                <w:rPr>
-                  <w:rFonts w:hint="eastAsia"/>
-                  <w:color w:val="1F497D" w:themeColor="text2"/>
-                </w:rPr>
-                <w:t>做不同处理</w:t>
-              </w:r>
-            </w:ins>
+            <w:r>
+              <w:rPr>
+                <w:rFonts w:hint="eastAsia"/>
+                <w:color w:val="1F497D" w:themeColor="text2"/>
+              </w:rPr>
+              <w:t>2</w:t>
+            </w:r>
+            <w:r>
+              <w:rPr>
+                <w:rFonts w:hint="eastAsia"/>
+                <w:color w:val="1F497D" w:themeColor="text2"/>
+              </w:rPr>
+              <w:t>、</w:t>
+            </w:r>
+            <w:r>
+              <w:rPr>
+                <w:rFonts w:hint="eastAsia"/>
+                <w:color w:val="1F497D" w:themeColor="text2"/>
+              </w:rPr>
+              <w:t>在</w:t>
+            </w:r>
+            <w:r>
+              <w:rPr>
+                <w:rFonts w:hint="eastAsia"/>
+                <w:color w:val="1F497D" w:themeColor="text2"/>
+              </w:rPr>
+              <w:t>fdw</w:t>
+            </w:r>
+            <w:r>
+              <w:rPr>
+                <w:rFonts w:hint="eastAsia"/>
+                <w:color w:val="1F497D" w:themeColor="text2"/>
+              </w:rPr>
+              <w:t>中</w:t>
+            </w:r>
+            <w:r>
+              <w:rPr>
+                <w:rFonts w:hint="eastAsia"/>
+                <w:color w:val="1F497D" w:themeColor="text2"/>
+              </w:rPr>
+              <w:t>根据</w:t>
+            </w:r>
+            <w:r>
+              <w:rPr>
+                <w:rFonts w:hint="eastAsia"/>
+                <w:color w:val="1F497D" w:themeColor="text2"/>
+              </w:rPr>
+              <w:t>sdb collection</w:t>
+            </w:r>
+            <w:r>
+              <w:rPr>
+                <w:rFonts w:hint="eastAsia"/>
+                <w:color w:val="1F497D" w:themeColor="text2"/>
+              </w:rPr>
+              <w:t>的版本号做不同处理</w:t>
+            </w:r>
           </w:p>
         </w:tc>
       </w:tr>
@@ -2984,47 +6512,40 @@
             <w:pPr>
               <w:ind w:left="0"/>
             </w:pPr>
-            <w:ins w:id="34" w:author="linyoubin" w:date="2016-03-25T15:46:00Z">
-              <w:r>
-                <w:rPr>
-                  <w:rFonts w:hint="eastAsia"/>
-                </w:rPr>
-                <w:t>fdw</w:t>
-              </w:r>
-              <w:r>
-                <w:rPr>
-                  <w:rFonts w:hint="eastAsia"/>
-                </w:rPr>
-                <w:t>兼容性问题</w:t>
-              </w:r>
-            </w:ins>
-            <w:ins w:id="35" w:author="linyoubin" w:date="2016-04-12T13:59:00Z">
-              <w:r>
-                <w:rPr>
-                  <w:rFonts w:hint="eastAsia"/>
-                </w:rPr>
-                <w:t>（</w:t>
-              </w:r>
-              <w:r>
-                <w:rPr>
-                  <w:rFonts w:hint="eastAsia"/>
-                </w:rPr>
-                <w:t>sdbColumnTypesCompatible</w:t>
-              </w:r>
-              <w:r>
-                <w:rPr>
-                  <w:rFonts w:hint="eastAsia"/>
-                </w:rPr>
-                <w:t>）</w:t>
-              </w:r>
-            </w:ins>
-          </w:p>
-        </w:tc>
-      </w:tr>
-      <w:tr>
-        <w:trPr>
-          <w:ins w:id="36" w:author="linyoubin" w:date="2016-03-25T15:51:00Z"/>
-        </w:trPr>
+            <w:r>
+              <w:rPr>
+                <w:rFonts w:hint="eastAsia"/>
+              </w:rPr>
+              <w:t>fdw</w:t>
+            </w:r>
+            <w:r>
+              <w:rPr>
+                <w:rFonts w:hint="eastAsia"/>
+              </w:rPr>
+              <w:t>兼容性问题</w:t>
+            </w:r>
+            <w:r>
+              <w:rPr>
+                <w:rFonts w:hint="eastAsia"/>
+              </w:rPr>
+              <w:t>（</w:t>
+            </w:r>
+            <w:r>
+              <w:rPr>
+                <w:rFonts w:hint="eastAsia"/>
+              </w:rPr>
+              <w:t>sdbColumnTypesCompatible</w:t>
+            </w:r>
+            <w:r>
+              <w:rPr>
+                <w:rFonts w:hint="eastAsia"/>
+              </w:rPr>
+              <w:t>）</w:t>
+            </w:r>
+          </w:p>
+        </w:tc>
+      </w:tr>
+      <w:tr>
         <w:tc>
           <w:tcPr>
             <w:tcW w:w="885" w:type="dxa"/>
@@ -3032,9 +6553,6 @@
           <w:p>
             <w:pPr>
               <w:ind w:left="0"/>
-              <w:rPr>
-                <w:ins w:id="37" w:author="linyoubin" w:date="2016-03-25T15:51:00Z"/>
-              </w:rPr>
             </w:pPr>
           </w:p>
         </w:tc>
@@ -3045,9 +6563,6 @@
           <w:p>
             <w:pPr>
               <w:ind w:left="0"/>
-              <w:rPr>
-                <w:ins w:id="38" w:author="linyoubin" w:date="2016-03-25T15:51:00Z"/>
-              </w:rPr>
             </w:pPr>
           </w:p>
         </w:tc>
@@ -3058,30 +6573,25 @@
           <w:p>
             <w:pPr>
               <w:ind w:left="0"/>
-              <w:rPr>
-                <w:ins w:id="39" w:author="linyoubin" w:date="2016-03-25T15:51:00Z"/>
-              </w:rPr>
-            </w:pPr>
-            <w:ins w:id="40" w:author="linyoubin" w:date="2016-03-25T15:51:00Z">
-              <w:r>
-                <w:rPr>
-                  <w:rFonts w:hint="eastAsia"/>
-                </w:rPr>
-                <w:t>shell</w:t>
-              </w:r>
-              <w:r>
-                <w:rPr>
-                  <w:rFonts w:hint="eastAsia"/>
-                </w:rPr>
-                <w:t>仿照</w:t>
-              </w:r>
-              <w:r>
-                <w:rPr>
-                  <w:rFonts w:hint="eastAsia"/>
-                </w:rPr>
-                <w:t>numberlong</w:t>
-              </w:r>
-            </w:ins>
+            </w:pPr>
+            <w:r>
+              <w:rPr>
+                <w:rFonts w:hint="eastAsia"/>
+              </w:rPr>
+              <w:t>shell</w:t>
+            </w:r>
+            <w:r>
+              <w:rPr>
+                <w:rFonts w:hint="eastAsia"/>
+              </w:rPr>
+              <w:t>仿照</w:t>
+            </w:r>
+            <w:r>
+              <w:rPr>
+                <w:rFonts w:hint="eastAsia"/>
+              </w:rPr>
+              <w:t>numberlong</w:t>
+            </w:r>
           </w:p>
         </w:tc>
       </w:tr>
@@ -3251,14 +6761,7 @@
               <w:rPr>
                 <w:rFonts w:hint="eastAsia"/>
               </w:rPr>
-              <w:t>正常</w:t>
-            </w:r>
-            <w:r>
-              <w:rPr>
-                <w:rFonts w:hint="eastAsia"/>
-              </w:rPr>
-              <w:lastRenderedPageBreak/>
-              <w:t>读写</w:t>
+              <w:t>正常读写</w:t>
             </w:r>
           </w:p>
         </w:tc>
@@ -3274,7 +6777,6 @@
               <w:rPr>
                 <w:rFonts w:hint="eastAsia"/>
               </w:rPr>
-              <w:lastRenderedPageBreak/>
               <w:t>1.sdb shell</w:t>
             </w:r>
             <w:r>
@@ -3299,7 +6801,6 @@
               <w:rPr>
                 <w:rFonts w:hint="eastAsia"/>
               </w:rPr>
-              <w:lastRenderedPageBreak/>
               <w:t>db.cs.cl.insert({a:{$decimal:"123.456"}})</w:t>
             </w:r>
           </w:p>
@@ -3313,44 +6814,24 @@
               </w:rPr>
               <w:t>db.cs.cl.insert({a:{$decimal:"123.456", $</w:t>
             </w:r>
-            <w:ins w:id="41" w:author="linyoubin" w:date="2016-03-25T15:48:00Z">
-              <w:r>
-                <w:rPr>
-                  <w:rFonts w:hint="eastAsia"/>
-                </w:rPr>
-                <w:t>precision</w:t>
-              </w:r>
-            </w:ins>
-            <w:del w:id="42" w:author="linyoubin" w:date="2016-03-25T15:48:00Z">
-              <w:r>
-                <w:rPr>
-                  <w:rFonts w:hint="eastAsia"/>
-                </w:rPr>
-                <w:delText>options</w:delText>
-              </w:r>
-            </w:del>
+            <w:r>
+              <w:rPr>
+                <w:rFonts w:hint="eastAsia"/>
+              </w:rPr>
+              <w:t>precision</w:t>
+            </w:r>
             <w:r>
               <w:rPr>
                 <w:rFonts w:hint="eastAsia"/>
               </w:rPr>
               <w:t>:</w:t>
             </w:r>
-            <w:del w:id="43" w:author="linyoubin" w:date="2016-03-25T15:47:00Z">
-              <w:r>
-                <w:rPr>
-                  <w:rFonts w:hint="eastAsia"/>
-                </w:rPr>
-                <w:delText>{precision:10,scale:6}</w:delText>
-              </w:r>
-            </w:del>
-            <w:ins w:id="44" w:author="linyoubin" w:date="2016-03-25T15:47:00Z">
-              <w:r>
-                <w:rPr>
-                  <w:rFonts w:hint="eastAsia"/>
-                </w:rPr>
-                <w:t>[10,6]</w:t>
-              </w:r>
-            </w:ins>
+            <w:r>
+              <w:rPr>
+                <w:rFonts w:hint="eastAsia"/>
+              </w:rPr>
+              <w:t>[10,6]</w:t>
+            </w:r>
             <w:r>
               <w:rPr>
                 <w:rFonts w:hint="eastAsia"/>
@@ -3400,15 +6881,7 @@
               <w:rPr>
                 <w:rFonts w:hint="eastAsia"/>
               </w:rPr>
-              <w:lastRenderedPageBreak/>
-              <w:t>正常读</w:t>
-            </w:r>
-            <w:r>
-              <w:rPr>
-                <w:rFonts w:hint="eastAsia"/>
-              </w:rPr>
-              <w:lastRenderedPageBreak/>
-              <w:t>写</w:t>
+              <w:t>正常读写</w:t>
             </w:r>
           </w:p>
         </w:tc>
@@ -3426,7 +6899,6 @@
               <w:rPr>
                 <w:rFonts w:hint="eastAsia"/>
               </w:rPr>
-              <w:lastRenderedPageBreak/>
               <w:t>Story.decimal.001.</w:t>
             </w:r>
             <w:r>
@@ -3702,9 +7174,6 @@
         </w:tc>
       </w:tr>
       <w:tr>
-        <w:trPr>
-          <w:ins w:id="45" w:author="linyoubin" w:date="2016-03-25T15:51:00Z"/>
-        </w:trPr>
         <w:tc>
           <w:tcPr>
             <w:tcW w:w="2490" w:type="dxa"/>
@@ -3712,26 +7181,19 @@
           <w:p>
             <w:pPr>
               <w:ind w:left="0"/>
-              <w:rPr>
-                <w:ins w:id="46" w:author="linyoubin" w:date="2016-03-25T15:51:00Z"/>
-              </w:rPr>
-            </w:pPr>
-            <w:ins w:id="47" w:author="linyoubin" w:date="2016-03-25T15:51:00Z">
-              <w:r>
-                <w:rPr>
-                  <w:rFonts w:hint="eastAsia"/>
-                </w:rPr>
-                <w:t>索引、切分</w:t>
-              </w:r>
-            </w:ins>
-            <w:ins w:id="48" w:author="linyoubin" w:date="2016-04-06T09:13:00Z">
-              <w:r>
-                <w:rPr>
-                  <w:rFonts w:hint="eastAsia"/>
-                </w:rPr>
-                <w:t>、大小端</w:t>
-              </w:r>
-            </w:ins>
+            </w:pPr>
+            <w:r>
+              <w:rPr>
+                <w:rFonts w:hint="eastAsia"/>
+              </w:rPr>
+              <w:t>索引、切分</w:t>
+            </w:r>
+            <w:r>
+              <w:rPr>
+                <w:rFonts w:hint="eastAsia"/>
+              </w:rPr>
+              <w:t>、大小端</w:t>
+            </w:r>
           </w:p>
         </w:tc>
         <w:tc>
@@ -3741,9 +7203,6 @@
           <w:p>
             <w:pPr>
               <w:ind w:left="0"/>
-              <w:rPr>
-                <w:ins w:id="49" w:author="linyoubin" w:date="2016-03-25T15:51:00Z"/>
-              </w:rPr>
             </w:pPr>
           </w:p>
         </w:tc>
@@ -3754,9 +7213,6 @@
           <w:p>
             <w:pPr>
               <w:ind w:left="0"/>
-              <w:rPr>
-                <w:ins w:id="50" w:author="linyoubin" w:date="2016-03-25T15:51:00Z"/>
-              </w:rPr>
             </w:pPr>
           </w:p>
         </w:tc>
@@ -3767,9 +7223,6 @@
           <w:p>
             <w:pPr>
               <w:ind w:left="0"/>
-              <w:rPr>
-                <w:ins w:id="51" w:author="linyoubin" w:date="2016-03-25T15:51:00Z"/>
-              </w:rPr>
             </w:pPr>
           </w:p>
         </w:tc>
@@ -3913,6 +7366,12 @@
             <w:pPr>
               <w:ind w:left="0"/>
             </w:pPr>
+            <w:r>
+              <w:rPr>
+                <w:rFonts w:hint="eastAsia"/>
+              </w:rPr>
+              <w:t>Y</w:t>
+            </w:r>
           </w:p>
         </w:tc>
         <w:tc>
@@ -3951,6 +7410,12 @@
             <w:pPr>
               <w:ind w:left="0"/>
             </w:pPr>
+            <w:r>
+              <w:rPr>
+                <w:rFonts w:hint="eastAsia"/>
+              </w:rPr>
+              <w:t>Y</w:t>
+            </w:r>
           </w:p>
         </w:tc>
         <w:tc>
@@ -3995,6 +7460,12 @@
             <w:pPr>
               <w:ind w:left="0"/>
             </w:pPr>
+            <w:r>
+              <w:rPr>
+                <w:rFonts w:hint="eastAsia"/>
+              </w:rPr>
+              <w:t>Y</w:t>
+            </w:r>
           </w:p>
         </w:tc>
         <w:tc>
@@ -4033,6 +7504,12 @@
             <w:pPr>
               <w:ind w:left="0"/>
             </w:pPr>
+            <w:r>
+              <w:rPr>
+                <w:rFonts w:hint="eastAsia"/>
+              </w:rPr>
+              <w:t>Y</w:t>
+            </w:r>
           </w:p>
         </w:tc>
         <w:tc>
@@ -4071,6 +7548,12 @@
             <w:pPr>
               <w:ind w:left="0"/>
             </w:pPr>
+            <w:r>
+              <w:rPr>
+                <w:rFonts w:hint="eastAsia"/>
+              </w:rPr>
+              <w:t>Y</w:t>
+            </w:r>
           </w:p>
         </w:tc>
         <w:tc>
@@ -4109,6 +7592,12 @@
             <w:pPr>
               <w:ind w:left="0"/>
             </w:pPr>
+            <w:r>
+              <w:rPr>
+                <w:rFonts w:hint="eastAsia"/>
+              </w:rPr>
+              <w:t>Y</w:t>
+            </w:r>
           </w:p>
         </w:tc>
         <w:tc>
@@ -4147,6 +7636,12 @@
             <w:pPr>
               <w:ind w:left="0"/>
             </w:pPr>
+            <w:r>
+              <w:rPr>
+                <w:rFonts w:hint="eastAsia"/>
+              </w:rPr>
+              <w:t>Y</w:t>
+            </w:r>
           </w:p>
         </w:tc>
         <w:tc>
@@ -4157,6 +7652,18 @@
             <w:pPr>
               <w:ind w:left="0"/>
             </w:pPr>
+            <w:r>
+              <w:rPr>
+                <w:rFonts w:hint="eastAsia"/>
+              </w:rPr>
+              <w:t>仅</w:t>
+            </w:r>
+            <w:r>
+              <w:rPr>
+                <w:rFonts w:hint="eastAsia"/>
+              </w:rPr>
+              <w:t>c/c++</w:t>
+            </w:r>
           </w:p>
         </w:tc>
       </w:tr>
@@ -4185,6 +7692,12 @@
             <w:pPr>
               <w:ind w:left="0"/>
             </w:pPr>
+            <w:r>
+              <w:rPr>
+                <w:rFonts w:hint="eastAsia"/>
+              </w:rPr>
+              <w:t>Y</w:t>
+            </w:r>
           </w:p>
         </w:tc>
         <w:tc>
@@ -4229,6 +7742,12 @@
             <w:pPr>
               <w:ind w:left="0"/>
             </w:pPr>
+            <w:r>
+              <w:rPr>
+                <w:rFonts w:hint="eastAsia"/>
+              </w:rPr>
+              <w:t>Y</w:t>
+            </w:r>
           </w:p>
         </w:tc>
         <w:tc>
@@ -4498,6 +8017,7 @@
               <w:ind w:left="0"/>
             </w:pPr>
             <w:r>
+              <w:lastRenderedPageBreak/>
               <w:t>S</w:t>
             </w:r>
             <w:r>
@@ -4617,67 +8137,6 @@
           <w:rFonts w:hint="eastAsia"/>
         </w:rPr>
         <w:t>举例</w:t>
-      </w:r>
-    </w:p>
-  </w:comment>
-  <w:comment w:id="14" w:author="linyoubin" w:date="2016-03-25T15:22:00Z" w:initials="l">
-    <w:p>
-      <w:pPr>
-        <w:pStyle w:val="CommentText"/>
-      </w:pPr>
-      <w:r>
-        <w:rPr>
-          <w:rStyle w:val="CommentReference"/>
-        </w:rPr>
-        <w:annotationRef/>
-      </w:r>
-      <w:r>
-        <w:rPr>
-          <w:rFonts w:hint="eastAsia"/>
-        </w:rPr>
-        <w:t>仿照</w:t>
-      </w:r>
-      <w:r>
-        <w:rPr>
-          <w:rFonts w:hint="eastAsia"/>
-        </w:rPr>
-        <w:t>common.c</w:t>
-      </w:r>
-      <w:r>
-        <w:rPr>
-          <w:rFonts w:hint="eastAsia"/>
-        </w:rPr>
-        <w:t>让</w:t>
-      </w:r>
-      <w:r>
-        <w:rPr>
-          <w:rFonts w:hint="eastAsia"/>
-        </w:rPr>
-        <w:t>decimal.c</w:t>
-      </w:r>
-      <w:r>
-        <w:rPr>
-          <w:rFonts w:hint="eastAsia"/>
-        </w:rPr>
-        <w:t>同时给</w:t>
-      </w:r>
-      <w:r>
-        <w:rPr>
-          <w:rFonts w:hint="eastAsia"/>
-        </w:rPr>
-        <w:t>c</w:t>
-      </w:r>
-      <w:r>
-        <w:rPr>
-          <w:rFonts w:hint="eastAsia"/>
-        </w:rPr>
-        <w:t>驱动和</w:t>
-      </w:r>
-      <w:r>
-        <w:rPr>
-          <w:rFonts w:hint="eastAsia"/>
-        </w:rPr>
-        <w:t>c++</w:t>
       </w:r>
     </w:p>
   </w:comment>
